--- a/rediseno_2026/5. Admisión, promoción y graduación.docx
+++ b/rediseno_2026/5. Admisión, promoción y graduación.docx
@@ -74,7 +74,7 @@
           <w:i w:val="0"/>
           <w:sz w:val="20"/>
         </w:rPr>
-        <w:t>Este punto establece las condiciones de admisión, permanencia, promoción y graduación del Plan de Estudios 2027. Para cada proceso se resume el diagnóstico de la situación actual y se definen las medidas del nuevo plan, orientadas a reducir la deserción temprana, flexibilizar la promoción y agilizar la graduación, en concordancia con el Reglamento del Régimen Estudiantil de la Universidad Boliviana, la normativa de la UMSA y la IES 1 de la IFAC.</w:t>
+        <w:t>Este punto establece las condiciones de admisión, permanencia, promoción y graduación del Plan de Estudios 2027. Para cada proceso se resume el diagnóstico de la situación actual y se definen las medidas del nuevo plan, orientadas a reducir la deserción temprana, flexibilizar la promoción y agilizar la graduación, en concordancia con el Reglamento del Régimen Académico Estudiantil del Sistema de la Universidad Boliviana, la normativa de la UMSA y la IES 1 de la IFAC.</w:t>
       </w:r>
     </w:p>
     <w:p>
@@ -263,7 +263,7 @@
           <w:i w:val="0"/>
           <w:sz w:val="20"/>
         </w:rPr>
-        <w:t>La admisión se rige por el Reglamento del Régimen Estudiantil de la Universidad Boliviana y por el Reglamento de Admisión Facultativa aprobado mediante Resolución HCU N.º 184/98, de 9 de septiembre de 1998. En el marco de la gratuidad, la equidad, la transparencia y la meritocracia, la Carrera reconoce tres modalidades de admisión:</w:t>
+        <w:t>La admisión se rige por el Capítulo II del Reglamento del Régimen Académico Estudiantil del Sistema de la Universidad Boliviana y por el Reglamento de Admisión Facultativa aprobado mediante Resolución HCU N.º 184/98, de 9 de septiembre de 1998. El Artículo 4 de ese reglamento define la admisión como el procedimiento por el cual el postulante adquiere la condición de estudiante regular, y el Artículo 6 dispone que las modalidades de admisión sean gratuitas o que, de tener un costo, este no exceda el importe que demande su realización. En el marco de la gratuidad, la equidad, la transparencia y la meritocracia, la Carrera aplica las tres modalidades que establece ese artículo:</w:t>
       </w:r>
     </w:p>
     <w:p>
@@ -290,8 +290,9 @@
         <w:tblLook w:firstColumn="1" w:firstRow="1" w:lastColumn="0" w:lastRow="0" w:noHBand="0" w:noVBand="1" w:val="04A0"/>
       </w:tblPr>
       <w:tblGrid>
-        <w:gridCol w:w="2551"/>
-        <w:gridCol w:w="6520"/>
+        <w:gridCol w:w="2041"/>
+        <w:gridCol w:w="5443"/>
+        <w:gridCol w:w="1587"/>
       </w:tblGrid>
       <w:tr>
         <w:trPr>
@@ -299,7 +300,7 @@
         </w:trPr>
         <w:tc>
           <w:tcPr>
-            <w:tcW w:type="dxa" w:w="2551"/>
+            <w:tcW w:type="dxa" w:w="2041"/>
             <w:tcBorders>
               <w:top w:val="single" w:sz="4" w:space="0" w:color="4472C4"/>
               <w:left w:val="single" w:sz="4" w:space="0" w:color="4472C4"/>
@@ -328,7 +329,7 @@
         </w:tc>
         <w:tc>
           <w:tcPr>
-            <w:tcW w:type="dxa" w:w="6520"/>
+            <w:tcW w:type="dxa" w:w="5443"/>
             <w:tcBorders>
               <w:top w:val="single" w:sz="4" w:space="0" w:color="4472C4"/>
               <w:left w:val="single" w:sz="4" w:space="0" w:color="4472C4"/>
@@ -355,11 +356,40 @@
             </w:r>
           </w:p>
         </w:tc>
+        <w:tc>
+          <w:tcPr>
+            <w:tcW w:type="dxa" w:w="1587"/>
+            <w:tcBorders>
+              <w:top w:val="single" w:sz="4" w:space="0" w:color="4472C4"/>
+              <w:left w:val="single" w:sz="4" w:space="0" w:color="4472C4"/>
+              <w:bottom w:val="single" w:sz="4" w:space="0" w:color="4472C4"/>
+              <w:right w:val="single" w:sz="4" w:space="0" w:color="4472C4"/>
+            </w:tcBorders>
+            <w:shd w:val="clear" w:color="auto" w:fill="4472C4"/>
+            <w:vAlign w:val="center"/>
+          </w:tcPr>
+          <w:p>
+            <w:pPr>
+              <w:spacing w:before="0" w:after="0" w:line="240" w:lineRule="auto"/>
+              <w:jc w:val="center"/>
+            </w:pPr>
+            <w:r>
+              <w:rPr>
+                <w:rFonts w:ascii="Century Gothic" w:hAnsi="Century Gothic" w:cs="Century Gothic" w:eastAsia="Century Gothic"/>
+                <w:b/>
+                <w:i w:val="0"/>
+                <w:color w:val="FFFFFF"/>
+                <w:sz w:val="20"/>
+              </w:rPr>
+              <w:t>Base normativa</w:t>
+            </w:r>
+          </w:p>
+        </w:tc>
       </w:tr>
       <w:tr>
         <w:tc>
           <w:tcPr>
-            <w:tcW w:type="dxa" w:w="2551"/>
+            <w:tcW w:type="dxa" w:w="2041"/>
             <w:tcBorders>
               <w:top w:val="single" w:sz="4" w:space="0" w:color="8EAADB"/>
               <w:left w:val="single" w:sz="4" w:space="0" w:color="8EAADB"/>
@@ -372,7 +402,7 @@
           <w:p>
             <w:pPr>
               <w:spacing w:before="0" w:after="0" w:line="240" w:lineRule="auto"/>
-              <w:jc w:val="left"/>
+              <w:jc w:val="both"/>
             </w:pPr>
             <w:r>
               <w:rPr>
@@ -387,7 +417,7 @@
         </w:tc>
         <w:tc>
           <w:tcPr>
-            <w:tcW w:type="dxa" w:w="6520"/>
+            <w:tcW w:type="dxa" w:w="5443"/>
             <w:tcBorders>
               <w:top w:val="single" w:sz="4" w:space="0" w:color="8EAADB"/>
               <w:left w:val="single" w:sz="4" w:space="0" w:color="8EAADB"/>
@@ -400,7 +430,7 @@
           <w:p>
             <w:pPr>
               <w:spacing w:before="0" w:after="0" w:line="240" w:lineRule="auto"/>
-              <w:jc w:val="left"/>
+              <w:jc w:val="both"/>
             </w:pPr>
             <w:r>
               <w:rPr>
@@ -409,15 +439,13 @@
                 <w:i w:val="0"/>
                 <w:sz w:val="20"/>
               </w:rPr>
-              <w:t>Evaluación presencial de conocimientos básicos de matemáticas, lenguaje, lógica y entorno socioeconómico, que habilita al bachiller para iniciar estudios sin cursar el curso prefacultativo</w:t>
+              <w:t>Prueba de conocimientos y diagnóstico psicotécnico, según el área de estudios, la Facultad o la Carrera, que permite al bachiller iniciar estudios sin cursar el curso prefacultativo. La Universidad publica oportunamente su cronograma, contenidos mínimos y bibliografía de referencia</w:t>
             </w:r>
           </w:p>
         </w:tc>
-      </w:tr>
-      <w:tr>
         <w:tc>
           <w:tcPr>
-            <w:tcW w:type="dxa" w:w="2551"/>
+            <w:tcW w:type="dxa" w:w="1587"/>
             <w:tcBorders>
               <w:top w:val="single" w:sz="4" w:space="0" w:color="8EAADB"/>
               <w:left w:val="single" w:sz="4" w:space="0" w:color="8EAADB"/>
@@ -430,7 +458,7 @@
           <w:p>
             <w:pPr>
               <w:spacing w:before="0" w:after="0" w:line="240" w:lineRule="auto"/>
-              <w:jc w:val="left"/>
+              <w:jc w:val="both"/>
             </w:pPr>
             <w:r>
               <w:rPr>
@@ -439,13 +467,15 @@
                 <w:i w:val="0"/>
                 <w:sz w:val="20"/>
               </w:rPr>
-              <w:t>Curso Prefacultativo, CPF</w:t>
+              <w:t>Artículos 8 a 10</w:t>
             </w:r>
           </w:p>
         </w:tc>
+      </w:tr>
+      <w:tr>
         <w:tc>
           <w:tcPr>
-            <w:tcW w:type="dxa" w:w="6520"/>
+            <w:tcW w:type="dxa" w:w="2041"/>
             <w:tcBorders>
               <w:top w:val="single" w:sz="4" w:space="0" w:color="8EAADB"/>
               <w:left w:val="single" w:sz="4" w:space="0" w:color="8EAADB"/>
@@ -458,7 +488,7 @@
           <w:p>
             <w:pPr>
               <w:spacing w:before="0" w:after="0" w:line="240" w:lineRule="auto"/>
-              <w:jc w:val="left"/>
+              <w:jc w:val="both"/>
             </w:pPr>
             <w:r>
               <w:rPr>
@@ -467,15 +497,13 @@
                 <w:i w:val="0"/>
                 <w:sz w:val="20"/>
               </w:rPr>
-              <w:t>Programa intensivo de nivelación que fortalece las capacidades, las aptitudes y el razonamiento lógico de los postulantes, con clases, pruebas parciales, trabajos prácticos y una evaluación final</w:t>
+              <w:t>Curso Prefacultativo, CPF, denominado Curso Pre-Universitario en el reglamento</w:t>
             </w:r>
           </w:p>
         </w:tc>
-      </w:tr>
-      <w:tr>
         <w:tc>
           <w:tcPr>
-            <w:tcW w:type="dxa" w:w="2551"/>
+            <w:tcW w:type="dxa" w:w="5443"/>
             <w:tcBorders>
               <w:top w:val="single" w:sz="4" w:space="0" w:color="8EAADB"/>
               <w:left w:val="single" w:sz="4" w:space="0" w:color="8EAADB"/>
@@ -488,7 +516,65 @@
           <w:p>
             <w:pPr>
               <w:spacing w:before="0" w:after="0" w:line="240" w:lineRule="auto"/>
-              <w:jc w:val="left"/>
+              <w:jc w:val="both"/>
+            </w:pPr>
+            <w:r>
+              <w:rPr>
+                <w:rFonts w:ascii="Century Gothic" w:hAnsi="Century Gothic" w:cs="Century Gothic" w:eastAsia="Century Gothic"/>
+                <w:b w:val="0"/>
+                <w:i w:val="0"/>
+                <w:sz w:val="20"/>
+              </w:rPr>
+              <w:t>Curso que fortalece las capacidades cognoscitivas y las aptitudes de los postulantes y les otorga instrumentos básicos para los estudios superiores, con actividades de nivelación, pruebas parciales, trabajos prácticos y una evaluación final</w:t>
+            </w:r>
+          </w:p>
+        </w:tc>
+        <w:tc>
+          <w:tcPr>
+            <w:tcW w:type="dxa" w:w="1587"/>
+            <w:tcBorders>
+              <w:top w:val="single" w:sz="4" w:space="0" w:color="8EAADB"/>
+              <w:left w:val="single" w:sz="4" w:space="0" w:color="8EAADB"/>
+              <w:bottom w:val="single" w:sz="4" w:space="0" w:color="8EAADB"/>
+              <w:right w:val="single" w:sz="4" w:space="0" w:color="8EAADB"/>
+            </w:tcBorders>
+            <w:shd w:val="clear" w:color="auto" w:fill="D9E2F3"/>
+            <w:vAlign w:val="top"/>
+          </w:tcPr>
+          <w:p>
+            <w:pPr>
+              <w:spacing w:before="0" w:after="0" w:line="240" w:lineRule="auto"/>
+              <w:jc w:val="both"/>
+            </w:pPr>
+            <w:r>
+              <w:rPr>
+                <w:rFonts w:ascii="Century Gothic" w:hAnsi="Century Gothic" w:cs="Century Gothic" w:eastAsia="Century Gothic"/>
+                <w:b w:val="0"/>
+                <w:i w:val="0"/>
+                <w:sz w:val="20"/>
+              </w:rPr>
+              <w:t>Artículos 11 y 12</w:t>
+            </w:r>
+          </w:p>
+        </w:tc>
+      </w:tr>
+      <w:tr>
+        <w:tc>
+          <w:tcPr>
+            <w:tcW w:type="dxa" w:w="2041"/>
+            <w:tcBorders>
+              <w:top w:val="single" w:sz="4" w:space="0" w:color="8EAADB"/>
+              <w:left w:val="single" w:sz="4" w:space="0" w:color="8EAADB"/>
+              <w:bottom w:val="single" w:sz="4" w:space="0" w:color="8EAADB"/>
+              <w:right w:val="single" w:sz="4" w:space="0" w:color="8EAADB"/>
+            </w:tcBorders>
+            <w:shd w:val="clear" w:color="auto" w:fill="D9E2F3"/>
+            <w:vAlign w:val="top"/>
+          </w:tcPr>
+          <w:p>
+            <w:pPr>
+              <w:spacing w:before="0" w:after="0" w:line="240" w:lineRule="auto"/>
+              <w:jc w:val="both"/>
             </w:pPr>
             <w:r>
               <w:rPr>
@@ -503,7 +589,7 @@
         </w:tc>
         <w:tc>
           <w:tcPr>
-            <w:tcW w:type="dxa" w:w="6520"/>
+            <w:tcW w:type="dxa" w:w="5443"/>
             <w:tcBorders>
               <w:top w:val="single" w:sz="4" w:space="0" w:color="8EAADB"/>
               <w:left w:val="single" w:sz="4" w:space="0" w:color="8EAADB"/>
@@ -516,7 +602,7 @@
           <w:p>
             <w:pPr>
               <w:spacing w:before="0" w:after="0" w:line="240" w:lineRule="auto"/>
-              <w:jc w:val="left"/>
+              <w:jc w:val="both"/>
             </w:pPr>
             <w:r>
               <w:rPr>
@@ -525,7 +611,35 @@
                 <w:i w:val="0"/>
                 <w:sz w:val="20"/>
               </w:rPr>
-              <w:t>Procedimiento que exime de la PSA o del CPF a quienes acreditan, entre otros: título de licenciatura o de técnico superior del Sistema de la Universidad Boliviana; egreso de colegios militares, de la Universidad Policial o de escuelas superiores de formación de maestros; excelencia académica como bachiller; premios en olimpiadas científicas, culturales o deportivas; o pertenencia a programas de inclusión de pueblos indígena originarios o de personas con discapacidad, conforme a la normativa de la UMSA y del Sistema</w:t>
+              <w:t>Procedimiento que exime de la PSA o del CPF a quienes acreditan, entre otros: título de licenciatura o de técnico superior del Sistema de la Universidad Boliviana; egreso de colegios militares, de la Universidad Policial o de escuelas superiores de formación de maestros; excelencia académica como bachiller; premios en eventos científicos, culturales o deportivos; discapacidad; o pertenencia a pueblos originarios y campesinos que merezcan especial apoyo. Está sujeta a la reglamentación específica de la UMSA y a los convenios del Sistema</w:t>
+            </w:r>
+          </w:p>
+        </w:tc>
+        <w:tc>
+          <w:tcPr>
+            <w:tcW w:type="dxa" w:w="1587"/>
+            <w:tcBorders>
+              <w:top w:val="single" w:sz="4" w:space="0" w:color="8EAADB"/>
+              <w:left w:val="single" w:sz="4" w:space="0" w:color="8EAADB"/>
+              <w:bottom w:val="single" w:sz="4" w:space="0" w:color="8EAADB"/>
+              <w:right w:val="single" w:sz="4" w:space="0" w:color="8EAADB"/>
+            </w:tcBorders>
+            <w:shd w:val="clear" w:color="auto" w:fill="D9E2F3"/>
+            <w:vAlign w:val="top"/>
+          </w:tcPr>
+          <w:p>
+            <w:pPr>
+              <w:spacing w:before="0" w:after="0" w:line="240" w:lineRule="auto"/>
+              <w:jc w:val="both"/>
+            </w:pPr>
+            <w:r>
+              <w:rPr>
+                <w:rFonts w:ascii="Century Gothic" w:hAnsi="Century Gothic" w:cs="Century Gothic" w:eastAsia="Century Gothic"/>
+                <w:b w:val="0"/>
+                <w:i w:val="0"/>
+                <w:sz w:val="20"/>
+              </w:rPr>
+              <w:t>Artículo 13</w:t>
             </w:r>
           </w:p>
         </w:tc>
@@ -533,9 +647,18 @@
     </w:tbl>
     <w:p>
       <w:pPr>
-        <w:spacing w:before="0" w:after="120" w:line="240" w:lineRule="auto"/>
+        <w:spacing w:before="40" w:after="200" w:line="240" w:lineRule="auto"/>
         <w:jc w:val="left"/>
       </w:pPr>
+      <w:r>
+        <w:rPr>
+          <w:rFonts w:ascii="Century Gothic" w:hAnsi="Century Gothic" w:cs="Century Gothic" w:eastAsia="Century Gothic"/>
+          <w:b w:val="0"/>
+          <w:i w:val="0"/>
+          <w:sz w:val="16"/>
+        </w:rPr>
+        <w:t>Fuente: Reglamento del Régimen Académico Estudiantil del Sistema de la Universidad Boliviana, Capítulo II.</w:t>
+      </w:r>
     </w:p>
     <w:p>
       <w:pPr>
@@ -549,7 +672,7 @@
           <w:i w:val="0"/>
           <w:sz w:val="20"/>
         </w:rPr>
-        <w:t>Conforme a la normativa universitaria, la Carrera no reconoce otras modalidades de ingreso, lo que garantiza la igualdad de oportunidades para todos los postulantes.</w:t>
+        <w:t>Conforme al Artículo 7 del reglamento, la aprobación de la PSA o del CPF, o el cumplimiento de los requisitos de la admisión especial, es requisito imprescindible para iniciar la Carrera. No existen otras modalidades de ingreso, lo que garantiza la igualdad de oportunidades para todos los postulantes.</w:t>
       </w:r>
     </w:p>
     <w:p>
@@ -749,7 +872,7 @@
           <w:i w:val="0"/>
           <w:sz w:val="20"/>
         </w:rPr>
-        <w:t xml:space="preserve"> prueba diagnóstica al inicio del primer año para identificar debilidades en aritmética, comprensión lectora y nociones contables, cuyo resultado se registra en el sistema de seguimiento académico.</w:t>
+        <w:t xml:space="preserve"> prueba diagnóstica al inicio del primer año para identificar debilidades en aritmética, comprensión lectora y nociones contables, cuyo resultado se registra en el sistema de seguimiento académico. Conforme al Artículo 28 del reglamento, esta evaluación diagnóstica no se pondera: sirve para orientar el proceso de enseñanza y aprendizaje.</w:t>
       </w:r>
     </w:p>
     <w:p>
@@ -852,7 +975,177 @@
           <w:i w:val="0"/>
           <w:sz w:val="20"/>
         </w:rPr>
-        <w:t>El Plan de Estudios 2027 se administra en modalidad presencial y régimen anual de cinco gestiones académicas de 40 semanas lectivas, conforme al Estatuto Orgánico de la UMSA y al Reglamento del Régimen Estudiantil de la Universidad Boliviana. El avance se rige por los prerrequisitos de la malla curricular del punto 4.4.3, y la aprobación de cada asignatura requiere 51 puntos sobre 100, conforme al punto 4.7.</w:t>
+        <w:t>El Plan de Estudios 2027 se administra en modalidad presencial y régimen anual de cinco gestiones académicas de 40 semanas lectivas, conforme al Estatuto Orgánico de la UMSA y al Reglamento del Régimen Académico Estudiantil del Sistema de la Universidad Boliviana. El avance se rige por los prerrequisitos de la malla curricular del punto 4.4.3. Las calificaciones se expresan en una escala de 1 a 100 puntos y la nota mínima de aprobación es de 51 puntos, conforme a los Artículos 54 y 55 del reglamento y al punto 4.7.</w:t>
+      </w:r>
+    </w:p>
+    <w:p>
+      <w:pPr>
+        <w:spacing w:before="0" w:after="200" w:line="240" w:lineRule="auto"/>
+        <w:jc w:val="both"/>
+      </w:pPr>
+      <w:r>
+        <w:rPr>
+          <w:rFonts w:ascii="Century Gothic" w:hAnsi="Century Gothic" w:cs="Century Gothic" w:eastAsia="Century Gothic"/>
+          <w:b w:val="0"/>
+          <w:i w:val="0"/>
+          <w:sz w:val="20"/>
+        </w:rPr>
+        <w:t>Desde su inscripción, el estudiante asume el compromiso de conocer y cumplir el Estatuto Orgánico del Sistema de la Universidad Boliviana, el Estatuto Orgánico de la UMSA y el reglamento, según su Artículo 3. Entre los derechos que reconoce el Artículo 14, sustentan las medidas de este punto los siguientes:</w:t>
+      </w:r>
+    </w:p>
+    <w:p>
+      <w:pPr>
+        <w:numPr>
+          <w:ilvl w:val="0"/>
+          <w:numId w:val="904"/>
+        </w:numPr>
+        <w:spacing w:before="0" w:after="160" w:line="240" w:lineRule="auto"/>
+        <w:jc w:val="both"/>
+      </w:pPr>
+      <w:r>
+        <w:rPr>
+          <w:rFonts w:ascii="Century Gothic" w:hAnsi="Century Gothic" w:cs="Century Gothic" w:eastAsia="Century Gothic"/>
+          <w:b/>
+          <w:i w:val="0"/>
+          <w:sz w:val="20"/>
+        </w:rPr>
+        <w:t>Orientación y tutoría:</w:t>
+      </w:r>
+      <w:r>
+        <w:rPr>
+          <w:rFonts w:ascii="Century Gothic" w:hAnsi="Century Gothic" w:cs="Century Gothic" w:eastAsia="Century Gothic"/>
+          <w:b w:val="0"/>
+          <w:i w:val="0"/>
+          <w:sz w:val="20"/>
+        </w:rPr>
+        <w:t xml:space="preserve"> ser asistido y orientado individual o colectivamente mediante tutorías y otros servicios académicos, inciso b, base del sistema de alerta temprana y de la tutoría del punto 5.3.5.</w:t>
+      </w:r>
+    </w:p>
+    <w:p>
+      <w:pPr>
+        <w:numPr>
+          <w:ilvl w:val="0"/>
+          <w:numId w:val="904"/>
+        </w:numPr>
+        <w:spacing w:before="0" w:after="160" w:line="240" w:lineRule="auto"/>
+        <w:jc w:val="both"/>
+      </w:pPr>
+      <w:r>
+        <w:rPr>
+          <w:rFonts w:ascii="Century Gothic" w:hAnsi="Century Gothic" w:cs="Century Gothic" w:eastAsia="Century Gothic"/>
+          <w:b/>
+          <w:i w:val="0"/>
+          <w:sz w:val="20"/>
+        </w:rPr>
+        <w:t>Evaluación transparente:</w:t>
+      </w:r>
+      <w:r>
+        <w:rPr>
+          <w:rFonts w:ascii="Century Gothic" w:hAnsi="Century Gothic" w:cs="Century Gothic" w:eastAsia="Century Gothic"/>
+          <w:b w:val="0"/>
+          <w:i w:val="0"/>
+          <w:sz w:val="20"/>
+        </w:rPr>
+        <w:t xml:space="preserve"> ser evaluado de forma objetiva y transparente y conocer oportunamente los resultados, inciso d.</w:t>
+      </w:r>
+    </w:p>
+    <w:p>
+      <w:pPr>
+        <w:numPr>
+          <w:ilvl w:val="0"/>
+          <w:numId w:val="904"/>
+        </w:numPr>
+        <w:spacing w:before="0" w:after="160" w:line="240" w:lineRule="auto"/>
+        <w:jc w:val="both"/>
+      </w:pPr>
+      <w:r>
+        <w:rPr>
+          <w:rFonts w:ascii="Century Gothic" w:hAnsi="Century Gothic" w:cs="Century Gothic" w:eastAsia="Century Gothic"/>
+          <w:b/>
+          <w:i w:val="0"/>
+          <w:sz w:val="20"/>
+        </w:rPr>
+        <w:t>Auxiliaturas:</w:t>
+      </w:r>
+      <w:r>
+        <w:rPr>
+          <w:rFonts w:ascii="Century Gothic" w:hAnsi="Century Gothic" w:cs="Century Gothic" w:eastAsia="Century Gothic"/>
+          <w:b w:val="0"/>
+          <w:i w:val="0"/>
+          <w:sz w:val="20"/>
+        </w:rPr>
+        <w:t xml:space="preserve"> postular a auxiliaturas de docencia conforme a reglamentación específica, inciso k.</w:t>
+      </w:r>
+    </w:p>
+    <w:p>
+      <w:pPr>
+        <w:numPr>
+          <w:ilvl w:val="0"/>
+          <w:numId w:val="904"/>
+        </w:numPr>
+        <w:spacing w:before="0" w:after="160" w:line="240" w:lineRule="auto"/>
+        <w:jc w:val="both"/>
+      </w:pPr>
+      <w:r>
+        <w:rPr>
+          <w:rFonts w:ascii="Century Gothic" w:hAnsi="Century Gothic" w:cs="Century Gothic" w:eastAsia="Century Gothic"/>
+          <w:b/>
+          <w:i w:val="0"/>
+          <w:sz w:val="20"/>
+        </w:rPr>
+        <w:t>Prácticas:</w:t>
+      </w:r>
+      <w:r>
+        <w:rPr>
+          <w:rFonts w:ascii="Century Gothic" w:hAnsi="Century Gothic" w:cs="Century Gothic" w:eastAsia="Century Gothic"/>
+          <w:b w:val="0"/>
+          <w:i w:val="0"/>
+          <w:sz w:val="20"/>
+        </w:rPr>
+        <w:t xml:space="preserve"> acceder a las instituciones públicas para realizar prácticas sujetas a convenio, inciso m, base de las prácticas preprofesionales del punto 4.8.</w:t>
+      </w:r>
+    </w:p>
+    <w:p>
+      <w:pPr>
+        <w:numPr>
+          <w:ilvl w:val="0"/>
+          <w:numId w:val="904"/>
+        </w:numPr>
+        <w:spacing w:before="0" w:after="200" w:line="240" w:lineRule="auto"/>
+        <w:jc w:val="both"/>
+      </w:pPr>
+      <w:r>
+        <w:rPr>
+          <w:rFonts w:ascii="Century Gothic" w:hAnsi="Century Gothic" w:cs="Century Gothic" w:eastAsia="Century Gothic"/>
+          <w:b/>
+          <w:i w:val="0"/>
+          <w:sz w:val="20"/>
+        </w:rPr>
+        <w:t>Plan global:</w:t>
+      </w:r>
+      <w:r>
+        <w:rPr>
+          <w:rFonts w:ascii="Century Gothic" w:hAnsi="Century Gothic" w:cs="Century Gothic" w:eastAsia="Century Gothic"/>
+          <w:b w:val="0"/>
+          <w:i w:val="0"/>
+          <w:sz w:val="20"/>
+        </w:rPr>
+        <w:t xml:space="preserve"> conocer el plan global de cada asignatura al inicio de la gestión académica, inciso o.</w:t>
+      </w:r>
+    </w:p>
+    <w:p>
+      <w:pPr>
+        <w:spacing w:before="0" w:after="200" w:line="240" w:lineRule="auto"/>
+        <w:jc w:val="both"/>
+      </w:pPr>
+      <w:r>
+        <w:rPr>
+          <w:rFonts w:ascii="Century Gothic" w:hAnsi="Century Gothic" w:cs="Century Gothic" w:eastAsia="Century Gothic"/>
+          <w:b w:val="0"/>
+          <w:i w:val="0"/>
+          <w:sz w:val="20"/>
+        </w:rPr>
+        <w:t>Entre sus obligaciones, el Artículo 15 establece cumplir las disposiciones académicas aprobadas en instancias de cogobierno, participar activamente en los procesos de enseñanza y aprendizaje, investigación e interacción social, conservar los bienes de la Carrera y de la Universidad y someterse a las disposiciones del reglamento.</w:t>
       </w:r>
     </w:p>
     <w:p>
@@ -896,9 +1189,589 @@
           <w:b w:val="0"/>
           <w:i w:val="0"/>
           <w:sz w:val="20"/>
-          <w:highlight w:val="green"/>
         </w:rPr>
-        <w:t>El Artículo 16 del Reglamento del Régimen Estudiantil de la Universidad Boliviana define el régimen académico estudiantil como las disposiciones referidas a la permanencia estudiantil, el traspaso, el cambio de carrera, la suspensión voluntaria de estudios, el estudio simultáneo de dos carreras y las readmisiones. La readmisión es el procedimiento académico administrativo, sujeto a reglamento específico, por el cual el estudiante que interrumpió temporalmente sus estudios vuelve a inscribirse.</w:t>
+        <w:t>El Artículo 16 del Reglamento del Régimen Académico Estudiantil denomina régimen académico estudiantil a las disposiciones referidas a los procesos académicos de admisión, seguimiento, traspaso, cambio de carrera, suspensión voluntaria de estudios, estudio simultáneo de dos carreras y readmisiones. Los Artículos 17 a 21 definen cada procedimiento:</w:t>
+      </w:r>
+    </w:p>
+    <w:p>
+      <w:pPr>
+        <w:keepNext/>
+        <w:spacing w:before="40" w:after="80" w:line="240" w:lineRule="auto"/>
+        <w:jc w:val="center"/>
+      </w:pPr>
+      <w:r>
+        <w:rPr>
+          <w:rFonts w:ascii="Century Gothic" w:hAnsi="Century Gothic" w:cs="Century Gothic" w:eastAsia="Century Gothic"/>
+          <w:b/>
+          <w:i w:val="0"/>
+          <w:sz w:val="20"/>
+        </w:rPr>
+        <w:t>Cuadro 2. Procedimientos del régimen académico estudiantil</w:t>
+      </w:r>
+    </w:p>
+    <w:tbl>
+      <w:tblPr>
+        <w:tblW w:type="auto" w:w="0"/>
+        <w:jc w:val="center"/>
+        <w:tblLayout w:type="fixed"/>
+        <w:tblLook w:firstColumn="1" w:firstRow="1" w:lastColumn="0" w:lastRow="0" w:noHBand="0" w:noVBand="1" w:val="04A0"/>
+      </w:tblPr>
+      <w:tblGrid>
+        <w:gridCol w:w="2381"/>
+        <w:gridCol w:w="5556"/>
+        <w:gridCol w:w="1134"/>
+      </w:tblGrid>
+      <w:tr>
+        <w:trPr>
+          <w:tblHeader/>
+        </w:trPr>
+        <w:tc>
+          <w:tcPr>
+            <w:tcW w:type="dxa" w:w="2381"/>
+            <w:tcBorders>
+              <w:top w:val="single" w:sz="4" w:space="0" w:color="4472C4"/>
+              <w:left w:val="single" w:sz="4" w:space="0" w:color="4472C4"/>
+              <w:bottom w:val="single" w:sz="4" w:space="0" w:color="4472C4"/>
+              <w:right w:val="single" w:sz="4" w:space="0" w:color="4472C4"/>
+            </w:tcBorders>
+            <w:shd w:val="clear" w:color="auto" w:fill="4472C4"/>
+            <w:vAlign w:val="center"/>
+          </w:tcPr>
+          <w:p>
+            <w:pPr>
+              <w:spacing w:before="0" w:after="0" w:line="240" w:lineRule="auto"/>
+              <w:jc w:val="center"/>
+            </w:pPr>
+            <w:r>
+              <w:rPr>
+                <w:rFonts w:ascii="Century Gothic" w:hAnsi="Century Gothic" w:cs="Century Gothic" w:eastAsia="Century Gothic"/>
+                <w:b/>
+                <w:i w:val="0"/>
+                <w:color w:val="FFFFFF"/>
+                <w:sz w:val="20"/>
+              </w:rPr>
+              <w:t>Procedimiento</w:t>
+            </w:r>
+          </w:p>
+        </w:tc>
+        <w:tc>
+          <w:tcPr>
+            <w:tcW w:type="dxa" w:w="5556"/>
+            <w:tcBorders>
+              <w:top w:val="single" w:sz="4" w:space="0" w:color="4472C4"/>
+              <w:left w:val="single" w:sz="4" w:space="0" w:color="4472C4"/>
+              <w:bottom w:val="single" w:sz="4" w:space="0" w:color="4472C4"/>
+              <w:right w:val="single" w:sz="4" w:space="0" w:color="4472C4"/>
+            </w:tcBorders>
+            <w:shd w:val="clear" w:color="auto" w:fill="4472C4"/>
+            <w:vAlign w:val="center"/>
+          </w:tcPr>
+          <w:p>
+            <w:pPr>
+              <w:spacing w:before="0" w:after="0" w:line="240" w:lineRule="auto"/>
+              <w:jc w:val="center"/>
+            </w:pPr>
+            <w:r>
+              <w:rPr>
+                <w:rFonts w:ascii="Century Gothic" w:hAnsi="Century Gothic" w:cs="Century Gothic" w:eastAsia="Century Gothic"/>
+                <w:b/>
+                <w:i w:val="0"/>
+                <w:color w:val="FFFFFF"/>
+                <w:sz w:val="20"/>
+              </w:rPr>
+              <w:t>Definición</w:t>
+            </w:r>
+          </w:p>
+        </w:tc>
+        <w:tc>
+          <w:tcPr>
+            <w:tcW w:type="dxa" w:w="1134"/>
+            <w:tcBorders>
+              <w:top w:val="single" w:sz="4" w:space="0" w:color="4472C4"/>
+              <w:left w:val="single" w:sz="4" w:space="0" w:color="4472C4"/>
+              <w:bottom w:val="single" w:sz="4" w:space="0" w:color="4472C4"/>
+              <w:right w:val="single" w:sz="4" w:space="0" w:color="4472C4"/>
+            </w:tcBorders>
+            <w:shd w:val="clear" w:color="auto" w:fill="4472C4"/>
+            <w:vAlign w:val="center"/>
+          </w:tcPr>
+          <w:p>
+            <w:pPr>
+              <w:spacing w:before="0" w:after="0" w:line="240" w:lineRule="auto"/>
+              <w:jc w:val="center"/>
+            </w:pPr>
+            <w:r>
+              <w:rPr>
+                <w:rFonts w:ascii="Century Gothic" w:hAnsi="Century Gothic" w:cs="Century Gothic" w:eastAsia="Century Gothic"/>
+                <w:b/>
+                <w:i w:val="0"/>
+                <w:color w:val="FFFFFF"/>
+                <w:sz w:val="20"/>
+              </w:rPr>
+              <w:t>Artículo</w:t>
+            </w:r>
+          </w:p>
+        </w:tc>
+      </w:tr>
+      <w:tr>
+        <w:tc>
+          <w:tcPr>
+            <w:tcW w:type="dxa" w:w="2381"/>
+            <w:tcBorders>
+              <w:top w:val="single" w:sz="4" w:space="0" w:color="8EAADB"/>
+              <w:left w:val="single" w:sz="4" w:space="0" w:color="8EAADB"/>
+              <w:bottom w:val="single" w:sz="4" w:space="0" w:color="8EAADB"/>
+              <w:right w:val="single" w:sz="4" w:space="0" w:color="8EAADB"/>
+            </w:tcBorders>
+            <w:shd w:val="clear" w:color="auto" w:fill="D9E2F3"/>
+            <w:vAlign w:val="top"/>
+          </w:tcPr>
+          <w:p>
+            <w:pPr>
+              <w:spacing w:before="0" w:after="0" w:line="240" w:lineRule="auto"/>
+              <w:jc w:val="both"/>
+            </w:pPr>
+            <w:r>
+              <w:rPr>
+                <w:rFonts w:ascii="Century Gothic" w:hAnsi="Century Gothic" w:cs="Century Gothic" w:eastAsia="Century Gothic"/>
+                <w:b w:val="0"/>
+                <w:i w:val="0"/>
+                <w:sz w:val="20"/>
+              </w:rPr>
+              <w:t>Traspaso</w:t>
+            </w:r>
+          </w:p>
+        </w:tc>
+        <w:tc>
+          <w:tcPr>
+            <w:tcW w:type="dxa" w:w="5556"/>
+            <w:tcBorders>
+              <w:top w:val="single" w:sz="4" w:space="0" w:color="8EAADB"/>
+              <w:left w:val="single" w:sz="4" w:space="0" w:color="8EAADB"/>
+              <w:bottom w:val="single" w:sz="4" w:space="0" w:color="8EAADB"/>
+              <w:right w:val="single" w:sz="4" w:space="0" w:color="8EAADB"/>
+            </w:tcBorders>
+            <w:shd w:val="clear" w:color="auto" w:fill="D9E2F3"/>
+            <w:vAlign w:val="top"/>
+          </w:tcPr>
+          <w:p>
+            <w:pPr>
+              <w:spacing w:before="0" w:after="0" w:line="240" w:lineRule="auto"/>
+              <w:jc w:val="both"/>
+            </w:pPr>
+            <w:r>
+              <w:rPr>
+                <w:rFonts w:ascii="Century Gothic" w:hAnsi="Century Gothic" w:cs="Century Gothic" w:eastAsia="Century Gothic"/>
+                <w:b w:val="0"/>
+                <w:i w:val="0"/>
+                <w:sz w:val="20"/>
+              </w:rPr>
+              <w:t>Movilización voluntaria del estudiante de una universidad a otra, en la misma carrera o en una afín</w:t>
+            </w:r>
+          </w:p>
+        </w:tc>
+        <w:tc>
+          <w:tcPr>
+            <w:tcW w:type="dxa" w:w="1134"/>
+            <w:tcBorders>
+              <w:top w:val="single" w:sz="4" w:space="0" w:color="8EAADB"/>
+              <w:left w:val="single" w:sz="4" w:space="0" w:color="8EAADB"/>
+              <w:bottom w:val="single" w:sz="4" w:space="0" w:color="8EAADB"/>
+              <w:right w:val="single" w:sz="4" w:space="0" w:color="8EAADB"/>
+            </w:tcBorders>
+            <w:shd w:val="clear" w:color="auto" w:fill="D9E2F3"/>
+            <w:vAlign w:val="top"/>
+          </w:tcPr>
+          <w:p>
+            <w:pPr>
+              <w:spacing w:before="0" w:after="0" w:line="240" w:lineRule="auto"/>
+              <w:jc w:val="both"/>
+            </w:pPr>
+            <w:r>
+              <w:rPr>
+                <w:rFonts w:ascii="Century Gothic" w:hAnsi="Century Gothic" w:cs="Century Gothic" w:eastAsia="Century Gothic"/>
+                <w:b w:val="0"/>
+                <w:i w:val="0"/>
+                <w:sz w:val="20"/>
+              </w:rPr>
+              <w:t>17</w:t>
+            </w:r>
+          </w:p>
+        </w:tc>
+      </w:tr>
+      <w:tr>
+        <w:tc>
+          <w:tcPr>
+            <w:tcW w:type="dxa" w:w="2381"/>
+            <w:tcBorders>
+              <w:top w:val="single" w:sz="4" w:space="0" w:color="8EAADB"/>
+              <w:left w:val="single" w:sz="4" w:space="0" w:color="8EAADB"/>
+              <w:bottom w:val="single" w:sz="4" w:space="0" w:color="8EAADB"/>
+              <w:right w:val="single" w:sz="4" w:space="0" w:color="8EAADB"/>
+            </w:tcBorders>
+            <w:shd w:val="clear" w:color="auto" w:fill="D9E2F3"/>
+            <w:vAlign w:val="top"/>
+          </w:tcPr>
+          <w:p>
+            <w:pPr>
+              <w:spacing w:before="0" w:after="0" w:line="240" w:lineRule="auto"/>
+              <w:jc w:val="both"/>
+            </w:pPr>
+            <w:r>
+              <w:rPr>
+                <w:rFonts w:ascii="Century Gothic" w:hAnsi="Century Gothic" w:cs="Century Gothic" w:eastAsia="Century Gothic"/>
+                <w:b w:val="0"/>
+                <w:i w:val="0"/>
+                <w:sz w:val="20"/>
+              </w:rPr>
+              <w:t>Cambio de carrera</w:t>
+            </w:r>
+          </w:p>
+        </w:tc>
+        <w:tc>
+          <w:tcPr>
+            <w:tcW w:type="dxa" w:w="5556"/>
+            <w:tcBorders>
+              <w:top w:val="single" w:sz="4" w:space="0" w:color="8EAADB"/>
+              <w:left w:val="single" w:sz="4" w:space="0" w:color="8EAADB"/>
+              <w:bottom w:val="single" w:sz="4" w:space="0" w:color="8EAADB"/>
+              <w:right w:val="single" w:sz="4" w:space="0" w:color="8EAADB"/>
+            </w:tcBorders>
+            <w:shd w:val="clear" w:color="auto" w:fill="D9E2F3"/>
+            <w:vAlign w:val="top"/>
+          </w:tcPr>
+          <w:p>
+            <w:pPr>
+              <w:spacing w:before="0" w:after="0" w:line="240" w:lineRule="auto"/>
+              <w:jc w:val="both"/>
+            </w:pPr>
+            <w:r>
+              <w:rPr>
+                <w:rFonts w:ascii="Century Gothic" w:hAnsi="Century Gothic" w:cs="Century Gothic" w:eastAsia="Century Gothic"/>
+                <w:b w:val="0"/>
+                <w:i w:val="0"/>
+                <w:sz w:val="20"/>
+              </w:rPr>
+              <w:t>Paso del estudiante de una carrera a otra</w:t>
+            </w:r>
+          </w:p>
+        </w:tc>
+        <w:tc>
+          <w:tcPr>
+            <w:tcW w:type="dxa" w:w="1134"/>
+            <w:tcBorders>
+              <w:top w:val="single" w:sz="4" w:space="0" w:color="8EAADB"/>
+              <w:left w:val="single" w:sz="4" w:space="0" w:color="8EAADB"/>
+              <w:bottom w:val="single" w:sz="4" w:space="0" w:color="8EAADB"/>
+              <w:right w:val="single" w:sz="4" w:space="0" w:color="8EAADB"/>
+            </w:tcBorders>
+            <w:shd w:val="clear" w:color="auto" w:fill="D9E2F3"/>
+            <w:vAlign w:val="top"/>
+          </w:tcPr>
+          <w:p>
+            <w:pPr>
+              <w:spacing w:before="0" w:after="0" w:line="240" w:lineRule="auto"/>
+              <w:jc w:val="both"/>
+            </w:pPr>
+            <w:r>
+              <w:rPr>
+                <w:rFonts w:ascii="Century Gothic" w:hAnsi="Century Gothic" w:cs="Century Gothic" w:eastAsia="Century Gothic"/>
+                <w:b w:val="0"/>
+                <w:i w:val="0"/>
+                <w:sz w:val="20"/>
+              </w:rPr>
+              <w:t>18</w:t>
+            </w:r>
+          </w:p>
+        </w:tc>
+      </w:tr>
+      <w:tr>
+        <w:tc>
+          <w:tcPr>
+            <w:tcW w:type="dxa" w:w="2381"/>
+            <w:tcBorders>
+              <w:top w:val="single" w:sz="4" w:space="0" w:color="8EAADB"/>
+              <w:left w:val="single" w:sz="4" w:space="0" w:color="8EAADB"/>
+              <w:bottom w:val="single" w:sz="4" w:space="0" w:color="8EAADB"/>
+              <w:right w:val="single" w:sz="4" w:space="0" w:color="8EAADB"/>
+            </w:tcBorders>
+            <w:shd w:val="clear" w:color="auto" w:fill="D9E2F3"/>
+            <w:vAlign w:val="top"/>
+          </w:tcPr>
+          <w:p>
+            <w:pPr>
+              <w:spacing w:before="0" w:after="0" w:line="240" w:lineRule="auto"/>
+              <w:jc w:val="both"/>
+            </w:pPr>
+            <w:r>
+              <w:rPr>
+                <w:rFonts w:ascii="Century Gothic" w:hAnsi="Century Gothic" w:cs="Century Gothic" w:eastAsia="Century Gothic"/>
+                <w:b w:val="0"/>
+                <w:i w:val="0"/>
+                <w:sz w:val="20"/>
+              </w:rPr>
+              <w:t>Suspensión voluntaria de estudios</w:t>
+            </w:r>
+          </w:p>
+        </w:tc>
+        <w:tc>
+          <w:tcPr>
+            <w:tcW w:type="dxa" w:w="5556"/>
+            <w:tcBorders>
+              <w:top w:val="single" w:sz="4" w:space="0" w:color="8EAADB"/>
+              <w:left w:val="single" w:sz="4" w:space="0" w:color="8EAADB"/>
+              <w:bottom w:val="single" w:sz="4" w:space="0" w:color="8EAADB"/>
+              <w:right w:val="single" w:sz="4" w:space="0" w:color="8EAADB"/>
+            </w:tcBorders>
+            <w:shd w:val="clear" w:color="auto" w:fill="D9E2F3"/>
+            <w:vAlign w:val="top"/>
+          </w:tcPr>
+          <w:p>
+            <w:pPr>
+              <w:spacing w:before="0" w:after="0" w:line="240" w:lineRule="auto"/>
+              <w:jc w:val="both"/>
+            </w:pPr>
+            <w:r>
+              <w:rPr>
+                <w:rFonts w:ascii="Century Gothic" w:hAnsi="Century Gothic" w:cs="Century Gothic" w:eastAsia="Century Gothic"/>
+                <w:b w:val="0"/>
+                <w:i w:val="0"/>
+                <w:sz w:val="20"/>
+              </w:rPr>
+              <w:t>Interrupción temporal de los estudios por decisión del estudiante</w:t>
+            </w:r>
+          </w:p>
+        </w:tc>
+        <w:tc>
+          <w:tcPr>
+            <w:tcW w:type="dxa" w:w="1134"/>
+            <w:tcBorders>
+              <w:top w:val="single" w:sz="4" w:space="0" w:color="8EAADB"/>
+              <w:left w:val="single" w:sz="4" w:space="0" w:color="8EAADB"/>
+              <w:bottom w:val="single" w:sz="4" w:space="0" w:color="8EAADB"/>
+              <w:right w:val="single" w:sz="4" w:space="0" w:color="8EAADB"/>
+            </w:tcBorders>
+            <w:shd w:val="clear" w:color="auto" w:fill="D9E2F3"/>
+            <w:vAlign w:val="top"/>
+          </w:tcPr>
+          <w:p>
+            <w:pPr>
+              <w:spacing w:before="0" w:after="0" w:line="240" w:lineRule="auto"/>
+              <w:jc w:val="both"/>
+            </w:pPr>
+            <w:r>
+              <w:rPr>
+                <w:rFonts w:ascii="Century Gothic" w:hAnsi="Century Gothic" w:cs="Century Gothic" w:eastAsia="Century Gothic"/>
+                <w:b w:val="0"/>
+                <w:i w:val="0"/>
+                <w:sz w:val="20"/>
+              </w:rPr>
+              <w:t>19</w:t>
+            </w:r>
+          </w:p>
+        </w:tc>
+      </w:tr>
+      <w:tr>
+        <w:tc>
+          <w:tcPr>
+            <w:tcW w:type="dxa" w:w="2381"/>
+            <w:tcBorders>
+              <w:top w:val="single" w:sz="4" w:space="0" w:color="8EAADB"/>
+              <w:left w:val="single" w:sz="4" w:space="0" w:color="8EAADB"/>
+              <w:bottom w:val="single" w:sz="4" w:space="0" w:color="8EAADB"/>
+              <w:right w:val="single" w:sz="4" w:space="0" w:color="8EAADB"/>
+            </w:tcBorders>
+            <w:shd w:val="clear" w:color="auto" w:fill="D9E2F3"/>
+            <w:vAlign w:val="top"/>
+          </w:tcPr>
+          <w:p>
+            <w:pPr>
+              <w:spacing w:before="0" w:after="0" w:line="240" w:lineRule="auto"/>
+              <w:jc w:val="both"/>
+            </w:pPr>
+            <w:r>
+              <w:rPr>
+                <w:rFonts w:ascii="Century Gothic" w:hAnsi="Century Gothic" w:cs="Century Gothic" w:eastAsia="Century Gothic"/>
+                <w:b w:val="0"/>
+                <w:i w:val="0"/>
+                <w:sz w:val="20"/>
+              </w:rPr>
+              <w:t>Readmisión o reincorporación</w:t>
+            </w:r>
+          </w:p>
+        </w:tc>
+        <w:tc>
+          <w:tcPr>
+            <w:tcW w:type="dxa" w:w="5556"/>
+            <w:tcBorders>
+              <w:top w:val="single" w:sz="4" w:space="0" w:color="8EAADB"/>
+              <w:left w:val="single" w:sz="4" w:space="0" w:color="8EAADB"/>
+              <w:bottom w:val="single" w:sz="4" w:space="0" w:color="8EAADB"/>
+              <w:right w:val="single" w:sz="4" w:space="0" w:color="8EAADB"/>
+            </w:tcBorders>
+            <w:shd w:val="clear" w:color="auto" w:fill="D9E2F3"/>
+            <w:vAlign w:val="top"/>
+          </w:tcPr>
+          <w:p>
+            <w:pPr>
+              <w:spacing w:before="0" w:after="0" w:line="240" w:lineRule="auto"/>
+              <w:jc w:val="both"/>
+            </w:pPr>
+            <w:r>
+              <w:rPr>
+                <w:rFonts w:ascii="Century Gothic" w:hAnsi="Century Gothic" w:cs="Century Gothic" w:eastAsia="Century Gothic"/>
+                <w:b w:val="0"/>
+                <w:i w:val="0"/>
+                <w:sz w:val="20"/>
+              </w:rPr>
+              <w:t>Trámite del estudiante que interrumpió temporalmente sus estudios para volver a la Universidad, conforme a reglamento específico</w:t>
+            </w:r>
+          </w:p>
+        </w:tc>
+        <w:tc>
+          <w:tcPr>
+            <w:tcW w:type="dxa" w:w="1134"/>
+            <w:tcBorders>
+              <w:top w:val="single" w:sz="4" w:space="0" w:color="8EAADB"/>
+              <w:left w:val="single" w:sz="4" w:space="0" w:color="8EAADB"/>
+              <w:bottom w:val="single" w:sz="4" w:space="0" w:color="8EAADB"/>
+              <w:right w:val="single" w:sz="4" w:space="0" w:color="8EAADB"/>
+            </w:tcBorders>
+            <w:shd w:val="clear" w:color="auto" w:fill="D9E2F3"/>
+            <w:vAlign w:val="top"/>
+          </w:tcPr>
+          <w:p>
+            <w:pPr>
+              <w:spacing w:before="0" w:after="0" w:line="240" w:lineRule="auto"/>
+              <w:jc w:val="both"/>
+            </w:pPr>
+            <w:r>
+              <w:rPr>
+                <w:rFonts w:ascii="Century Gothic" w:hAnsi="Century Gothic" w:cs="Century Gothic" w:eastAsia="Century Gothic"/>
+                <w:b w:val="0"/>
+                <w:i w:val="0"/>
+                <w:sz w:val="20"/>
+              </w:rPr>
+              <w:t>20</w:t>
+            </w:r>
+          </w:p>
+        </w:tc>
+      </w:tr>
+      <w:tr>
+        <w:tc>
+          <w:tcPr>
+            <w:tcW w:type="dxa" w:w="2381"/>
+            <w:tcBorders>
+              <w:top w:val="single" w:sz="4" w:space="0" w:color="8EAADB"/>
+              <w:left w:val="single" w:sz="4" w:space="0" w:color="8EAADB"/>
+              <w:bottom w:val="single" w:sz="4" w:space="0" w:color="8EAADB"/>
+              <w:right w:val="single" w:sz="4" w:space="0" w:color="8EAADB"/>
+            </w:tcBorders>
+            <w:shd w:val="clear" w:color="auto" w:fill="D9E2F3"/>
+            <w:vAlign w:val="top"/>
+          </w:tcPr>
+          <w:p>
+            <w:pPr>
+              <w:spacing w:before="0" w:after="0" w:line="240" w:lineRule="auto"/>
+              <w:jc w:val="both"/>
+            </w:pPr>
+            <w:r>
+              <w:rPr>
+                <w:rFonts w:ascii="Century Gothic" w:hAnsi="Century Gothic" w:cs="Century Gothic" w:eastAsia="Century Gothic"/>
+                <w:b w:val="0"/>
+                <w:i w:val="0"/>
+                <w:sz w:val="20"/>
+              </w:rPr>
+              <w:t>Estudio simultáneo de dos carreras</w:t>
+            </w:r>
+          </w:p>
+        </w:tc>
+        <w:tc>
+          <w:tcPr>
+            <w:tcW w:type="dxa" w:w="5556"/>
+            <w:tcBorders>
+              <w:top w:val="single" w:sz="4" w:space="0" w:color="8EAADB"/>
+              <w:left w:val="single" w:sz="4" w:space="0" w:color="8EAADB"/>
+              <w:bottom w:val="single" w:sz="4" w:space="0" w:color="8EAADB"/>
+              <w:right w:val="single" w:sz="4" w:space="0" w:color="8EAADB"/>
+            </w:tcBorders>
+            <w:shd w:val="clear" w:color="auto" w:fill="D9E2F3"/>
+            <w:vAlign w:val="top"/>
+          </w:tcPr>
+          <w:p>
+            <w:pPr>
+              <w:spacing w:before="0" w:after="0" w:line="240" w:lineRule="auto"/>
+              <w:jc w:val="both"/>
+            </w:pPr>
+            <w:r>
+              <w:rPr>
+                <w:rFonts w:ascii="Century Gothic" w:hAnsi="Century Gothic" w:cs="Century Gothic" w:eastAsia="Century Gothic"/>
+                <w:b w:val="0"/>
+                <w:i w:val="0"/>
+                <w:sz w:val="20"/>
+              </w:rPr>
+              <w:t>Inscripción simultánea del estudiante en dos carreras, conforme a reglamento específico</w:t>
+            </w:r>
+          </w:p>
+        </w:tc>
+        <w:tc>
+          <w:tcPr>
+            <w:tcW w:type="dxa" w:w="1134"/>
+            <w:tcBorders>
+              <w:top w:val="single" w:sz="4" w:space="0" w:color="8EAADB"/>
+              <w:left w:val="single" w:sz="4" w:space="0" w:color="8EAADB"/>
+              <w:bottom w:val="single" w:sz="4" w:space="0" w:color="8EAADB"/>
+              <w:right w:val="single" w:sz="4" w:space="0" w:color="8EAADB"/>
+            </w:tcBorders>
+            <w:shd w:val="clear" w:color="auto" w:fill="D9E2F3"/>
+            <w:vAlign w:val="top"/>
+          </w:tcPr>
+          <w:p>
+            <w:pPr>
+              <w:spacing w:before="0" w:after="0" w:line="240" w:lineRule="auto"/>
+              <w:jc w:val="both"/>
+            </w:pPr>
+            <w:r>
+              <w:rPr>
+                <w:rFonts w:ascii="Century Gothic" w:hAnsi="Century Gothic" w:cs="Century Gothic" w:eastAsia="Century Gothic"/>
+                <w:b w:val="0"/>
+                <w:i w:val="0"/>
+                <w:sz w:val="20"/>
+              </w:rPr>
+              <w:t>21</w:t>
+            </w:r>
+          </w:p>
+        </w:tc>
+      </w:tr>
+    </w:tbl>
+    <w:p>
+      <w:pPr>
+        <w:spacing w:before="40" w:after="200" w:line="240" w:lineRule="auto"/>
+        <w:jc w:val="left"/>
+      </w:pPr>
+      <w:r>
+        <w:rPr>
+          <w:rFonts w:ascii="Century Gothic" w:hAnsi="Century Gothic" w:cs="Century Gothic" w:eastAsia="Century Gothic"/>
+          <w:b w:val="0"/>
+          <w:i w:val="0"/>
+          <w:sz w:val="16"/>
+        </w:rPr>
+        <w:t>Fuente: Reglamento del Régimen Académico Estudiantil del Sistema de la Universidad Boliviana, Capítulo IV.</w:t>
+      </w:r>
+    </w:p>
+    <w:p>
+      <w:pPr>
+        <w:spacing w:before="0" w:after="200" w:line="240" w:lineRule="auto"/>
+        <w:jc w:val="both"/>
+      </w:pPr>
+      <w:r>
+        <w:rPr>
+          <w:rFonts w:ascii="Century Gothic" w:hAnsi="Century Gothic" w:cs="Century Gothic" w:eastAsia="Century Gothic"/>
+          <w:b w:val="0"/>
+          <w:i w:val="0"/>
+          <w:sz w:val="20"/>
+        </w:rPr>
+        <w:t>El Artículo 22 admite el cambio o el traspaso de la carrera de origen hasta dos veces, y el Artículo 23 encarga los casos no previstos a las instancias académicas de cada universidad.</w:t>
       </w:r>
     </w:p>
     <w:p>
@@ -920,7 +1793,7 @@
       <w:pPr>
         <w:numPr>
           <w:ilvl w:val="0"/>
-          <w:numId w:val="904"/>
+          <w:numId w:val="905"/>
         </w:numPr>
         <w:spacing w:before="0" w:after="160" w:line="240" w:lineRule="auto"/>
         <w:jc w:val="both"/>
@@ -948,7 +1821,7 @@
       <w:pPr>
         <w:numPr>
           <w:ilvl w:val="0"/>
-          <w:numId w:val="904"/>
+          <w:numId w:val="905"/>
         </w:numPr>
         <w:spacing w:before="0" w:after="160" w:line="240" w:lineRule="auto"/>
         <w:jc w:val="both"/>
@@ -969,14 +1842,14 @@
           <w:i w:val="0"/>
           <w:sz w:val="20"/>
         </w:rPr>
-        <w:t xml:space="preserve"> el estudiante puede solicitar la suspensión temporal de sus estudios por causas justificadas, mediante solicitud escrita a la Dirección de Carrera, sin que ello se registre como reprobación ni abandono.</w:t>
+        <w:t xml:space="preserve"> conforme al Artículo 19, el estudiante puede interrumpir temporalmente sus estudios por causas justificadas, con solicitud escrita a la Dirección de Carrera, sin que ello se registre como reprobación ni abandono.</w:t>
       </w:r>
     </w:p>
     <w:p>
       <w:pPr>
         <w:numPr>
           <w:ilvl w:val="0"/>
-          <w:numId w:val="904"/>
+          <w:numId w:val="905"/>
         </w:numPr>
         <w:spacing w:before="0" w:after="160" w:line="240" w:lineRule="auto"/>
         <w:jc w:val="both"/>
@@ -1004,7 +1877,7 @@
       <w:pPr>
         <w:numPr>
           <w:ilvl w:val="0"/>
-          <w:numId w:val="904"/>
+          <w:numId w:val="905"/>
         </w:numPr>
         <w:spacing w:before="0" w:after="160" w:line="240" w:lineRule="auto"/>
         <w:jc w:val="both"/>
@@ -1025,14 +1898,14 @@
           <w:i w:val="0"/>
           <w:sz w:val="20"/>
         </w:rPr>
-        <w:t xml:space="preserve"> el estudiante que interrumpió sus estudios se reincorpora al plan vigente al momento de su retorno, con convalidación de las asignaturas aprobadas conforme a las tablas del punto 16.1.</w:t>
+        <w:t xml:space="preserve"> conforme al Artículo 20 y al reglamento específico de la UMSA, el estudiante que interrumpió sus estudios se reincorpora al plan vigente al momento de su retorno, con convalidación de las asignaturas aprobadas conforme a las tablas del punto 16.1.</w:t>
       </w:r>
     </w:p>
     <w:p>
       <w:pPr>
         <w:numPr>
           <w:ilvl w:val="0"/>
-          <w:numId w:val="904"/>
+          <w:numId w:val="905"/>
         </w:numPr>
         <w:spacing w:before="0" w:after="160" w:line="240" w:lineRule="auto"/>
         <w:jc w:val="both"/>
@@ -1060,7 +1933,7 @@
       <w:pPr>
         <w:numPr>
           <w:ilvl w:val="0"/>
-          <w:numId w:val="904"/>
+          <w:numId w:val="905"/>
         </w:numPr>
         <w:spacing w:before="0" w:after="200" w:line="240" w:lineRule="auto"/>
         <w:jc w:val="both"/>
@@ -1081,7 +1954,7 @@
           <w:i w:val="0"/>
           <w:sz w:val="20"/>
         </w:rPr>
-        <w:t xml:space="preserve"> se tramitan conforme al Reglamento de Traspaso Estudiantil del Sistema y a la normativa de la UMSA, con convalidación de asignaturas cuando la similitud de carga horaria y contenidos sea de al menos el 70 %.</w:t>
+        <w:t xml:space="preserve"> se tramitan conforme a los Artículos 17, 18, 21 y 22 del reglamento, al Reglamento de Traspaso Estudiantil del Sistema y a la normativa de la UMSA, con convalidación de asignaturas cuando la similitud de carga horaria y contenidos sea de al menos el 70 %. El cambio o el traspaso de la carrera de origen se admite hasta dos veces.</w:t>
       </w:r>
     </w:p>
     <w:p>
@@ -1096,7 +1969,7 @@
           <w:i w:val="0"/>
           <w:sz w:val="20"/>
         </w:rPr>
-        <w:t>Los plazos máximos de suspensión y de reincorporación, así como los procedimientos de cada trámite, se establecen en el reglamento específico de la UMSA y se incorporarán al Reglamento Interno de la Carrera señalado en el punto 13.1.</w:t>
+        <w:t>Los plazos máximos de suspensión y de reincorporación, así como los procedimientos de cada trámite, se establecen en el reglamento específico de la UMSA, conforme a los Artículos 20, 21 y 23 del reglamento, y se incorporarán al Reglamento Interno de la Carrera señalado en el punto 13.1.</w:t>
       </w:r>
     </w:p>
     <w:p>
@@ -1148,7 +2021,7 @@
       <w:pPr>
         <w:numPr>
           <w:ilvl w:val="0"/>
-          <w:numId w:val="905"/>
+          <w:numId w:val="906"/>
         </w:numPr>
         <w:spacing w:before="0" w:after="160" w:line="240" w:lineRule="auto"/>
         <w:jc w:val="both"/>
@@ -1176,7 +2049,7 @@
       <w:pPr>
         <w:numPr>
           <w:ilvl w:val="0"/>
-          <w:numId w:val="905"/>
+          <w:numId w:val="906"/>
         </w:numPr>
         <w:spacing w:before="0" w:after="160" w:line="240" w:lineRule="auto"/>
         <w:jc w:val="both"/>
@@ -1204,7 +2077,7 @@
       <w:pPr>
         <w:numPr>
           <w:ilvl w:val="0"/>
-          <w:numId w:val="905"/>
+          <w:numId w:val="906"/>
         </w:numPr>
         <w:spacing w:before="0" w:after="160" w:line="240" w:lineRule="auto"/>
         <w:jc w:val="both"/>
@@ -1232,7 +2105,7 @@
       <w:pPr>
         <w:numPr>
           <w:ilvl w:val="0"/>
-          <w:numId w:val="905"/>
+          <w:numId w:val="906"/>
         </w:numPr>
         <w:spacing w:before="0" w:after="200" w:line="240" w:lineRule="auto"/>
         <w:jc w:val="both"/>
@@ -1350,7 +2223,7 @@
       <w:pPr>
         <w:numPr>
           <w:ilvl w:val="0"/>
-          <w:numId w:val="906"/>
+          <w:numId w:val="907"/>
         </w:numPr>
         <w:spacing w:before="0" w:after="160" w:line="240" w:lineRule="auto"/>
         <w:jc w:val="both"/>
@@ -1378,7 +2251,7 @@
       <w:pPr>
         <w:numPr>
           <w:ilvl w:val="0"/>
-          <w:numId w:val="906"/>
+          <w:numId w:val="907"/>
         </w:numPr>
         <w:spacing w:before="0" w:after="160" w:line="240" w:lineRule="auto"/>
         <w:jc w:val="both"/>
@@ -1406,9 +2279,37 @@
       <w:pPr>
         <w:numPr>
           <w:ilvl w:val="0"/>
-          <w:numId w:val="906"/>
+          <w:numId w:val="907"/>
         </w:numPr>
-        <w:spacing w:before="0" w:after="200" w:line="240" w:lineRule="auto"/>
+        <w:spacing w:before="0" w:after="160" w:line="240" w:lineRule="auto"/>
+        <w:jc w:val="both"/>
+      </w:pPr>
+      <w:r>
+        <w:rPr>
+          <w:rFonts w:ascii="Century Gothic" w:hAnsi="Century Gothic" w:cs="Century Gothic" w:eastAsia="Century Gothic"/>
+          <w:b/>
+          <w:i w:val="0"/>
+          <w:sz w:val="20"/>
+        </w:rPr>
+        <w:t>Plan global de la asignatura:</w:t>
+      </w:r>
+      <w:r>
+        <w:rPr>
+          <w:rFonts w:ascii="Century Gothic" w:hAnsi="Century Gothic" w:cs="Century Gothic" w:eastAsia="Century Gothic"/>
+          <w:b w:val="0"/>
+          <w:i w:val="0"/>
+          <w:sz w:val="20"/>
+        </w:rPr>
+        <w:t xml:space="preserve"> conforme al Artículo 32 del reglamento, el plan global de cada asignatura se da a conocer a los estudiantes en la primera semana de clases, con el tipo, la cantidad y el valor de cada procedimiento de evaluación.</w:t>
+      </w:r>
+    </w:p>
+    <w:p>
+      <w:pPr>
+        <w:numPr>
+          <w:ilvl w:val="0"/>
+          <w:numId w:val="907"/>
+        </w:numPr>
+        <w:spacing w:before="0" w:after="160" w:line="240" w:lineRule="auto"/>
         <w:jc w:val="both"/>
       </w:pPr>
       <w:r>
@@ -1427,7 +2328,35 @@
           <w:i w:val="0"/>
           <w:sz w:val="20"/>
         </w:rPr>
-        <w:t xml:space="preserve"> los docentes publicarán en la plataforma virtual el solucionario y la rúbrica de calificación dentro de las 48 horas posteriores a cada evaluación parcial, final o de mesa, para que la evaluación sea un instrumento de aprendizaje.</w:t>
+        <w:t xml:space="preserve"> los docentes publicarán en la plataforma virtual el solucionario y la rúbrica de calificación dentro de las 48 horas posteriores a cada evaluación parcial, final o de mesa, para que la evaluación sea un instrumento de aprendizaje. Este plazo es más exigente que los diez días calendario que fija el Artículo 50 del reglamento para presentar las pruebas corregidas y su solucionario.</w:t>
+      </w:r>
+    </w:p>
+    <w:p>
+      <w:pPr>
+        <w:numPr>
+          <w:ilvl w:val="0"/>
+          <w:numId w:val="907"/>
+        </w:numPr>
+        <w:spacing w:before="0" w:after="200" w:line="240" w:lineRule="auto"/>
+        <w:jc w:val="both"/>
+      </w:pPr>
+      <w:r>
+        <w:rPr>
+          <w:rFonts w:ascii="Century Gothic" w:hAnsi="Century Gothic" w:cs="Century Gothic" w:eastAsia="Century Gothic"/>
+          <w:b/>
+          <w:i w:val="0"/>
+          <w:sz w:val="20"/>
+        </w:rPr>
+        <w:t>Revisión de calificaciones:</w:t>
+      </w:r>
+      <w:r>
+        <w:rPr>
+          <w:rFonts w:ascii="Century Gothic" w:hAnsi="Century Gothic" w:cs="Century Gothic" w:eastAsia="Century Gothic"/>
+          <w:b w:val="0"/>
+          <w:i w:val="0"/>
+          <w:sz w:val="20"/>
+        </w:rPr>
+        <w:t xml:space="preserve"> el estudiante que se considere perjudicado en una calificación parcial o final puede solicitar su revisión al docente y, ante su negativa, al Director de Carrera, dentro de los cinco días hábiles de publicada. La modificación solo procede por omisión o error en la calificación o en la transcripción, extravío del examen, duplicidad del nombre del estudiante o error en la ponderación, conforme a los Artículos 57 a 60 del reglamento.</w:t>
       </w:r>
     </w:p>
     <w:p>
@@ -1518,7 +2447,7 @@
           <w:i w:val="0"/>
           <w:sz w:val="20"/>
         </w:rPr>
-        <w:t>Cuadro 2. Grados académicos y títulos</w:t>
+        <w:t>Cuadro 3. Grados académicos y títulos</w:t>
       </w:r>
     </w:p>
     <w:tbl>
@@ -1621,7 +2550,7 @@
                 <w:color w:val="FFFFFF"/>
                 <w:sz w:val="20"/>
               </w:rPr>
-              <w:t>Grado o certificado</w:t>
+              <w:t>Grado académico</w:t>
             </w:r>
           </w:p>
         </w:tc>
@@ -1650,7 +2579,7 @@
                 <w:color w:val="FFFFFF"/>
                 <w:sz w:val="20"/>
               </w:rPr>
-              <w:t>Título en provisión nacional</w:t>
+              <w:t>Título</w:t>
             </w:r>
           </w:p>
         </w:tc>
@@ -1680,7 +2609,7 @@
                 <w:i w:val="0"/>
                 <w:sz w:val="20"/>
               </w:rPr>
-              <w:t>Técnico Medio</w:t>
+              <w:t>Técnico Universitario Medio</w:t>
             </w:r>
           </w:p>
         </w:tc>
@@ -1708,7 +2637,7 @@
                 <w:i w:val="0"/>
                 <w:sz w:val="20"/>
               </w:rPr>
-              <w:t>Conclusión del segundo año, 16 asignaturas, acreditada con el certificado correspondiente</w:t>
+              <w:t>Aprobación de todas las asignaturas de primero y segundo año, 16 asignaturas, en el tiempo determinado de dos años</w:t>
             </w:r>
           </w:p>
         </w:tc>
@@ -1736,7 +2665,7 @@
                 <w:i w:val="0"/>
                 <w:sz w:val="20"/>
               </w:rPr>
-              <w:t>Técnico Medio, Auxiliar en Contabilidad General</w:t>
+              <w:t>Técnico Universitario Medio, con la denominación de Auxiliar en Contabilidad General</w:t>
             </w:r>
           </w:p>
         </w:tc>
@@ -1764,7 +2693,7 @@
                 <w:i w:val="0"/>
                 <w:sz w:val="20"/>
               </w:rPr>
-              <w:t>No corresponde</w:t>
+              <w:t>Título profesional de Técnico Universitario Medio</w:t>
             </w:r>
           </w:p>
         </w:tc>
@@ -1794,7 +2723,7 @@
                 <w:i w:val="0"/>
                 <w:sz w:val="20"/>
               </w:rPr>
-              <w:t>Técnico Superior</w:t>
+              <w:t>Técnico Universitario Superior</w:t>
             </w:r>
           </w:p>
         </w:tc>
@@ -1878,7 +2807,7 @@
                 <w:i w:val="0"/>
                 <w:sz w:val="20"/>
               </w:rPr>
-              <w:t>Contador General</w:t>
+              <w:t>Título en provisión nacional de Contador General</w:t>
             </w:r>
           </w:p>
         </w:tc>
@@ -1992,7 +2921,7 @@
                 <w:i w:val="0"/>
                 <w:sz w:val="20"/>
               </w:rPr>
-              <w:t>Contador Público Autorizado</w:t>
+              <w:t>Título en provisión nacional de Contador Público Autorizado</w:t>
             </w:r>
           </w:p>
         </w:tc>
@@ -2000,9 +2929,18 @@
     </w:tbl>
     <w:p>
       <w:pPr>
-        <w:spacing w:before="0" w:after="120" w:line="240" w:lineRule="auto"/>
+        <w:spacing w:before="40" w:after="200" w:line="240" w:lineRule="auto"/>
         <w:jc w:val="left"/>
       </w:pPr>
+      <w:r>
+        <w:rPr>
+          <w:rFonts w:ascii="Century Gothic" w:hAnsi="Century Gothic" w:cs="Century Gothic" w:eastAsia="Century Gothic"/>
+          <w:b w:val="0"/>
+          <w:i w:val="0"/>
+          <w:sz w:val="16"/>
+        </w:rPr>
+        <w:t>Fuente: Resoluciones HCU N.º 426/2024, 290/2016 y 438/2012.</w:t>
+      </w:r>
     </w:p>
     <w:p>
       <w:pPr>
@@ -2016,7 +2954,7 @@
           <w:i w:val="0"/>
           <w:sz w:val="20"/>
         </w:rPr>
-        <w:t>Estos grados se encuentran tipificados en el Artículo 4 del Reglamento General de Títulos y Grados del Sistema de la Universidad Boliviana.</w:t>
+        <w:t>Estos grados se encuentran tipificados en el Artículo 4 del Reglamento General de Títulos y Grados del Sistema de la Universidad Boliviana. La Resolución HCU N.º 426/2024, de 24 de julio de 2024, incluye el grado de Técnico Universitario Medio en el Cuadro General de Grados de la UMSA, y el Artículo 65 del Reglamento del Régimen Académico Estudiantil dispone que las carreras de licenciatura incluyan, cuando corresponda, la graduación de técnico superior.</w:t>
       </w:r>
     </w:p>
     <w:p>
@@ -2061,7 +2999,7 @@
           <w:i w:val="0"/>
           <w:sz w:val="20"/>
         </w:rPr>
-        <w:t>Conforme al Reglamento del Régimen Estudiantil y al Reglamento General de Tipos y Modalidades de Graduación del Sistema de la Universidad Boliviana, el estudiante que concluya las 43 asignaturas puede optar por una de las siguientes modalidades. La Carrera no aplica el internado rotatorio, propio de las ciencias de la salud. Todas se califican en una escala de 1 a 100 puntos, con 51 puntos como nota mínima de aprobación.</w:t>
+        <w:t>El Artículo 66 del Reglamento del Régimen Académico Estudiantil, que remite al Artículo 5 del Reglamento General de Tipos y Modalidades de Graduación aprobado en el XI Congreso Nacional de Universidades, establece para la licenciatura la tesis de grado, el proyecto de grado, el examen de grado, el internado rotatorio, el trabajo dirigido y la graduación por excelencia. El estudiante que concluya las 43 asignaturas puede optar por una de las modalidades siguientes. La Carrera no aplica el internado rotatorio, propio de las ciencias de la salud. Todas se califican en una escala de 1 a 100 puntos, con 51 puntos como nota mínima de aprobación.</w:t>
       </w:r>
     </w:p>
     <w:p>
@@ -2446,7 +3384,7 @@
           <w:i w:val="0"/>
           <w:sz w:val="20"/>
         </w:rPr>
-        <w:t xml:space="preserve"> Regulado por la Resolución HCU N.º 330/2022, de 18 de agosto de 2022, es un trabajo práctico preprofesional individual o grupal, de hasta tres postulantes, desarrollado en entidades públicas o privadas con convenio suscrito por el Rector o el Decano, en el caso externo, o en dependencias de la UMSA, en el caso interno. Requisitos: promedio académico acumulado no menor a 60 puntos y dedicación exclusiva por un periodo de hasta ocho meses. El estudiante cuenta con un tutor profesional de la entidad y un tutor docente, presenta dos informes trimestrales y un informe final, y expone públicamente sus resultados. La calificación corresponde en un 85 % a la evaluación continua de los informes y en un 15 % a la presentación pública ante tribunal. Esta modalidad se articula con las prácticas preprofesionales del punto 4.8.</w:t>
+        <w:t xml:space="preserve"> Regulado por la Resolución HCU N.º 330/2022, de 18 de agosto de 2022, es un trabajo práctico preprofesional individual o grupal, de hasta tres postulantes, desarrollado en entidades públicas o privadas con convenio suscrito por el Rector o el Decano, en el caso externo, o en dependencias de la UMSA, en el caso interno. Requisitos: promedio académico acumulado no menor a 60 puntos y dedicación exclusiva por un periodo de hasta ocho meses. El estudiante cuenta con un tutor profesional de la entidad y un tutor docente, presenta dos informes trimestrales y un informe final, y expone públicamente sus resultados. La calificación corresponde en un 85 % a la evaluación continua de los informes y en un 15 % a la presentación pública ante tribunal. Esta modalidad se articula con las prácticas preprofesionales del punto 4.8. El Artículo 79 del reglamento admite el trabajo colectivo en las modalidades de graduación, sujeto a reglamentación especial.</w:t>
       </w:r>
     </w:p>
     <w:p>
@@ -2462,7 +3400,7 @@
           <w:i w:val="0"/>
           <w:sz w:val="20"/>
         </w:rPr>
-        <w:t>Cuadro 3. Escala de calificación del trabajo dirigido</w:t>
+        <w:t>Cuadro 4. Escala de calificación del trabajo dirigido</w:t>
       </w:r>
     </w:p>
     <w:tbl>
@@ -2815,7 +3753,7 @@
           <w:i w:val="0"/>
           <w:sz w:val="20"/>
         </w:rPr>
-        <w:t>Cuadro 4. Ciclos del examen de grado de licenciatura</w:t>
+        <w:t>Cuadro 5. Ciclos del examen de grado de licenciatura</w:t>
       </w:r>
     </w:p>
     <w:tbl>
@@ -3543,7 +4481,7 @@
           <w:i w:val="0"/>
           <w:sz w:val="20"/>
         </w:rPr>
-        <w:t xml:space="preserve"> Conforme al Título IV del Reglamento General de Estudios de Posgrado del Sistema de la Universidad Boliviana, el estudiante de quinto año o egresado puede cursar un diplomado acreditado y aprobado por el Honorable Consejo Facultativo, en áreas de especialización contable o de aseguramiento, como tributación internacional, auditoría digital o gestión integral de riesgos, y titularse mediante una monografía de investigación aplicada, un examen de contenidos del programa o la graduación por excelencia en el diplomado. La carga horaria del diplomado se ajusta a la normativa de postgrado vigente.</w:t>
+        <w:t xml:space="preserve"> Conforme al Título IV del Reglamento General de Estudios de Posgrado del Sistema de la Universidad Boliviana y al Artículo 82 del Reglamento del Régimen Académico Estudiantil, que permite al estudiante participar en cursos de diplomado durante el periodo de su modalidad de graduación, el estudiante de quinto año o egresado puede cursar un diplomado acreditado y aprobado por el Honorable Consejo Facultativo, en áreas de especialización contable o de aseguramiento, como tributación internacional, auditoría digital o gestión integral de riesgos, y titularse mediante una monografía de investigación aplicada, un examen de contenidos del programa o la graduación por excelencia en el diplomado. La carga horaria del diplomado se ajusta a la normativa de postgrado vigente.</w:t>
       </w:r>
     </w:p>
     <w:p>
@@ -3568,6 +4506,845 @@
           <w:sz w:val="20"/>
         </w:rPr>
         <w:t xml:space="preserve"> Programa de actualización y titulación dirigido a egresados que concluyeron el plan de estudios y tienen tres o más años de antigüedad sin haberse graduado. Comprende módulos de actualización profesional y un trabajo académico diferenciado, como una actualización normativa, una monografía de sistematización o un proyecto de aplicación, con defensa oral ante tribunal.</w:t>
+      </w:r>
+    </w:p>
+    <w:p>
+      <w:pPr>
+        <w:spacing w:before="0" w:after="200" w:line="240" w:lineRule="auto"/>
+        <w:jc w:val="both"/>
+      </w:pPr>
+      <w:r>
+        <w:rPr>
+          <w:rFonts w:ascii="Century Gothic" w:hAnsi="Century Gothic" w:cs="Century Gothic" w:eastAsia="Century Gothic"/>
+          <w:b w:val="0"/>
+          <w:i w:val="0"/>
+          <w:sz w:val="20"/>
+        </w:rPr>
+        <w:t>Las modalidades del plan se corresponden con las del reglamento de la siguiente manera:</w:t>
+      </w:r>
+    </w:p>
+    <w:p>
+      <w:pPr>
+        <w:keepNext/>
+        <w:spacing w:before="40" w:after="80" w:line="240" w:lineRule="auto"/>
+        <w:jc w:val="center"/>
+      </w:pPr>
+      <w:r>
+        <w:rPr>
+          <w:rFonts w:ascii="Century Gothic" w:hAnsi="Century Gothic" w:cs="Century Gothic" w:eastAsia="Century Gothic"/>
+          <w:b/>
+          <w:i w:val="0"/>
+          <w:sz w:val="20"/>
+        </w:rPr>
+        <w:t>Cuadro 6. Correspondencia de las modalidades de graduación con el reglamento</w:t>
+      </w:r>
+    </w:p>
+    <w:tbl>
+      <w:tblPr>
+        <w:tblW w:type="auto" w:w="0"/>
+        <w:jc w:val="center"/>
+        <w:tblLayout w:type="fixed"/>
+        <w:tblLook w:firstColumn="1" w:firstRow="1" w:lastColumn="0" w:lastRow="0" w:noHBand="0" w:noVBand="1" w:val="04A0"/>
+      </w:tblPr>
+      <w:tblGrid>
+        <w:gridCol w:w="2835"/>
+        <w:gridCol w:w="5102"/>
+        <w:gridCol w:w="1134"/>
+      </w:tblGrid>
+      <w:tr>
+        <w:trPr>
+          <w:tblHeader/>
+        </w:trPr>
+        <w:tc>
+          <w:tcPr>
+            <w:tcW w:type="dxa" w:w="2835"/>
+            <w:tcBorders>
+              <w:top w:val="single" w:sz="4" w:space="0" w:color="4472C4"/>
+              <w:left w:val="single" w:sz="4" w:space="0" w:color="4472C4"/>
+              <w:bottom w:val="single" w:sz="4" w:space="0" w:color="4472C4"/>
+              <w:right w:val="single" w:sz="4" w:space="0" w:color="4472C4"/>
+            </w:tcBorders>
+            <w:shd w:val="clear" w:color="auto" w:fill="4472C4"/>
+            <w:vAlign w:val="center"/>
+          </w:tcPr>
+          <w:p>
+            <w:pPr>
+              <w:spacing w:before="0" w:after="0" w:line="240" w:lineRule="auto"/>
+              <w:jc w:val="center"/>
+            </w:pPr>
+            <w:r>
+              <w:rPr>
+                <w:rFonts w:ascii="Century Gothic" w:hAnsi="Century Gothic" w:cs="Century Gothic" w:eastAsia="Century Gothic"/>
+                <w:b/>
+                <w:i w:val="0"/>
+                <w:color w:val="FFFFFF"/>
+                <w:sz w:val="20"/>
+              </w:rPr>
+              <w:t>Modalidad del plan</w:t>
+            </w:r>
+          </w:p>
+        </w:tc>
+        <w:tc>
+          <w:tcPr>
+            <w:tcW w:type="dxa" w:w="5102"/>
+            <w:tcBorders>
+              <w:top w:val="single" w:sz="4" w:space="0" w:color="4472C4"/>
+              <w:left w:val="single" w:sz="4" w:space="0" w:color="4472C4"/>
+              <w:bottom w:val="single" w:sz="4" w:space="0" w:color="4472C4"/>
+              <w:right w:val="single" w:sz="4" w:space="0" w:color="4472C4"/>
+            </w:tcBorders>
+            <w:shd w:val="clear" w:color="auto" w:fill="4472C4"/>
+            <w:vAlign w:val="center"/>
+          </w:tcPr>
+          <w:p>
+            <w:pPr>
+              <w:spacing w:before="0" w:after="0" w:line="240" w:lineRule="auto"/>
+              <w:jc w:val="center"/>
+            </w:pPr>
+            <w:r>
+              <w:rPr>
+                <w:rFonts w:ascii="Century Gothic" w:hAnsi="Century Gothic" w:cs="Century Gothic" w:eastAsia="Century Gothic"/>
+                <w:b/>
+                <w:i w:val="0"/>
+                <w:color w:val="FFFFFF"/>
+                <w:sz w:val="20"/>
+              </w:rPr>
+              <w:t>Modalidad del reglamento</w:t>
+            </w:r>
+          </w:p>
+        </w:tc>
+        <w:tc>
+          <w:tcPr>
+            <w:tcW w:type="dxa" w:w="1134"/>
+            <w:tcBorders>
+              <w:top w:val="single" w:sz="4" w:space="0" w:color="4472C4"/>
+              <w:left w:val="single" w:sz="4" w:space="0" w:color="4472C4"/>
+              <w:bottom w:val="single" w:sz="4" w:space="0" w:color="4472C4"/>
+              <w:right w:val="single" w:sz="4" w:space="0" w:color="4472C4"/>
+            </w:tcBorders>
+            <w:shd w:val="clear" w:color="auto" w:fill="4472C4"/>
+            <w:vAlign w:val="center"/>
+          </w:tcPr>
+          <w:p>
+            <w:pPr>
+              <w:spacing w:before="0" w:after="0" w:line="240" w:lineRule="auto"/>
+              <w:jc w:val="center"/>
+            </w:pPr>
+            <w:r>
+              <w:rPr>
+                <w:rFonts w:ascii="Century Gothic" w:hAnsi="Century Gothic" w:cs="Century Gothic" w:eastAsia="Century Gothic"/>
+                <w:b/>
+                <w:i w:val="0"/>
+                <w:color w:val="FFFFFF"/>
+                <w:sz w:val="20"/>
+              </w:rPr>
+              <w:t>Artículo</w:t>
+            </w:r>
+          </w:p>
+        </w:tc>
+      </w:tr>
+      <w:tr>
+        <w:tc>
+          <w:tcPr>
+            <w:tcW w:type="dxa" w:w="2835"/>
+            <w:tcBorders>
+              <w:top w:val="single" w:sz="4" w:space="0" w:color="8EAADB"/>
+              <w:left w:val="single" w:sz="4" w:space="0" w:color="8EAADB"/>
+              <w:bottom w:val="single" w:sz="4" w:space="0" w:color="8EAADB"/>
+              <w:right w:val="single" w:sz="4" w:space="0" w:color="8EAADB"/>
+            </w:tcBorders>
+            <w:shd w:val="clear" w:color="auto" w:fill="D9E2F3"/>
+            <w:vAlign w:val="top"/>
+          </w:tcPr>
+          <w:p>
+            <w:pPr>
+              <w:spacing w:before="0" w:after="0" w:line="240" w:lineRule="auto"/>
+              <w:jc w:val="both"/>
+            </w:pPr>
+            <w:r>
+              <w:rPr>
+                <w:rFonts w:ascii="Century Gothic" w:hAnsi="Century Gothic" w:cs="Century Gothic" w:eastAsia="Century Gothic"/>
+                <w:b w:val="0"/>
+                <w:i w:val="0"/>
+                <w:sz w:val="20"/>
+              </w:rPr>
+              <w:t>Tesis de grado</w:t>
+            </w:r>
+          </w:p>
+        </w:tc>
+        <w:tc>
+          <w:tcPr>
+            <w:tcW w:type="dxa" w:w="5102"/>
+            <w:tcBorders>
+              <w:top w:val="single" w:sz="4" w:space="0" w:color="8EAADB"/>
+              <w:left w:val="single" w:sz="4" w:space="0" w:color="8EAADB"/>
+              <w:bottom w:val="single" w:sz="4" w:space="0" w:color="8EAADB"/>
+              <w:right w:val="single" w:sz="4" w:space="0" w:color="8EAADB"/>
+            </w:tcBorders>
+            <w:shd w:val="clear" w:color="auto" w:fill="D9E2F3"/>
+            <w:vAlign w:val="top"/>
+          </w:tcPr>
+          <w:p>
+            <w:pPr>
+              <w:spacing w:before="0" w:after="0" w:line="240" w:lineRule="auto"/>
+              <w:jc w:val="both"/>
+            </w:pPr>
+            <w:r>
+              <w:rPr>
+                <w:rFonts w:ascii="Century Gothic" w:hAnsi="Century Gothic" w:cs="Century Gothic" w:eastAsia="Century Gothic"/>
+                <w:b w:val="0"/>
+                <w:i w:val="0"/>
+                <w:sz w:val="20"/>
+              </w:rPr>
+              <w:t>Tesis de grado</w:t>
+            </w:r>
+          </w:p>
+        </w:tc>
+        <w:tc>
+          <w:tcPr>
+            <w:tcW w:type="dxa" w:w="1134"/>
+            <w:tcBorders>
+              <w:top w:val="single" w:sz="4" w:space="0" w:color="8EAADB"/>
+              <w:left w:val="single" w:sz="4" w:space="0" w:color="8EAADB"/>
+              <w:bottom w:val="single" w:sz="4" w:space="0" w:color="8EAADB"/>
+              <w:right w:val="single" w:sz="4" w:space="0" w:color="8EAADB"/>
+            </w:tcBorders>
+            <w:shd w:val="clear" w:color="auto" w:fill="D9E2F3"/>
+            <w:vAlign w:val="top"/>
+          </w:tcPr>
+          <w:p>
+            <w:pPr>
+              <w:spacing w:before="0" w:after="0" w:line="240" w:lineRule="auto"/>
+              <w:jc w:val="both"/>
+            </w:pPr>
+            <w:r>
+              <w:rPr>
+                <w:rFonts w:ascii="Century Gothic" w:hAnsi="Century Gothic" w:cs="Century Gothic" w:eastAsia="Century Gothic"/>
+                <w:b w:val="0"/>
+                <w:i w:val="0"/>
+                <w:sz w:val="20"/>
+              </w:rPr>
+              <w:t>67</w:t>
+            </w:r>
+          </w:p>
+        </w:tc>
+      </w:tr>
+      <w:tr>
+        <w:tc>
+          <w:tcPr>
+            <w:tcW w:type="dxa" w:w="2835"/>
+            <w:tcBorders>
+              <w:top w:val="single" w:sz="4" w:space="0" w:color="8EAADB"/>
+              <w:left w:val="single" w:sz="4" w:space="0" w:color="8EAADB"/>
+              <w:bottom w:val="single" w:sz="4" w:space="0" w:color="8EAADB"/>
+              <w:right w:val="single" w:sz="4" w:space="0" w:color="8EAADB"/>
+            </w:tcBorders>
+            <w:shd w:val="clear" w:color="auto" w:fill="D9E2F3"/>
+            <w:vAlign w:val="top"/>
+          </w:tcPr>
+          <w:p>
+            <w:pPr>
+              <w:spacing w:before="0" w:after="0" w:line="240" w:lineRule="auto"/>
+              <w:jc w:val="both"/>
+            </w:pPr>
+            <w:r>
+              <w:rPr>
+                <w:rFonts w:ascii="Century Gothic" w:hAnsi="Century Gothic" w:cs="Century Gothic" w:eastAsia="Century Gothic"/>
+                <w:b w:val="0"/>
+                <w:i w:val="0"/>
+                <w:sz w:val="20"/>
+              </w:rPr>
+              <w:t>Proyecto de grado</w:t>
+            </w:r>
+          </w:p>
+        </w:tc>
+        <w:tc>
+          <w:tcPr>
+            <w:tcW w:type="dxa" w:w="5102"/>
+            <w:tcBorders>
+              <w:top w:val="single" w:sz="4" w:space="0" w:color="8EAADB"/>
+              <w:left w:val="single" w:sz="4" w:space="0" w:color="8EAADB"/>
+              <w:bottom w:val="single" w:sz="4" w:space="0" w:color="8EAADB"/>
+              <w:right w:val="single" w:sz="4" w:space="0" w:color="8EAADB"/>
+            </w:tcBorders>
+            <w:shd w:val="clear" w:color="auto" w:fill="D9E2F3"/>
+            <w:vAlign w:val="top"/>
+          </w:tcPr>
+          <w:p>
+            <w:pPr>
+              <w:spacing w:before="0" w:after="0" w:line="240" w:lineRule="auto"/>
+              <w:jc w:val="both"/>
+            </w:pPr>
+            <w:r>
+              <w:rPr>
+                <w:rFonts w:ascii="Century Gothic" w:hAnsi="Century Gothic" w:cs="Century Gothic" w:eastAsia="Century Gothic"/>
+                <w:b w:val="0"/>
+                <w:i w:val="0"/>
+                <w:sz w:val="20"/>
+              </w:rPr>
+              <w:t>Proyecto de grado</w:t>
+            </w:r>
+          </w:p>
+        </w:tc>
+        <w:tc>
+          <w:tcPr>
+            <w:tcW w:type="dxa" w:w="1134"/>
+            <w:tcBorders>
+              <w:top w:val="single" w:sz="4" w:space="0" w:color="8EAADB"/>
+              <w:left w:val="single" w:sz="4" w:space="0" w:color="8EAADB"/>
+              <w:bottom w:val="single" w:sz="4" w:space="0" w:color="8EAADB"/>
+              <w:right w:val="single" w:sz="4" w:space="0" w:color="8EAADB"/>
+            </w:tcBorders>
+            <w:shd w:val="clear" w:color="auto" w:fill="D9E2F3"/>
+            <w:vAlign w:val="top"/>
+          </w:tcPr>
+          <w:p>
+            <w:pPr>
+              <w:spacing w:before="0" w:after="0" w:line="240" w:lineRule="auto"/>
+              <w:jc w:val="both"/>
+            </w:pPr>
+            <w:r>
+              <w:rPr>
+                <w:rFonts w:ascii="Century Gothic" w:hAnsi="Century Gothic" w:cs="Century Gothic" w:eastAsia="Century Gothic"/>
+                <w:b w:val="0"/>
+                <w:i w:val="0"/>
+                <w:sz w:val="20"/>
+              </w:rPr>
+              <w:t>68</w:t>
+            </w:r>
+          </w:p>
+        </w:tc>
+      </w:tr>
+      <w:tr>
+        <w:tc>
+          <w:tcPr>
+            <w:tcW w:type="dxa" w:w="2835"/>
+            <w:tcBorders>
+              <w:top w:val="single" w:sz="4" w:space="0" w:color="8EAADB"/>
+              <w:left w:val="single" w:sz="4" w:space="0" w:color="8EAADB"/>
+              <w:bottom w:val="single" w:sz="4" w:space="0" w:color="8EAADB"/>
+              <w:right w:val="single" w:sz="4" w:space="0" w:color="8EAADB"/>
+            </w:tcBorders>
+            <w:shd w:val="clear" w:color="auto" w:fill="D9E2F3"/>
+            <w:vAlign w:val="top"/>
+          </w:tcPr>
+          <w:p>
+            <w:pPr>
+              <w:spacing w:before="0" w:after="0" w:line="240" w:lineRule="auto"/>
+              <w:jc w:val="both"/>
+            </w:pPr>
+            <w:r>
+              <w:rPr>
+                <w:rFonts w:ascii="Century Gothic" w:hAnsi="Century Gothic" w:cs="Century Gothic" w:eastAsia="Century Gothic"/>
+                <w:b w:val="0"/>
+                <w:i w:val="0"/>
+                <w:sz w:val="20"/>
+              </w:rPr>
+              <w:t>Trabajo dirigido externo</w:t>
+            </w:r>
+          </w:p>
+        </w:tc>
+        <w:tc>
+          <w:tcPr>
+            <w:tcW w:type="dxa" w:w="5102"/>
+            <w:tcBorders>
+              <w:top w:val="single" w:sz="4" w:space="0" w:color="8EAADB"/>
+              <w:left w:val="single" w:sz="4" w:space="0" w:color="8EAADB"/>
+              <w:bottom w:val="single" w:sz="4" w:space="0" w:color="8EAADB"/>
+              <w:right w:val="single" w:sz="4" w:space="0" w:color="8EAADB"/>
+            </w:tcBorders>
+            <w:shd w:val="clear" w:color="auto" w:fill="D9E2F3"/>
+            <w:vAlign w:val="top"/>
+          </w:tcPr>
+          <w:p>
+            <w:pPr>
+              <w:spacing w:before="0" w:after="0" w:line="240" w:lineRule="auto"/>
+              <w:jc w:val="both"/>
+            </w:pPr>
+            <w:r>
+              <w:rPr>
+                <w:rFonts w:ascii="Century Gothic" w:hAnsi="Century Gothic" w:cs="Century Gothic" w:eastAsia="Century Gothic"/>
+                <w:b w:val="0"/>
+                <w:i w:val="0"/>
+                <w:sz w:val="20"/>
+              </w:rPr>
+              <w:t>Trabajo dirigido externo</w:t>
+            </w:r>
+          </w:p>
+        </w:tc>
+        <w:tc>
+          <w:tcPr>
+            <w:tcW w:type="dxa" w:w="1134"/>
+            <w:tcBorders>
+              <w:top w:val="single" w:sz="4" w:space="0" w:color="8EAADB"/>
+              <w:left w:val="single" w:sz="4" w:space="0" w:color="8EAADB"/>
+              <w:bottom w:val="single" w:sz="4" w:space="0" w:color="8EAADB"/>
+              <w:right w:val="single" w:sz="4" w:space="0" w:color="8EAADB"/>
+            </w:tcBorders>
+            <w:shd w:val="clear" w:color="auto" w:fill="D9E2F3"/>
+            <w:vAlign w:val="top"/>
+          </w:tcPr>
+          <w:p>
+            <w:pPr>
+              <w:spacing w:before="0" w:after="0" w:line="240" w:lineRule="auto"/>
+              <w:jc w:val="both"/>
+            </w:pPr>
+            <w:r>
+              <w:rPr>
+                <w:rFonts w:ascii="Century Gothic" w:hAnsi="Century Gothic" w:cs="Century Gothic" w:eastAsia="Century Gothic"/>
+                <w:b w:val="0"/>
+                <w:i w:val="0"/>
+                <w:sz w:val="20"/>
+              </w:rPr>
+              <w:t>71</w:t>
+            </w:r>
+          </w:p>
+        </w:tc>
+      </w:tr>
+      <w:tr>
+        <w:tc>
+          <w:tcPr>
+            <w:tcW w:type="dxa" w:w="2835"/>
+            <w:tcBorders>
+              <w:top w:val="single" w:sz="4" w:space="0" w:color="8EAADB"/>
+              <w:left w:val="single" w:sz="4" w:space="0" w:color="8EAADB"/>
+              <w:bottom w:val="single" w:sz="4" w:space="0" w:color="8EAADB"/>
+              <w:right w:val="single" w:sz="4" w:space="0" w:color="8EAADB"/>
+            </w:tcBorders>
+            <w:shd w:val="clear" w:color="auto" w:fill="D9E2F3"/>
+            <w:vAlign w:val="top"/>
+          </w:tcPr>
+          <w:p>
+            <w:pPr>
+              <w:spacing w:before="0" w:after="0" w:line="240" w:lineRule="auto"/>
+              <w:jc w:val="both"/>
+            </w:pPr>
+            <w:r>
+              <w:rPr>
+                <w:rFonts w:ascii="Century Gothic" w:hAnsi="Century Gothic" w:cs="Century Gothic" w:eastAsia="Century Gothic"/>
+                <w:b w:val="0"/>
+                <w:i w:val="0"/>
+                <w:sz w:val="20"/>
+              </w:rPr>
+              <w:t>Trabajo dirigido interno</w:t>
+            </w:r>
+          </w:p>
+        </w:tc>
+        <w:tc>
+          <w:tcPr>
+            <w:tcW w:type="dxa" w:w="5102"/>
+            <w:tcBorders>
+              <w:top w:val="single" w:sz="4" w:space="0" w:color="8EAADB"/>
+              <w:left w:val="single" w:sz="4" w:space="0" w:color="8EAADB"/>
+              <w:bottom w:val="single" w:sz="4" w:space="0" w:color="8EAADB"/>
+              <w:right w:val="single" w:sz="4" w:space="0" w:color="8EAADB"/>
+            </w:tcBorders>
+            <w:shd w:val="clear" w:color="auto" w:fill="D9E2F3"/>
+            <w:vAlign w:val="top"/>
+          </w:tcPr>
+          <w:p>
+            <w:pPr>
+              <w:spacing w:before="0" w:after="0" w:line="240" w:lineRule="auto"/>
+              <w:jc w:val="both"/>
+            </w:pPr>
+            <w:r>
+              <w:rPr>
+                <w:rFonts w:ascii="Century Gothic" w:hAnsi="Century Gothic" w:cs="Century Gothic" w:eastAsia="Century Gothic"/>
+                <w:b w:val="0"/>
+                <w:i w:val="0"/>
+                <w:sz w:val="20"/>
+              </w:rPr>
+              <w:t>Trabajo dirigido, internado por adscripción</w:t>
+            </w:r>
+          </w:p>
+        </w:tc>
+        <w:tc>
+          <w:tcPr>
+            <w:tcW w:type="dxa" w:w="1134"/>
+            <w:tcBorders>
+              <w:top w:val="single" w:sz="4" w:space="0" w:color="8EAADB"/>
+              <w:left w:val="single" w:sz="4" w:space="0" w:color="8EAADB"/>
+              <w:bottom w:val="single" w:sz="4" w:space="0" w:color="8EAADB"/>
+              <w:right w:val="single" w:sz="4" w:space="0" w:color="8EAADB"/>
+            </w:tcBorders>
+            <w:shd w:val="clear" w:color="auto" w:fill="D9E2F3"/>
+            <w:vAlign w:val="top"/>
+          </w:tcPr>
+          <w:p>
+            <w:pPr>
+              <w:spacing w:before="0" w:after="0" w:line="240" w:lineRule="auto"/>
+              <w:jc w:val="both"/>
+            </w:pPr>
+            <w:r>
+              <w:rPr>
+                <w:rFonts w:ascii="Century Gothic" w:hAnsi="Century Gothic" w:cs="Century Gothic" w:eastAsia="Century Gothic"/>
+                <w:b w:val="0"/>
+                <w:i w:val="0"/>
+                <w:sz w:val="20"/>
+              </w:rPr>
+              <w:t>71</w:t>
+            </w:r>
+          </w:p>
+        </w:tc>
+      </w:tr>
+      <w:tr>
+        <w:tc>
+          <w:tcPr>
+            <w:tcW w:type="dxa" w:w="2835"/>
+            <w:tcBorders>
+              <w:top w:val="single" w:sz="4" w:space="0" w:color="8EAADB"/>
+              <w:left w:val="single" w:sz="4" w:space="0" w:color="8EAADB"/>
+              <w:bottom w:val="single" w:sz="4" w:space="0" w:color="8EAADB"/>
+              <w:right w:val="single" w:sz="4" w:space="0" w:color="8EAADB"/>
+            </w:tcBorders>
+            <w:shd w:val="clear" w:color="auto" w:fill="D9E2F3"/>
+            <w:vAlign w:val="top"/>
+          </w:tcPr>
+          <w:p>
+            <w:pPr>
+              <w:spacing w:before="0" w:after="0" w:line="240" w:lineRule="auto"/>
+              <w:jc w:val="both"/>
+            </w:pPr>
+            <w:r>
+              <w:rPr>
+                <w:rFonts w:ascii="Century Gothic" w:hAnsi="Century Gothic" w:cs="Century Gothic" w:eastAsia="Century Gothic"/>
+                <w:b w:val="0"/>
+                <w:i w:val="0"/>
+                <w:sz w:val="20"/>
+              </w:rPr>
+              <w:t>Examen de grado por ciclos</w:t>
+            </w:r>
+          </w:p>
+        </w:tc>
+        <w:tc>
+          <w:tcPr>
+            <w:tcW w:type="dxa" w:w="5102"/>
+            <w:tcBorders>
+              <w:top w:val="single" w:sz="4" w:space="0" w:color="8EAADB"/>
+              <w:left w:val="single" w:sz="4" w:space="0" w:color="8EAADB"/>
+              <w:bottom w:val="single" w:sz="4" w:space="0" w:color="8EAADB"/>
+              <w:right w:val="single" w:sz="4" w:space="0" w:color="8EAADB"/>
+            </w:tcBorders>
+            <w:shd w:val="clear" w:color="auto" w:fill="D9E2F3"/>
+            <w:vAlign w:val="top"/>
+          </w:tcPr>
+          <w:p>
+            <w:pPr>
+              <w:spacing w:before="0" w:after="0" w:line="240" w:lineRule="auto"/>
+              <w:jc w:val="both"/>
+            </w:pPr>
+            <w:r>
+              <w:rPr>
+                <w:rFonts w:ascii="Century Gothic" w:hAnsi="Century Gothic" w:cs="Century Gothic" w:eastAsia="Century Gothic"/>
+                <w:b w:val="0"/>
+                <w:i w:val="0"/>
+                <w:sz w:val="20"/>
+              </w:rPr>
+              <w:t>Examen de grado, en su forma de examen de contenidos</w:t>
+            </w:r>
+          </w:p>
+        </w:tc>
+        <w:tc>
+          <w:tcPr>
+            <w:tcW w:type="dxa" w:w="1134"/>
+            <w:tcBorders>
+              <w:top w:val="single" w:sz="4" w:space="0" w:color="8EAADB"/>
+              <w:left w:val="single" w:sz="4" w:space="0" w:color="8EAADB"/>
+              <w:bottom w:val="single" w:sz="4" w:space="0" w:color="8EAADB"/>
+              <w:right w:val="single" w:sz="4" w:space="0" w:color="8EAADB"/>
+            </w:tcBorders>
+            <w:shd w:val="clear" w:color="auto" w:fill="D9E2F3"/>
+            <w:vAlign w:val="top"/>
+          </w:tcPr>
+          <w:p>
+            <w:pPr>
+              <w:spacing w:before="0" w:after="0" w:line="240" w:lineRule="auto"/>
+              <w:jc w:val="both"/>
+            </w:pPr>
+            <w:r>
+              <w:rPr>
+                <w:rFonts w:ascii="Century Gothic" w:hAnsi="Century Gothic" w:cs="Century Gothic" w:eastAsia="Century Gothic"/>
+                <w:b w:val="0"/>
+                <w:i w:val="0"/>
+                <w:sz w:val="20"/>
+              </w:rPr>
+              <w:t>69</w:t>
+            </w:r>
+          </w:p>
+        </w:tc>
+      </w:tr>
+      <w:tr>
+        <w:tc>
+          <w:tcPr>
+            <w:tcW w:type="dxa" w:w="2835"/>
+            <w:tcBorders>
+              <w:top w:val="single" w:sz="4" w:space="0" w:color="8EAADB"/>
+              <w:left w:val="single" w:sz="4" w:space="0" w:color="8EAADB"/>
+              <w:bottom w:val="single" w:sz="4" w:space="0" w:color="8EAADB"/>
+              <w:right w:val="single" w:sz="4" w:space="0" w:color="8EAADB"/>
+            </w:tcBorders>
+            <w:shd w:val="clear" w:color="auto" w:fill="D9E2F3"/>
+            <w:vAlign w:val="top"/>
+          </w:tcPr>
+          <w:p>
+            <w:pPr>
+              <w:spacing w:before="0" w:after="0" w:line="240" w:lineRule="auto"/>
+              <w:jc w:val="both"/>
+            </w:pPr>
+            <w:r>
+              <w:rPr>
+                <w:rFonts w:ascii="Century Gothic" w:hAnsi="Century Gothic" w:cs="Century Gothic" w:eastAsia="Century Gothic"/>
+                <w:b w:val="0"/>
+                <w:i w:val="0"/>
+                <w:sz w:val="20"/>
+              </w:rPr>
+              <w:t>Graduación por excelencia</w:t>
+            </w:r>
+          </w:p>
+        </w:tc>
+        <w:tc>
+          <w:tcPr>
+            <w:tcW w:type="dxa" w:w="5102"/>
+            <w:tcBorders>
+              <w:top w:val="single" w:sz="4" w:space="0" w:color="8EAADB"/>
+              <w:left w:val="single" w:sz="4" w:space="0" w:color="8EAADB"/>
+              <w:bottom w:val="single" w:sz="4" w:space="0" w:color="8EAADB"/>
+              <w:right w:val="single" w:sz="4" w:space="0" w:color="8EAADB"/>
+            </w:tcBorders>
+            <w:shd w:val="clear" w:color="auto" w:fill="D9E2F3"/>
+            <w:vAlign w:val="top"/>
+          </w:tcPr>
+          <w:p>
+            <w:pPr>
+              <w:spacing w:before="0" w:after="0" w:line="240" w:lineRule="auto"/>
+              <w:jc w:val="both"/>
+            </w:pPr>
+            <w:r>
+              <w:rPr>
+                <w:rFonts w:ascii="Century Gothic" w:hAnsi="Century Gothic" w:cs="Century Gothic" w:eastAsia="Century Gothic"/>
+                <w:b w:val="0"/>
+                <w:i w:val="0"/>
+                <w:sz w:val="20"/>
+              </w:rPr>
+              <w:t>Graduación por excelencia, por rendimiento académico</w:t>
+            </w:r>
+          </w:p>
+        </w:tc>
+        <w:tc>
+          <w:tcPr>
+            <w:tcW w:type="dxa" w:w="1134"/>
+            <w:tcBorders>
+              <w:top w:val="single" w:sz="4" w:space="0" w:color="8EAADB"/>
+              <w:left w:val="single" w:sz="4" w:space="0" w:color="8EAADB"/>
+              <w:bottom w:val="single" w:sz="4" w:space="0" w:color="8EAADB"/>
+              <w:right w:val="single" w:sz="4" w:space="0" w:color="8EAADB"/>
+            </w:tcBorders>
+            <w:shd w:val="clear" w:color="auto" w:fill="D9E2F3"/>
+            <w:vAlign w:val="top"/>
+          </w:tcPr>
+          <w:p>
+            <w:pPr>
+              <w:spacing w:before="0" w:after="0" w:line="240" w:lineRule="auto"/>
+              <w:jc w:val="both"/>
+            </w:pPr>
+            <w:r>
+              <w:rPr>
+                <w:rFonts w:ascii="Century Gothic" w:hAnsi="Century Gothic" w:cs="Century Gothic" w:eastAsia="Century Gothic"/>
+                <w:b w:val="0"/>
+                <w:i w:val="0"/>
+                <w:sz w:val="20"/>
+              </w:rPr>
+              <w:t>72</w:t>
+            </w:r>
+          </w:p>
+        </w:tc>
+      </w:tr>
+      <w:tr>
+        <w:tc>
+          <w:tcPr>
+            <w:tcW w:type="dxa" w:w="2835"/>
+            <w:tcBorders>
+              <w:top w:val="single" w:sz="4" w:space="0" w:color="8EAADB"/>
+              <w:left w:val="single" w:sz="4" w:space="0" w:color="8EAADB"/>
+              <w:bottom w:val="single" w:sz="4" w:space="0" w:color="8EAADB"/>
+              <w:right w:val="single" w:sz="4" w:space="0" w:color="8EAADB"/>
+            </w:tcBorders>
+            <w:shd w:val="clear" w:color="auto" w:fill="D9E2F3"/>
+            <w:vAlign w:val="top"/>
+          </w:tcPr>
+          <w:p>
+            <w:pPr>
+              <w:spacing w:before="0" w:after="0" w:line="240" w:lineRule="auto"/>
+              <w:jc w:val="both"/>
+            </w:pPr>
+            <w:r>
+              <w:rPr>
+                <w:rFonts w:ascii="Century Gothic" w:hAnsi="Century Gothic" w:cs="Century Gothic" w:eastAsia="Century Gothic"/>
+                <w:b w:val="0"/>
+                <w:i w:val="0"/>
+                <w:sz w:val="20"/>
+              </w:rPr>
+              <w:t>Diplomado de articulación con el postgrado</w:t>
+            </w:r>
+          </w:p>
+        </w:tc>
+        <w:tc>
+          <w:tcPr>
+            <w:tcW w:type="dxa" w:w="5102"/>
+            <w:tcBorders>
+              <w:top w:val="single" w:sz="4" w:space="0" w:color="8EAADB"/>
+              <w:left w:val="single" w:sz="4" w:space="0" w:color="8EAADB"/>
+              <w:bottom w:val="single" w:sz="4" w:space="0" w:color="8EAADB"/>
+              <w:right w:val="single" w:sz="4" w:space="0" w:color="8EAADB"/>
+            </w:tcBorders>
+            <w:shd w:val="clear" w:color="auto" w:fill="D9E2F3"/>
+            <w:vAlign w:val="top"/>
+          </w:tcPr>
+          <w:p>
+            <w:pPr>
+              <w:spacing w:before="0" w:after="0" w:line="240" w:lineRule="auto"/>
+              <w:jc w:val="both"/>
+            </w:pPr>
+            <w:r>
+              <w:rPr>
+                <w:rFonts w:ascii="Century Gothic" w:hAnsi="Century Gothic" w:cs="Century Gothic" w:eastAsia="Century Gothic"/>
+                <w:b w:val="0"/>
+                <w:i w:val="0"/>
+                <w:sz w:val="20"/>
+              </w:rPr>
+              <w:t>Participación en cursos de diplomado durante el periodo de graduación, según reglamentación específica</w:t>
+            </w:r>
+          </w:p>
+        </w:tc>
+        <w:tc>
+          <w:tcPr>
+            <w:tcW w:type="dxa" w:w="1134"/>
+            <w:tcBorders>
+              <w:top w:val="single" w:sz="4" w:space="0" w:color="8EAADB"/>
+              <w:left w:val="single" w:sz="4" w:space="0" w:color="8EAADB"/>
+              <w:bottom w:val="single" w:sz="4" w:space="0" w:color="8EAADB"/>
+              <w:right w:val="single" w:sz="4" w:space="0" w:color="8EAADB"/>
+            </w:tcBorders>
+            <w:shd w:val="clear" w:color="auto" w:fill="D9E2F3"/>
+            <w:vAlign w:val="top"/>
+          </w:tcPr>
+          <w:p>
+            <w:pPr>
+              <w:spacing w:before="0" w:after="0" w:line="240" w:lineRule="auto"/>
+              <w:jc w:val="both"/>
+            </w:pPr>
+            <w:r>
+              <w:rPr>
+                <w:rFonts w:ascii="Century Gothic" w:hAnsi="Century Gothic" w:cs="Century Gothic" w:eastAsia="Century Gothic"/>
+                <w:b w:val="0"/>
+                <w:i w:val="0"/>
+                <w:sz w:val="20"/>
+              </w:rPr>
+              <w:t>82</w:t>
+            </w:r>
+          </w:p>
+        </w:tc>
+      </w:tr>
+      <w:tr>
+        <w:tc>
+          <w:tcPr>
+            <w:tcW w:type="dxa" w:w="2835"/>
+            <w:tcBorders>
+              <w:top w:val="single" w:sz="4" w:space="0" w:color="8EAADB"/>
+              <w:left w:val="single" w:sz="4" w:space="0" w:color="8EAADB"/>
+              <w:bottom w:val="single" w:sz="4" w:space="0" w:color="8EAADB"/>
+              <w:right w:val="single" w:sz="4" w:space="0" w:color="8EAADB"/>
+            </w:tcBorders>
+            <w:shd w:val="clear" w:color="auto" w:fill="D9E2F3"/>
+            <w:vAlign w:val="top"/>
+          </w:tcPr>
+          <w:p>
+            <w:pPr>
+              <w:spacing w:before="0" w:after="0" w:line="240" w:lineRule="auto"/>
+              <w:jc w:val="both"/>
+            </w:pPr>
+            <w:r>
+              <w:rPr>
+                <w:rFonts w:ascii="Century Gothic" w:hAnsi="Century Gothic" w:cs="Century Gothic" w:eastAsia="Century Gothic"/>
+                <w:b w:val="0"/>
+                <w:i w:val="0"/>
+                <w:sz w:val="20"/>
+              </w:rPr>
+              <w:t>PETAENG</w:t>
+            </w:r>
+          </w:p>
+        </w:tc>
+        <w:tc>
+          <w:tcPr>
+            <w:tcW w:type="dxa" w:w="5102"/>
+            <w:tcBorders>
+              <w:top w:val="single" w:sz="4" w:space="0" w:color="8EAADB"/>
+              <w:left w:val="single" w:sz="4" w:space="0" w:color="8EAADB"/>
+              <w:bottom w:val="single" w:sz="4" w:space="0" w:color="8EAADB"/>
+              <w:right w:val="single" w:sz="4" w:space="0" w:color="8EAADB"/>
+            </w:tcBorders>
+            <w:shd w:val="clear" w:color="auto" w:fill="D9E2F3"/>
+            <w:vAlign w:val="top"/>
+          </w:tcPr>
+          <w:p>
+            <w:pPr>
+              <w:spacing w:before="0" w:after="0" w:line="240" w:lineRule="auto"/>
+              <w:jc w:val="both"/>
+            </w:pPr>
+            <w:r>
+              <w:rPr>
+                <w:rFonts w:ascii="Century Gothic" w:hAnsi="Century Gothic" w:cs="Century Gothic" w:eastAsia="Century Gothic"/>
+                <w:b w:val="0"/>
+                <w:i w:val="0"/>
+                <w:sz w:val="20"/>
+              </w:rPr>
+              <w:t>No figura entre las modalidades del Artículo 66; es un programa excepcional de titulación aprobado por la UMSA</w:t>
+            </w:r>
+          </w:p>
+        </w:tc>
+        <w:tc>
+          <w:tcPr>
+            <w:tcW w:type="dxa" w:w="1134"/>
+            <w:tcBorders>
+              <w:top w:val="single" w:sz="4" w:space="0" w:color="8EAADB"/>
+              <w:left w:val="single" w:sz="4" w:space="0" w:color="8EAADB"/>
+              <w:bottom w:val="single" w:sz="4" w:space="0" w:color="8EAADB"/>
+              <w:right w:val="single" w:sz="4" w:space="0" w:color="8EAADB"/>
+            </w:tcBorders>
+            <w:shd w:val="clear" w:color="auto" w:fill="D9E2F3"/>
+            <w:vAlign w:val="top"/>
+          </w:tcPr>
+          <w:p>
+            <w:pPr>
+              <w:spacing w:before="0" w:after="0" w:line="240" w:lineRule="auto"/>
+              <w:jc w:val="both"/>
+            </w:pPr>
+            <w:r>
+              <w:rPr>
+                <w:rFonts w:ascii="Century Gothic" w:hAnsi="Century Gothic" w:cs="Century Gothic" w:eastAsia="Century Gothic"/>
+                <w:b w:val="0"/>
+                <w:i w:val="0"/>
+                <w:sz w:val="20"/>
+              </w:rPr>
+              <w:t>-</w:t>
+            </w:r>
+          </w:p>
+        </w:tc>
+      </w:tr>
+    </w:tbl>
+    <w:p>
+      <w:pPr>
+        <w:spacing w:before="40" w:after="200" w:line="240" w:lineRule="auto"/>
+        <w:jc w:val="left"/>
+      </w:pPr>
+      <w:r>
+        <w:rPr>
+          <w:rFonts w:ascii="Century Gothic" w:hAnsi="Century Gothic" w:cs="Century Gothic" w:eastAsia="Century Gothic"/>
+          <w:b w:val="0"/>
+          <w:i w:val="0"/>
+          <w:sz w:val="16"/>
+        </w:rPr>
+        <w:t>Fuente: Reglamento del Régimen Académico Estudiantil del Sistema de la Universidad Boliviana, Capítulo IX.</w:t>
       </w:r>
     </w:p>
     <w:p>
@@ -3597,7 +5374,7 @@
           <w:i w:val="0"/>
           <w:sz w:val="22"/>
         </w:rPr>
-        <w:t>Modalidad de graduación para técnico superior</w:t>
+        <w:t>Modalidades de graduación para los grados técnicos</w:t>
       </w:r>
     </w:p>
     <w:p>
@@ -3608,12 +5385,125 @@
       <w:r>
         <w:rPr>
           <w:rFonts w:ascii="Century Gothic" w:hAnsi="Century Gothic" w:cs="Century Gothic" w:eastAsia="Century Gothic"/>
+          <w:b/>
+          <w:i w:val="0"/>
+          <w:sz w:val="20"/>
+        </w:rPr>
+        <w:t>a. Técnico Universitario Medio.</w:t>
+      </w:r>
+      <w:r>
+        <w:rPr>
+          <w:rFonts w:ascii="Century Gothic" w:hAnsi="Century Gothic" w:cs="Century Gothic" w:eastAsia="Century Gothic"/>
           <w:b w:val="0"/>
           <w:i w:val="0"/>
           <w:sz w:val="20"/>
         </w:rPr>
-        <w:t>El grado de Técnico Universitario Superior en Contabilidad General se obtiene mediante el examen de grado técnico superior, que se rinde después de aprobar las 24 asignaturas hasta el tercer año. Es un examen único ante tribunal, convocado por el Director de Carrera dos veces al año, con la participación de los docentes de las asignaturas evaluadas, y se aprueba con 51 puntos sobre 100. Comprende las siguientes asignaturas: Contabilidad Básica, Contabilidad Intermedia, Contabilidad de Sociedades, Contabilidad de Tributos, Contabilidad Internacional, Contabilidad de Costos y Gestión, Contabilidad de Bancos y Entidades Financieras, y Contabilidad y Presupuestos Gubernamental.</w:t>
+        <w:t xml:space="preserve"> Se obtiene por graduación directa, que el Artículo 73 del reglamento reserva para el Bachiller Universitario en Ciencias o Artes y para el Técnico Universitario Medio, y que se otorga inmediatamente a la conclusión satisfactoria de los estudios. Conforme al Artículo Segundo de la Resolución HCU N.º 426/2024, el requisito ineludible para extender el Diploma Académico y el Título Profesional de Técnico Universitario Medio es la aprobación de todas las asignaturas de primero y segundo año en el tiempo determinado de dos años, inexcusablemente. Los actos de colación se programan cada tres meses en predios de la Facultad, según el Artículo Quinto de la misma resolución.</w:t>
       </w:r>
+    </w:p>
+    <w:p>
+      <w:pPr>
+        <w:spacing w:before="0" w:after="200" w:line="240" w:lineRule="auto"/>
+        <w:jc w:val="both"/>
+      </w:pPr>
+      <w:r>
+        <w:rPr>
+          <w:rFonts w:ascii="Century Gothic" w:hAnsi="Century Gothic" w:cs="Century Gothic" w:eastAsia="Century Gothic"/>
+          <w:b/>
+          <w:i w:val="0"/>
+          <w:sz w:val="20"/>
+        </w:rPr>
+        <w:t>b. Técnico Universitario Superior.</w:t>
+      </w:r>
+      <w:r>
+        <w:rPr>
+          <w:rFonts w:ascii="Century Gothic" w:hAnsi="Century Gothic" w:cs="Century Gothic" w:eastAsia="Century Gothic"/>
+          <w:b w:val="0"/>
+          <w:i w:val="0"/>
+          <w:sz w:val="20"/>
+        </w:rPr>
+        <w:t xml:space="preserve"> El grado de Técnico Universitario Superior en Contabilidad General se obtiene mediante el examen de grado técnico superior, que se rinde después de aprobar las 24 asignaturas hasta el tercer año. Es un examen único ante tribunal, convocado por el Director de Carrera dos veces al año, con la participación de los docentes de las asignaturas evaluadas, y se aprueba con 51 puntos sobre 100. Comprende las siguientes asignaturas: Contabilidad Básica, Contabilidad Intermedia, Contabilidad de Sociedades, Contabilidad de Tributos, Contabilidad Internacional, Contabilidad de Costos y Gestión, Contabilidad de Bancos y Entidades Financieras, y Contabilidad y Presupuestos Gubernamental.</w:t>
+      </w:r>
+    </w:p>
+    <w:tbl>
+      <w:tblPr>
+        <w:tblW w:type="auto" w:w="0"/>
+        <w:jc w:val="center"/>
+        <w:tblLook w:firstColumn="1" w:firstRow="1" w:lastColumn="0" w:lastRow="0" w:noHBand="0" w:noVBand="1" w:val="04A0"/>
+      </w:tblPr>
+      <w:tblGrid>
+        <w:gridCol w:w="9405"/>
+      </w:tblGrid>
+      <w:tr>
+        <w:tc>
+          <w:tcPr>
+            <w:tcW w:type="dxa" w:w="8787"/>
+            <w:tcBorders>
+              <w:top w:val="single" w:sz="6" w:space="0" w:color="404040"/>
+              <w:left w:val="single" w:sz="6" w:space="0" w:color="404040"/>
+              <w:bottom w:val="single" w:sz="6" w:space="0" w:color="404040"/>
+              <w:right w:val="single" w:sz="6" w:space="0" w:color="404040"/>
+            </w:tcBorders>
+            <w:tcMar>
+              <w:top w:w="140" w:type="dxa"/>
+              <w:left w:w="140" w:type="dxa"/>
+              <w:bottom w:w="140" w:type="dxa"/>
+              <w:right w:w="140" w:type="dxa"/>
+            </w:tcMar>
+          </w:tcPr>
+          <w:p>
+            <w:pPr>
+              <w:spacing w:before="60" w:after="60" w:line="240" w:lineRule="auto"/>
+              <w:jc w:val="both"/>
+            </w:pPr>
+            <w:r>
+              <w:rPr>
+                <w:rFonts w:ascii="Century Gothic" w:hAnsi="Century Gothic" w:cs="Century Gothic" w:eastAsia="Century Gothic"/>
+                <w:b/>
+                <w:i w:val="0"/>
+                <w:sz w:val="20"/>
+              </w:rPr>
+              <w:t>Observaciones para la comisión</w:t>
+            </w:r>
+          </w:p>
+          <w:p>
+            <w:pPr>
+              <w:spacing w:before="60" w:after="60" w:line="240" w:lineRule="auto"/>
+              <w:jc w:val="both"/>
+            </w:pPr>
+            <w:r>
+              <w:rPr>
+                <w:rFonts w:ascii="Century Gothic" w:hAnsi="Century Gothic" w:cs="Century Gothic" w:eastAsia="Century Gothic"/>
+                <w:b w:val="0"/>
+                <w:i w:val="0"/>
+                <w:sz w:val="20"/>
+              </w:rPr>
+              <w:t>1. El Artículo 66 del Reglamento del Régimen Académico Estudiantil establece para el Técnico Universitario Superior la pasantía, la monografía y el proyecto de grado técnico, en sus formas de proyecto técnico y tesina, y no incluye el examen de grado. La comisión debe confirmar si el examen de grado técnico superior de la Carrera tiene respaldo en la Resolución HCU N.º 290/2016 u otra norma de la UMSA, o si se adoptan las modalidades del reglamento.</w:t>
+            </w:r>
+          </w:p>
+          <w:p>
+            <w:pPr>
+              <w:spacing w:before="60" w:after="60" w:line="240" w:lineRule="auto"/>
+              <w:jc w:val="both"/>
+            </w:pPr>
+            <w:r>
+              <w:rPr>
+                <w:rFonts w:ascii="Century Gothic" w:hAnsi="Century Gothic" w:cs="Century Gothic" w:eastAsia="Century Gothic"/>
+                <w:b w:val="0"/>
+                <w:i w:val="0"/>
+                <w:sz w:val="20"/>
+              </w:rPr>
+              <w:t>2. Los considerandos de la Resolución HCU N.º 426/2024 citan el Reglamento General de Títulos y Grados, que fija para el Técnico Universitario Medio en régimen anual un tiempo de estudio de un año y medio a dos años y de 8 a 11 materias. El plan propone 16 asignaturas en primero y segundo año. La comisión debe confirmar la viabilidad de esta salida intermedia o gestionar su autorización específica.</w:t>
+            </w:r>
+          </w:p>
+        </w:tc>
+      </w:tr>
+    </w:tbl>
+    <w:p>
+      <w:pPr>
+        <w:spacing w:before="0" w:after="120" w:line="240" w:lineRule="auto"/>
+        <w:jc w:val="left"/>
+      </w:pPr>
     </w:p>
     <w:p>
       <w:pPr>
@@ -3748,7 +5638,7 @@
           <w:i w:val="0"/>
           <w:sz w:val="20"/>
         </w:rPr>
-        <w:t>Cuadro 5. Problemas identificados y medidas del nuevo plan</w:t>
+        <w:t>Cuadro 7. Problemas identificados y medidas del nuevo plan</w:t>
       </w:r>
     </w:p>
     <w:tbl>
@@ -5593,6 +7483,12 @@
       <w:startOverride w:val="1"/>
     </w:lvlOverride>
   </w:num>
+  <w:num w:numId="907">
+    <w:abstractNumId w:val="900"/>
+    <w:lvlOverride w:ilvl="0">
+      <w:startOverride w:val="1"/>
+    </w:lvlOverride>
+  </w:num>
 </w:numbering>
 </file>
 

--- a/rediseno_2026/5. Admisión, promoción y graduación.docx
+++ b/rediseno_2026/5. Admisión, promoción y graduación.docx
@@ -74,7 +74,7 @@
           <w:i w:val="0"/>
           <w:sz w:val="20"/>
         </w:rPr>
-        <w:t>Este punto establece las condiciones de admisión, permanencia, promoción y graduación del Plan de Estudios 2027. Para cada proceso se resume el diagnóstico de la situación actual y se definen las medidas del nuevo plan, orientadas a reducir la deserción temprana, flexibilizar la promoción y agilizar la graduación, en concordancia con el Reglamento del Régimen Académico Estudiantil del Sistema de la Universidad Boliviana, la normativa de la UMSA y la IES 1 de la IFAC.</w:t>
+        <w:t>Este punto establece las condiciones de admisión, permanencia, promoción y graduación del presente rediseño curricular. Para cada proceso se resume el diagnóstico de la situación actual y se definen las medidas del nuevo plan, orientadas a reducir la deserción temprana, flexibilizar la promoción y agilizar la graduación, en concordancia con el Reglamento del Régimen Académico Estudiantil del Sistema de la Universidad Boliviana, la normativa de la UMSA y la IES 1 de la IFAC.</w:t>
       </w:r>
     </w:p>
     <w:p>
@@ -263,7 +263,7 @@
           <w:i w:val="0"/>
           <w:sz w:val="20"/>
         </w:rPr>
-        <w:t>La admisión se rige por el Capítulo II del Reglamento del Régimen Académico Estudiantil del Sistema de la Universidad Boliviana y por el Reglamento de Admisión Facultativa aprobado mediante Resolución HCU N.º 184/98, de 9 de septiembre de 1998. El Artículo 4 de ese reglamento define la admisión como el procedimiento por el cual el postulante adquiere la condición de estudiante regular, y el Artículo 6 dispone que las modalidades de admisión sean gratuitas o que, de tener un costo, este no exceda el importe que demande su realización. En el marco de la gratuidad, la equidad, la transparencia y la meritocracia, la Carrera aplica las tres modalidades que establece ese artículo:</w:t>
+        <w:t>La admisión se rige por el Capítulo II del Reglamento del Régimen Académico Estudiantil del Sistema de la Universidad Boliviana y por el Reglamento de Admisión Facultativa aprobado mediante Resolución HCU N.º 184/98, de 9 de septiembre de 1998. El Artículo 4 de ese reglamento define la admisión como el procedimiento por el cual el postulante adquiere la condición de estudiante regular, y el Artículo 6 dispone que las modalidades de admisión sean gratuitas o que, de tener un costo, este no exceda el importe que demande su realización. En el marco de la gratuidad, la equidad, la transparencia y la meritocracia, la Carrera reconoce las tres modalidades que establece ese artículo:</w:t>
       </w:r>
     </w:p>
     <w:p>
@@ -439,7 +439,7 @@
                 <w:i w:val="0"/>
                 <w:sz w:val="20"/>
               </w:rPr>
-              <w:t>Prueba de conocimientos y diagnóstico psicotécnico, según el área de estudios, la Facultad o la Carrera, que permite al bachiller iniciar estudios sin cursar el curso prefacultativo. La Universidad publica oportunamente su cronograma, contenidos mínimos y bibliografía de referencia</w:t>
+              <w:t>Evaluación presencial de conocimientos básicos de matemáticas y lenguaje que habilita al bachiller para iniciar estudios sin cursar el curso prefacultativo</w:t>
             </w:r>
           </w:p>
         </w:tc>
@@ -525,7 +525,7 @@
                 <w:i w:val="0"/>
                 <w:sz w:val="20"/>
               </w:rPr>
-              <w:t>Curso que fortalece las capacidades cognoscitivas y las aptitudes de los postulantes y les otorga instrumentos básicos para los estudios superiores, con actividades de nivelación, pruebas parciales, trabajos prácticos y una evaluación final</w:t>
+              <w:t>Programa intensivo de nivelación que fortalece las capacidades, las aptitudes y el razonamiento lógico de los postulantes, con clases y dos evaluaciones finales en matemáticas y lenguaje; además, como conocimiento complementario, incluye la materia de contaduría pública y su contexto</w:t>
             </w:r>
           </w:p>
         </w:tc>
@@ -702,27 +702,14 @@
           <w:i w:val="0"/>
           <w:sz w:val="22"/>
         </w:rPr>
-        <w:t>Problemas identificados</w:t>
+        <w:t>Problema identificado</w:t>
       </w:r>
     </w:p>
     <w:p>
       <w:pPr>
-        <w:numPr>
-          <w:ilvl w:val="0"/>
-          <w:numId w:val="902"/>
-        </w:numPr>
-        <w:spacing w:before="0" w:after="160" w:line="240" w:lineRule="auto"/>
+        <w:spacing w:before="0" w:after="200" w:line="240" w:lineRule="auto"/>
         <w:jc w:val="both"/>
       </w:pPr>
-      <w:r>
-        <w:rPr>
-          <w:rFonts w:ascii="Century Gothic" w:hAnsi="Century Gothic" w:cs="Century Gothic" w:eastAsia="Century Gothic"/>
-          <w:b/>
-          <w:i w:val="0"/>
-          <w:sz w:val="20"/>
-        </w:rPr>
-        <w:t>Evaluación de ingreso limitada:</w:t>
-      </w:r>
       <w:r>
         <w:rPr>
           <w:rFonts w:ascii="Century Gothic" w:hAnsi="Century Gothic" w:cs="Century Gothic" w:eastAsia="Century Gothic"/>
@@ -730,63 +717,7 @@
           <w:i w:val="0"/>
           <w:sz w:val="20"/>
         </w:rPr>
-        <w:t xml:space="preserve"> la admisión mide principalmente conocimientos memorísticos del nivel secundario, sin evaluar las competencias digitales ni el pensamiento crítico y analítico.</w:t>
-      </w:r>
-    </w:p>
-    <w:p>
-      <w:pPr>
-        <w:numPr>
-          <w:ilvl w:val="0"/>
-          <w:numId w:val="902"/>
-        </w:numPr>
-        <w:spacing w:before="0" w:after="160" w:line="240" w:lineRule="auto"/>
-        <w:jc w:val="both"/>
-      </w:pPr>
-      <w:r>
-        <w:rPr>
-          <w:rFonts w:ascii="Century Gothic" w:hAnsi="Century Gothic" w:cs="Century Gothic" w:eastAsia="Century Gothic"/>
-          <w:b/>
-          <w:i w:val="0"/>
-          <w:sz w:val="20"/>
-        </w:rPr>
-        <w:t>Deserción temprana:</w:t>
-      </w:r>
-      <w:r>
-        <w:rPr>
-          <w:rFonts w:ascii="Century Gothic" w:hAnsi="Century Gothic" w:cs="Century Gothic" w:eastAsia="Century Gothic"/>
-          <w:b w:val="0"/>
-          <w:i w:val="0"/>
-          <w:sz w:val="20"/>
-        </w:rPr>
-        <w:t xml:space="preserve"> la falta de nivelación en nociones contables genera bajo rendimiento y abandono en los primeros años; en 2025 una cuarta parte de los matriculados, el 26,62 %, no se inscribió en ninguna asignatura.</w:t>
-      </w:r>
-    </w:p>
-    <w:p>
-      <w:pPr>
-        <w:numPr>
-          <w:ilvl w:val="0"/>
-          <w:numId w:val="902"/>
-        </w:numPr>
-        <w:spacing w:before="0" w:after="200" w:line="240" w:lineRule="auto"/>
-        <w:jc w:val="both"/>
-      </w:pPr>
-      <w:r>
-        <w:rPr>
-          <w:rFonts w:ascii="Century Gothic" w:hAnsi="Century Gothic" w:cs="Century Gothic" w:eastAsia="Century Gothic"/>
-          <w:b/>
-          <w:i w:val="0"/>
-          <w:sz w:val="20"/>
-        </w:rPr>
-        <w:t>Ausencia de registro diagnóstico:</w:t>
-      </w:r>
-      <w:r>
-        <w:rPr>
-          <w:rFonts w:ascii="Century Gothic" w:hAnsi="Century Gothic" w:cs="Century Gothic" w:eastAsia="Century Gothic"/>
-          <w:b w:val="0"/>
-          <w:i w:val="0"/>
-          <w:sz w:val="20"/>
-        </w:rPr>
-        <w:t xml:space="preserve"> no existe un expediente inicial del estudiante que permita identificar las causas del bajo rendimiento o del abandono.</w:t>
+        <w:t>La admisión mide principalmente conocimientos memorísticos del nivel secundario, sin evaluar las competencias digitales ni el pensamiento crítico y analítico.</w:t>
       </w:r>
     </w:p>
     <w:p>
@@ -823,7 +754,7 @@
       <w:pPr>
         <w:numPr>
           <w:ilvl w:val="0"/>
-          <w:numId w:val="903"/>
+          <w:numId w:val="902"/>
         </w:numPr>
         <w:spacing w:before="0" w:after="160" w:line="240" w:lineRule="auto"/>
         <w:jc w:val="both"/>
@@ -844,42 +775,14 @@
           <w:i w:val="0"/>
           <w:sz w:val="20"/>
         </w:rPr>
-        <w:t xml:space="preserve"> incorporación progresiva, en la PSA y en el CPF, de reactivos de pensamiento crítico, lógica computacional, alfabetización digital y nociones de análisis de datos, en coordinación con la Facultad.</w:t>
+        <w:t xml:space="preserve"> incorporación progresiva, en la PSA y en el CPF, de reactivos de pensamiento crítico, lógica computacional, herramientas digitales y nociones de análisis de datos, en coordinación con la Facultad.</w:t>
       </w:r>
     </w:p>
     <w:p>
       <w:pPr>
         <w:numPr>
           <w:ilvl w:val="0"/>
-          <w:numId w:val="903"/>
-        </w:numPr>
-        <w:spacing w:before="0" w:after="160" w:line="240" w:lineRule="auto"/>
-        <w:jc w:val="both"/>
-      </w:pPr>
-      <w:r>
-        <w:rPr>
-          <w:rFonts w:ascii="Century Gothic" w:hAnsi="Century Gothic" w:cs="Century Gothic" w:eastAsia="Century Gothic"/>
-          <w:b/>
-          <w:i w:val="0"/>
-          <w:sz w:val="20"/>
-        </w:rPr>
-        <w:t>Expediente digital diagnóstico:</w:t>
-      </w:r>
-      <w:r>
-        <w:rPr>
-          <w:rFonts w:ascii="Century Gothic" w:hAnsi="Century Gothic" w:cs="Century Gothic" w:eastAsia="Century Gothic"/>
-          <w:b w:val="0"/>
-          <w:i w:val="0"/>
-          <w:sz w:val="20"/>
-        </w:rPr>
-        <w:t xml:space="preserve"> prueba diagnóstica al inicio del primer año para identificar debilidades en aritmética, comprensión lectora y nociones contables, cuyo resultado se registra en el sistema de seguimiento académico. Conforme al Artículo 28 del reglamento, esta evaluación diagnóstica no se pondera: sirve para orientar el proceso de enseñanza y aprendizaje.</w:t>
-      </w:r>
-    </w:p>
-    <w:p>
-      <w:pPr>
-        <w:numPr>
-          <w:ilvl w:val="0"/>
-          <w:numId w:val="903"/>
+          <w:numId w:val="902"/>
         </w:numPr>
         <w:spacing w:before="0" w:after="200" w:line="240" w:lineRule="auto"/>
         <w:jc w:val="both"/>
@@ -900,7 +803,7 @@
           <w:i w:val="0"/>
           <w:sz w:val="20"/>
         </w:rPr>
-        <w:t xml:space="preserve"> curso de nivelación no punitivo durante las primeras cuatro semanas del primer año, con módulos de refuerzo asignados según los resultados de la prueba diagnóstica.</w:t>
+        <w:t xml:space="preserve"> cada asignatura, en función de una evaluación diagnóstica, recomendará acciones de nivelación. Conforme al Artículo 28 del Reglamento del Régimen Académico Estudiantil, la evaluación diagnóstica no se pondera: orienta el proceso de enseñanza y aprendizaje.</w:t>
       </w:r>
     </w:p>
     <w:p>
@@ -975,7 +878,7 @@
           <w:i w:val="0"/>
           <w:sz w:val="20"/>
         </w:rPr>
-        <w:t>El Plan de Estudios 2027 se administra en modalidad presencial y régimen anual de cinco gestiones académicas de 40 semanas lectivas, conforme al Estatuto Orgánico de la UMSA y al Reglamento del Régimen Académico Estudiantil del Sistema de la Universidad Boliviana. El avance se rige por los prerrequisitos de la malla curricular del punto 4.4.3. Las calificaciones se expresan en una escala de 1 a 100 puntos y la nota mínima de aprobación es de 51 puntos, conforme a los Artículos 54 y 55 del reglamento y al punto 4.7.</w:t>
+        <w:t>El presente rediseño propuesto se administra en la modalidad presencial y régimen anual de cinco gestiones académicas de 40 semanas lectivas, conforme al Estatuto Orgánico de la UMSA y al Reglamento del Régimen Académico Estudiantil del Sistema de la Universidad Boliviana. El avance se rige por los prerrequisitos de la malla curricular del punto 4.4.3. Las calificaciones se expresan en una escala de 1 a 100 puntos y la nota mínima de aprobación es de 51 puntos, conforme a los Artículos 54 y 55 del reglamento y al punto 4.7.</w:t>
       </w:r>
     </w:p>
     <w:p>
@@ -997,7 +900,7 @@
       <w:pPr>
         <w:numPr>
           <w:ilvl w:val="0"/>
-          <w:numId w:val="904"/>
+          <w:numId w:val="903"/>
         </w:numPr>
         <w:spacing w:before="0" w:after="160" w:line="240" w:lineRule="auto"/>
         <w:jc w:val="both"/>
@@ -1025,7 +928,7 @@
       <w:pPr>
         <w:numPr>
           <w:ilvl w:val="0"/>
-          <w:numId w:val="904"/>
+          <w:numId w:val="903"/>
         </w:numPr>
         <w:spacing w:before="0" w:after="160" w:line="240" w:lineRule="auto"/>
         <w:jc w:val="both"/>
@@ -1053,7 +956,7 @@
       <w:pPr>
         <w:numPr>
           <w:ilvl w:val="0"/>
-          <w:numId w:val="904"/>
+          <w:numId w:val="903"/>
         </w:numPr>
         <w:spacing w:before="0" w:after="160" w:line="240" w:lineRule="auto"/>
         <w:jc w:val="both"/>
@@ -1081,7 +984,7 @@
       <w:pPr>
         <w:numPr>
           <w:ilvl w:val="0"/>
-          <w:numId w:val="904"/>
+          <w:numId w:val="903"/>
         </w:numPr>
         <w:spacing w:before="0" w:after="160" w:line="240" w:lineRule="auto"/>
         <w:jc w:val="both"/>
@@ -1109,7 +1012,7 @@
       <w:pPr>
         <w:numPr>
           <w:ilvl w:val="0"/>
-          <w:numId w:val="904"/>
+          <w:numId w:val="903"/>
         </w:numPr>
         <w:spacing w:before="0" w:after="200" w:line="240" w:lineRule="auto"/>
         <w:jc w:val="both"/>
@@ -1786,14 +1689,14 @@
           <w:i w:val="0"/>
           <w:sz w:val="20"/>
         </w:rPr>
-        <w:t>En ese marco, el Plan de Estudios 2027 establece las siguientes condiciones:</w:t>
+        <w:t>En ese marco, el rediseño propuesto establece las siguientes condiciones:</w:t>
       </w:r>
     </w:p>
     <w:p>
       <w:pPr>
         <w:numPr>
           <w:ilvl w:val="0"/>
-          <w:numId w:val="905"/>
+          <w:numId w:val="904"/>
         </w:numPr>
         <w:spacing w:before="0" w:after="160" w:line="240" w:lineRule="auto"/>
         <w:jc w:val="both"/>
@@ -1821,7 +1724,7 @@
       <w:pPr>
         <w:numPr>
           <w:ilvl w:val="0"/>
-          <w:numId w:val="905"/>
+          <w:numId w:val="904"/>
         </w:numPr>
         <w:spacing w:before="0" w:after="160" w:line="240" w:lineRule="auto"/>
         <w:jc w:val="both"/>
@@ -1849,7 +1752,7 @@
       <w:pPr>
         <w:numPr>
           <w:ilvl w:val="0"/>
-          <w:numId w:val="905"/>
+          <w:numId w:val="904"/>
         </w:numPr>
         <w:spacing w:before="0" w:after="160" w:line="240" w:lineRule="auto"/>
         <w:jc w:val="both"/>
@@ -1877,7 +1780,7 @@
       <w:pPr>
         <w:numPr>
           <w:ilvl w:val="0"/>
-          <w:numId w:val="905"/>
+          <w:numId w:val="904"/>
         </w:numPr>
         <w:spacing w:before="0" w:after="160" w:line="240" w:lineRule="auto"/>
         <w:jc w:val="both"/>
@@ -1905,7 +1808,7 @@
       <w:pPr>
         <w:numPr>
           <w:ilvl w:val="0"/>
-          <w:numId w:val="905"/>
+          <w:numId w:val="904"/>
         </w:numPr>
         <w:spacing w:before="0" w:after="160" w:line="240" w:lineRule="auto"/>
         <w:jc w:val="both"/>
@@ -1933,7 +1836,7 @@
       <w:pPr>
         <w:numPr>
           <w:ilvl w:val="0"/>
-          <w:numId w:val="905"/>
+          <w:numId w:val="904"/>
         </w:numPr>
         <w:spacing w:before="0" w:after="200" w:line="240" w:lineRule="auto"/>
         <w:jc w:val="both"/>
@@ -2014,14 +1917,14 @@
           <w:i w:val="0"/>
           <w:sz w:val="20"/>
         </w:rPr>
-        <w:t>Se rigen por la Resolución HCU N.º 093/2006, de 15 de marzo de 2006, cuyo Artículo 13 establece que «las Carreras tienen la tuición de elegir las materias a ser dictadas en el periodo que dure los Cursos de Temporada en función de aspectos que cada unidad académica considere importante, debiendo sus contenidos ser cubiertos en un 100% en teoría y en práctica», y cuyo Artículo 6 fija una duración mínima de 60 días calendario, ocho semanas, en las carreras anualizadas.</w:t>
+        <w:t>Se rigen por la Resolución HCU N.º 093/2006, de 15 de marzo de 2006. Su Artículo 13 establece que «las Carreras tienen la tuición de elegir las materias a ser dictadas en el periodo que dure los Cursos de Temporada en función de aspectos que cada unidad académica considere importante, debiendo sus contenidos ser cubiertos en un 100% en teoría y en práctica», y su Artículo 6 dispone que, en las carreras anualizadas, cada curso se desarrolle en forma intensiva al finalizar la gestión por un lapso mínimo de 60 días calendario, ocho semanas, con la carga horaria suficiente para desarrollar la totalidad del programa analítico. La resolución no prohíbe ofertar asignaturas troncales, sino que otorga a cada carrera la potestad de seleccionar las asignaturas que se dictan.</w:t>
       </w:r>
     </w:p>
     <w:p>
       <w:pPr>
         <w:numPr>
           <w:ilvl w:val="0"/>
-          <w:numId w:val="906"/>
+          <w:numId w:val="905"/>
         </w:numPr>
         <w:spacing w:before="0" w:after="160" w:line="240" w:lineRule="auto"/>
         <w:jc w:val="both"/>
@@ -2042,14 +1945,14 @@
           <w:i w:val="0"/>
           <w:sz w:val="20"/>
         </w:rPr>
-        <w:t xml:space="preserve"> permitir a los estudiantes regulares nivelar o adelantar hasta dos asignaturas por temporada, con cumplimiento de los prerrequisitos.</w:t>
+        <w:t xml:space="preserve"> ofrecer a los estudiantes regulares la opción de cursar en forma intensiva, para nivelar o adelantar hasta dos asignaturas por temporada, con cumplimiento de los requisitos y prerrequisitos del plan de estudios y de los reglamentos facultativos.</w:t>
       </w:r>
     </w:p>
     <w:p>
       <w:pPr>
         <w:numPr>
           <w:ilvl w:val="0"/>
-          <w:numId w:val="906"/>
+          <w:numId w:val="905"/>
         </w:numPr>
         <w:spacing w:before="0" w:after="160" w:line="240" w:lineRule="auto"/>
         <w:jc w:val="both"/>
@@ -2070,14 +1973,14 @@
           <w:i w:val="0"/>
           <w:sz w:val="20"/>
         </w:rPr>
-        <w:t xml:space="preserve"> las 14 asignaturas contextuales y las troncales de hasta 80 horas anuales: CPA-102, CPA-204, CPA-406, CPA-506, CPA-507, CPA-508, CPA-509 y CPA-510.</w:t>
+        <w:t xml:space="preserve"> las 14 asignaturas de las áreas contextuales de Administración, Derecho, Economía y Matemáticas, y las troncales de 80 horas anuales: CPA-102, CPA-204, CPA-406, CPA-506, CPA-507, CPA-508, CPA-509 y CPA-510.</w:t>
       </w:r>
     </w:p>
     <w:p>
       <w:pPr>
         <w:numPr>
           <w:ilvl w:val="0"/>
-          <w:numId w:val="906"/>
+          <w:numId w:val="905"/>
         </w:numPr>
         <w:spacing w:before="0" w:after="160" w:line="240" w:lineRule="auto"/>
         <w:jc w:val="both"/>
@@ -2098,14 +2001,14 @@
           <w:i w:val="0"/>
           <w:sz w:val="20"/>
         </w:rPr>
-        <w:t xml:space="preserve"> las asignaturas troncales de más de 80 horas pueden cursarse en temporada solo para recuperar una asignatura reprobada. El estudiante reprobado accede a la recuperación con un esquema de tutoría complementaria obligatoria.</w:t>
+        <w:t xml:space="preserve"> las asignaturas troncales de 160 horas anuales pueden cursarse en temporada solo para recuperar una asignatura reprobada. Se elimina el requisito vigente de haber obtenido al menos 20 puntos sobre 100 en la gestión regular, y el estudiante reprobado accede a la recuperación con un esquema de tutoría complementaria obligatoria.</w:t>
       </w:r>
     </w:p>
     <w:p>
       <w:pPr>
         <w:numPr>
           <w:ilvl w:val="0"/>
-          <w:numId w:val="906"/>
+          <w:numId w:val="905"/>
         </w:numPr>
         <w:spacing w:before="0" w:after="200" w:line="240" w:lineRule="auto"/>
         <w:jc w:val="both"/>
@@ -2171,7 +2074,7 @@
           <w:i w:val="0"/>
           <w:sz w:val="20"/>
         </w:rPr>
-        <w:t>La mesa de examen se rige por la Resolución HCU N.º 352/2021 y se aplica a las asignaturas teóricas detalladas en el punto 4.7.5, con un máximo de dos asignaturas por gestión. Antes de cada mesa se ofrecerán seminarios de resolución de casos como apoyo a los estudiantes inscritos.</w:t>
+        <w:t>La mesa de examen es una modalidad de evaluación que exime al estudiante de cursar la asignatura durante la gestión, rindiendo un solo examen, y le permite nivelarse o avanzar en el plan de estudios. Se rige por la Resolución HCU N.º 352/2021, de 21 de julio de 2021, cuyo Artículo 8 establece que «la mesa de examen se aplica tan solo a las materias teóricas del plan de estudios. El Consejo de Carrera definirá la lista de materias habilitadas, debiendo dar a conocer públicamente la nómina de las mismas». Las asignaturas habilitadas son las detalladas en el punto 4.7.5. Antes de cada mesa se ofrecerán seminarios de resolución de casos como apoyo a los estudiantes inscritos.</w:t>
       </w:r>
     </w:p>
     <w:p>
@@ -2223,7 +2126,7 @@
       <w:pPr>
         <w:numPr>
           <w:ilvl w:val="0"/>
-          <w:numId w:val="907"/>
+          <w:numId w:val="906"/>
         </w:numPr>
         <w:spacing w:before="0" w:after="160" w:line="240" w:lineRule="auto"/>
         <w:jc w:val="both"/>
@@ -2251,7 +2154,7 @@
       <w:pPr>
         <w:numPr>
           <w:ilvl w:val="0"/>
-          <w:numId w:val="907"/>
+          <w:numId w:val="906"/>
         </w:numPr>
         <w:spacing w:before="0" w:after="160" w:line="240" w:lineRule="auto"/>
         <w:jc w:val="both"/>
@@ -2279,7 +2182,7 @@
       <w:pPr>
         <w:numPr>
           <w:ilvl w:val="0"/>
-          <w:numId w:val="907"/>
+          <w:numId w:val="906"/>
         </w:numPr>
         <w:spacing w:before="0" w:after="160" w:line="240" w:lineRule="auto"/>
         <w:jc w:val="both"/>
@@ -2307,7 +2210,7 @@
       <w:pPr>
         <w:numPr>
           <w:ilvl w:val="0"/>
-          <w:numId w:val="907"/>
+          <w:numId w:val="906"/>
         </w:numPr>
         <w:spacing w:before="0" w:after="160" w:line="240" w:lineRule="auto"/>
         <w:jc w:val="both"/>
@@ -2335,7 +2238,7 @@
       <w:pPr>
         <w:numPr>
           <w:ilvl w:val="0"/>
-          <w:numId w:val="907"/>
+          <w:numId w:val="906"/>
         </w:numPr>
         <w:spacing w:before="0" w:after="200" w:line="240" w:lineRule="auto"/>
         <w:jc w:val="both"/>
@@ -2579,7 +2482,7 @@
                 <w:color w:val="FFFFFF"/>
                 <w:sz w:val="20"/>
               </w:rPr>
-              <w:t>Título</w:t>
+              <w:t>Título en provisión nacional</w:t>
             </w:r>
           </w:p>
         </w:tc>
@@ -2600,7 +2503,7 @@
           <w:p>
             <w:pPr>
               <w:spacing w:before="0" w:after="0" w:line="240" w:lineRule="auto"/>
-              <w:jc w:val="left"/>
+              <w:jc w:val="both"/>
             </w:pPr>
             <w:r>
               <w:rPr>
@@ -2628,7 +2531,7 @@
           <w:p>
             <w:pPr>
               <w:spacing w:before="0" w:after="0" w:line="240" w:lineRule="auto"/>
-              <w:jc w:val="left"/>
+              <w:jc w:val="both"/>
             </w:pPr>
             <w:r>
               <w:rPr>
@@ -2656,7 +2559,7 @@
           <w:p>
             <w:pPr>
               <w:spacing w:before="0" w:after="0" w:line="240" w:lineRule="auto"/>
-              <w:jc w:val="left"/>
+              <w:jc w:val="both"/>
             </w:pPr>
             <w:r>
               <w:rPr>
@@ -2665,7 +2568,7 @@
                 <w:i w:val="0"/>
                 <w:sz w:val="20"/>
               </w:rPr>
-              <w:t>Técnico Universitario Medio, con la denominación de Auxiliar en Contabilidad General</w:t>
+              <w:t>Técnico Universitario Medio, Auxiliar en Contabilidad General</w:t>
             </w:r>
           </w:p>
         </w:tc>
@@ -2684,7 +2587,7 @@
           <w:p>
             <w:pPr>
               <w:spacing w:before="0" w:after="0" w:line="240" w:lineRule="auto"/>
-              <w:jc w:val="left"/>
+              <w:jc w:val="both"/>
             </w:pPr>
             <w:r>
               <w:rPr>
@@ -2693,7 +2596,7 @@
                 <w:i w:val="0"/>
                 <w:sz w:val="20"/>
               </w:rPr>
-              <w:t>Título profesional de Técnico Universitario Medio</w:t>
+              <w:t>Auxiliar en Contabilidad General</w:t>
             </w:r>
           </w:p>
         </w:tc>
@@ -2714,7 +2617,7 @@
           <w:p>
             <w:pPr>
               <w:spacing w:before="0" w:after="0" w:line="240" w:lineRule="auto"/>
-              <w:jc w:val="left"/>
+              <w:jc w:val="both"/>
             </w:pPr>
             <w:r>
               <w:rPr>
@@ -2742,7 +2645,7 @@
           <w:p>
             <w:pPr>
               <w:spacing w:before="0" w:after="0" w:line="240" w:lineRule="auto"/>
-              <w:jc w:val="left"/>
+              <w:jc w:val="both"/>
             </w:pPr>
             <w:r>
               <w:rPr>
@@ -2770,7 +2673,7 @@
           <w:p>
             <w:pPr>
               <w:spacing w:before="0" w:after="0" w:line="240" w:lineRule="auto"/>
-              <w:jc w:val="left"/>
+              <w:jc w:val="both"/>
             </w:pPr>
             <w:r>
               <w:rPr>
@@ -2798,7 +2701,7 @@
           <w:p>
             <w:pPr>
               <w:spacing w:before="0" w:after="0" w:line="240" w:lineRule="auto"/>
-              <w:jc w:val="left"/>
+              <w:jc w:val="both"/>
             </w:pPr>
             <w:r>
               <w:rPr>
@@ -2807,7 +2710,7 @@
                 <w:i w:val="0"/>
                 <w:sz w:val="20"/>
               </w:rPr>
-              <w:t>Título en provisión nacional de Contador General</w:t>
+              <w:t>Contador General</w:t>
             </w:r>
           </w:p>
         </w:tc>
@@ -2828,7 +2731,7 @@
           <w:p>
             <w:pPr>
               <w:spacing w:before="0" w:after="0" w:line="240" w:lineRule="auto"/>
-              <w:jc w:val="left"/>
+              <w:jc w:val="both"/>
             </w:pPr>
             <w:r>
               <w:rPr>
@@ -2856,7 +2759,7 @@
           <w:p>
             <w:pPr>
               <w:spacing w:before="0" w:after="0" w:line="240" w:lineRule="auto"/>
-              <w:jc w:val="left"/>
+              <w:jc w:val="both"/>
             </w:pPr>
             <w:r>
               <w:rPr>
@@ -2884,7 +2787,7 @@
           <w:p>
             <w:pPr>
               <w:spacing w:before="0" w:after="0" w:line="240" w:lineRule="auto"/>
-              <w:jc w:val="left"/>
+              <w:jc w:val="both"/>
             </w:pPr>
             <w:r>
               <w:rPr>
@@ -2912,7 +2815,7 @@
           <w:p>
             <w:pPr>
               <w:spacing w:before="0" w:after="0" w:line="240" w:lineRule="auto"/>
-              <w:jc w:val="left"/>
+              <w:jc w:val="both"/>
             </w:pPr>
             <w:r>
               <w:rPr>
@@ -2921,7 +2824,7 @@
                 <w:i w:val="0"/>
                 <w:sz w:val="20"/>
               </w:rPr>
-              <w:t>Título en provisión nacional de Contador Público Autorizado</w:t>
+              <w:t>Contador Público Autorizado</w:t>
             </w:r>
           </w:p>
         </w:tc>
@@ -3116,7 +3019,7 @@
           <w:p>
             <w:pPr>
               <w:spacing w:before="0" w:after="0" w:line="240" w:lineRule="auto"/>
-              <w:jc w:val="left"/>
+              <w:jc w:val="both"/>
             </w:pPr>
             <w:r>
               <w:rPr>
@@ -3144,7 +3047,7 @@
           <w:p>
             <w:pPr>
               <w:spacing w:before="0" w:after="0" w:line="240" w:lineRule="auto"/>
-              <w:jc w:val="left"/>
+              <w:jc w:val="both"/>
             </w:pPr>
             <w:r>
               <w:rPr>
@@ -3174,7 +3077,7 @@
           <w:p>
             <w:pPr>
               <w:spacing w:before="0" w:after="0" w:line="240" w:lineRule="auto"/>
-              <w:jc w:val="left"/>
+              <w:jc w:val="both"/>
             </w:pPr>
             <w:r>
               <w:rPr>
@@ -3202,7 +3105,7 @@
           <w:p>
             <w:pPr>
               <w:spacing w:before="0" w:after="0" w:line="240" w:lineRule="auto"/>
-              <w:jc w:val="left"/>
+              <w:jc w:val="both"/>
             </w:pPr>
             <w:r>
               <w:rPr>
@@ -3232,7 +3135,7 @@
           <w:p>
             <w:pPr>
               <w:spacing w:before="0" w:after="0" w:line="240" w:lineRule="auto"/>
-              <w:jc w:val="left"/>
+              <w:jc w:val="both"/>
             </w:pPr>
             <w:r>
               <w:rPr>
@@ -3260,7 +3163,7 @@
           <w:p>
             <w:pPr>
               <w:spacing w:before="0" w:after="0" w:line="240" w:lineRule="auto"/>
-              <w:jc w:val="left"/>
+              <w:jc w:val="both"/>
             </w:pPr>
             <w:r>
               <w:rPr>
@@ -3290,7 +3193,7 @@
           <w:p>
             <w:pPr>
               <w:spacing w:before="0" w:after="0" w:line="240" w:lineRule="auto"/>
-              <w:jc w:val="left"/>
+              <w:jc w:val="both"/>
             </w:pPr>
             <w:r>
               <w:rPr>
@@ -3318,7 +3221,7 @@
           <w:p>
             <w:pPr>
               <w:spacing w:before="0" w:after="0" w:line="240" w:lineRule="auto"/>
-              <w:jc w:val="left"/>
+              <w:jc w:val="both"/>
             </w:pPr>
             <w:r>
               <w:rPr>
@@ -3493,7 +3396,7 @@
           <w:p>
             <w:pPr>
               <w:spacing w:before="0" w:after="0" w:line="240" w:lineRule="auto"/>
-              <w:jc w:val="left"/>
+              <w:jc w:val="both"/>
             </w:pPr>
             <w:r>
               <w:rPr>
@@ -3521,7 +3424,7 @@
           <w:p>
             <w:pPr>
               <w:spacing w:before="0" w:after="0" w:line="240" w:lineRule="auto"/>
-              <w:jc w:val="left"/>
+              <w:jc w:val="both"/>
             </w:pPr>
             <w:r>
               <w:rPr>
@@ -3551,7 +3454,7 @@
           <w:p>
             <w:pPr>
               <w:spacing w:before="0" w:after="0" w:line="240" w:lineRule="auto"/>
-              <w:jc w:val="left"/>
+              <w:jc w:val="both"/>
             </w:pPr>
             <w:r>
               <w:rPr>
@@ -3579,7 +3482,7 @@
           <w:p>
             <w:pPr>
               <w:spacing w:before="0" w:after="0" w:line="240" w:lineRule="auto"/>
-              <w:jc w:val="left"/>
+              <w:jc w:val="both"/>
             </w:pPr>
             <w:r>
               <w:rPr>
@@ -3609,7 +3512,7 @@
           <w:p>
             <w:pPr>
               <w:spacing w:before="0" w:after="0" w:line="240" w:lineRule="auto"/>
-              <w:jc w:val="left"/>
+              <w:jc w:val="both"/>
             </w:pPr>
             <w:r>
               <w:rPr>
@@ -3637,7 +3540,7 @@
           <w:p>
             <w:pPr>
               <w:spacing w:before="0" w:after="0" w:line="240" w:lineRule="auto"/>
-              <w:jc w:val="left"/>
+              <w:jc w:val="both"/>
             </w:pPr>
             <w:r>
               <w:rPr>
@@ -3667,7 +3570,7 @@
           <w:p>
             <w:pPr>
               <w:spacing w:before="0" w:after="0" w:line="240" w:lineRule="auto"/>
-              <w:jc w:val="left"/>
+              <w:jc w:val="both"/>
             </w:pPr>
             <w:r>
               <w:rPr>
@@ -3695,7 +3598,7 @@
           <w:p>
             <w:pPr>
               <w:spacing w:before="0" w:after="0" w:line="240" w:lineRule="auto"/>
-              <w:jc w:val="left"/>
+              <w:jc w:val="both"/>
             </w:pPr>
             <w:r>
               <w:rPr>
@@ -3795,7 +3698,7 @@
                 <w:b/>
                 <w:i w:val="0"/>
                 <w:color w:val="FFFFFF"/>
-                <w:sz w:val="18"/>
+                <w:sz w:val="20"/>
               </w:rPr>
               <w:t>Ciclo básico de información financiera y de gestión</w:t>
             </w:r>
@@ -3824,7 +3727,7 @@
                 <w:b/>
                 <w:i w:val="0"/>
                 <w:color w:val="FFFFFF"/>
-                <w:sz w:val="18"/>
+                <w:sz w:val="20"/>
               </w:rPr>
               <w:t>Ciclo especializado de información financiera y finanzas</w:t>
             </w:r>
@@ -3853,7 +3756,7 @@
                 <w:b/>
                 <w:i w:val="0"/>
                 <w:color w:val="FFFFFF"/>
-                <w:sz w:val="18"/>
+                <w:sz w:val="20"/>
               </w:rPr>
               <w:t>Ciclo de servicios de aseguramiento</w:t>
             </w:r>
@@ -3880,12 +3783,12 @@
               </w:tabs>
               <w:spacing w:before="0" w:after="0" w:line="240" w:lineRule="auto"/>
               <w:ind w:left="255" w:hanging="255"/>
-              <w:jc w:val="left"/>
+              <w:jc w:val="both"/>
             </w:pPr>
             <w:r>
               <w:rPr>
                 <w:rFonts w:ascii="Century Gothic" w:hAnsi="Century Gothic" w:cs="Century Gothic" w:eastAsia="Century Gothic"/>
-                <w:sz w:val="18"/>
+                <w:sz w:val="20"/>
               </w:rPr>
               <w:t>▪</w:t>
               <w:tab/>
@@ -3895,7 +3798,7 @@
                 <w:rFonts w:ascii="Century Gothic" w:hAnsi="Century Gothic" w:cs="Century Gothic" w:eastAsia="Century Gothic"/>
                 <w:b w:val="0"/>
                 <w:i w:val="0"/>
-                <w:sz w:val="18"/>
+                <w:sz w:val="20"/>
               </w:rPr>
               <w:t>Contabilidad Básica</w:t>
             </w:r>
@@ -3907,12 +3810,12 @@
               </w:tabs>
               <w:spacing w:before="0" w:after="0" w:line="240" w:lineRule="auto"/>
               <w:ind w:left="255" w:hanging="255"/>
-              <w:jc w:val="left"/>
+              <w:jc w:val="both"/>
             </w:pPr>
             <w:r>
               <w:rPr>
                 <w:rFonts w:ascii="Century Gothic" w:hAnsi="Century Gothic" w:cs="Century Gothic" w:eastAsia="Century Gothic"/>
-                <w:sz w:val="18"/>
+                <w:sz w:val="20"/>
               </w:rPr>
               <w:t>▪</w:t>
               <w:tab/>
@@ -3922,7 +3825,7 @@
                 <w:rFonts w:ascii="Century Gothic" w:hAnsi="Century Gothic" w:cs="Century Gothic" w:eastAsia="Century Gothic"/>
                 <w:b w:val="0"/>
                 <w:i w:val="0"/>
-                <w:sz w:val="18"/>
+                <w:sz w:val="20"/>
               </w:rPr>
               <w:t>Contabilidad Intermedia</w:t>
             </w:r>
@@ -3934,12 +3837,12 @@
               </w:tabs>
               <w:spacing w:before="0" w:after="0" w:line="240" w:lineRule="auto"/>
               <w:ind w:left="255" w:hanging="255"/>
-              <w:jc w:val="left"/>
+              <w:jc w:val="both"/>
             </w:pPr>
             <w:r>
               <w:rPr>
                 <w:rFonts w:ascii="Century Gothic" w:hAnsi="Century Gothic" w:cs="Century Gothic" w:eastAsia="Century Gothic"/>
-                <w:sz w:val="18"/>
+                <w:sz w:val="20"/>
               </w:rPr>
               <w:t>▪</w:t>
               <w:tab/>
@@ -3949,7 +3852,7 @@
                 <w:rFonts w:ascii="Century Gothic" w:hAnsi="Century Gothic" w:cs="Century Gothic" w:eastAsia="Century Gothic"/>
                 <w:b w:val="0"/>
                 <w:i w:val="0"/>
-                <w:sz w:val="18"/>
+                <w:sz w:val="20"/>
               </w:rPr>
               <w:t>Contabilidad de Sociedades</w:t>
             </w:r>
@@ -3961,12 +3864,12 @@
               </w:tabs>
               <w:spacing w:before="0" w:after="0" w:line="240" w:lineRule="auto"/>
               <w:ind w:left="255" w:hanging="255"/>
-              <w:jc w:val="left"/>
+              <w:jc w:val="both"/>
             </w:pPr>
             <w:r>
               <w:rPr>
                 <w:rFonts w:ascii="Century Gothic" w:hAnsi="Century Gothic" w:cs="Century Gothic" w:eastAsia="Century Gothic"/>
-                <w:sz w:val="18"/>
+                <w:sz w:val="20"/>
               </w:rPr>
               <w:t>▪</w:t>
               <w:tab/>
@@ -3976,7 +3879,7 @@
                 <w:rFonts w:ascii="Century Gothic" w:hAnsi="Century Gothic" w:cs="Century Gothic" w:eastAsia="Century Gothic"/>
                 <w:b w:val="0"/>
                 <w:i w:val="0"/>
-                <w:sz w:val="18"/>
+                <w:sz w:val="20"/>
               </w:rPr>
               <w:t>Contabilidad de Tributos</w:t>
             </w:r>
@@ -3988,12 +3891,12 @@
               </w:tabs>
               <w:spacing w:before="0" w:after="0" w:line="240" w:lineRule="auto"/>
               <w:ind w:left="255" w:hanging="255"/>
-              <w:jc w:val="left"/>
+              <w:jc w:val="both"/>
             </w:pPr>
             <w:r>
               <w:rPr>
                 <w:rFonts w:ascii="Century Gothic" w:hAnsi="Century Gothic" w:cs="Century Gothic" w:eastAsia="Century Gothic"/>
-                <w:sz w:val="18"/>
+                <w:sz w:val="20"/>
               </w:rPr>
               <w:t>▪</w:t>
               <w:tab/>
@@ -4003,7 +3906,7 @@
                 <w:rFonts w:ascii="Century Gothic" w:hAnsi="Century Gothic" w:cs="Century Gothic" w:eastAsia="Century Gothic"/>
                 <w:b w:val="0"/>
                 <w:i w:val="0"/>
-                <w:sz w:val="18"/>
+                <w:sz w:val="20"/>
               </w:rPr>
               <w:t>Contabilidad Internacional</w:t>
             </w:r>
@@ -4015,12 +3918,12 @@
               </w:tabs>
               <w:spacing w:before="0" w:after="0" w:line="240" w:lineRule="auto"/>
               <w:ind w:left="255" w:hanging="255"/>
-              <w:jc w:val="left"/>
+              <w:jc w:val="both"/>
             </w:pPr>
             <w:r>
               <w:rPr>
                 <w:rFonts w:ascii="Century Gothic" w:hAnsi="Century Gothic" w:cs="Century Gothic" w:eastAsia="Century Gothic"/>
-                <w:sz w:val="18"/>
+                <w:sz w:val="20"/>
               </w:rPr>
               <w:t>▪</w:t>
               <w:tab/>
@@ -4030,7 +3933,7 @@
                 <w:rFonts w:ascii="Century Gothic" w:hAnsi="Century Gothic" w:cs="Century Gothic" w:eastAsia="Century Gothic"/>
                 <w:b w:val="0"/>
                 <w:i w:val="0"/>
-                <w:sz w:val="18"/>
+                <w:sz w:val="20"/>
               </w:rPr>
               <w:t>Contabilidad de Costos y Gestión</w:t>
             </w:r>
@@ -4055,12 +3958,12 @@
               </w:tabs>
               <w:spacing w:before="0" w:after="0" w:line="240" w:lineRule="auto"/>
               <w:ind w:left="255" w:hanging="255"/>
-              <w:jc w:val="left"/>
+              <w:jc w:val="both"/>
             </w:pPr>
             <w:r>
               <w:rPr>
                 <w:rFonts w:ascii="Century Gothic" w:hAnsi="Century Gothic" w:cs="Century Gothic" w:eastAsia="Century Gothic"/>
-                <w:sz w:val="18"/>
+                <w:sz w:val="20"/>
               </w:rPr>
               <w:t>▪</w:t>
               <w:tab/>
@@ -4070,7 +3973,7 @@
                 <w:rFonts w:ascii="Century Gothic" w:hAnsi="Century Gothic" w:cs="Century Gothic" w:eastAsia="Century Gothic"/>
                 <w:b w:val="0"/>
                 <w:i w:val="0"/>
-                <w:sz w:val="18"/>
+                <w:sz w:val="20"/>
               </w:rPr>
               <w:t>Contabilidad de Bancos y Entidades Financieras</w:t>
             </w:r>
@@ -4082,12 +3985,12 @@
               </w:tabs>
               <w:spacing w:before="0" w:after="0" w:line="240" w:lineRule="auto"/>
               <w:ind w:left="255" w:hanging="255"/>
-              <w:jc w:val="left"/>
+              <w:jc w:val="both"/>
             </w:pPr>
             <w:r>
               <w:rPr>
                 <w:rFonts w:ascii="Century Gothic" w:hAnsi="Century Gothic" w:cs="Century Gothic" w:eastAsia="Century Gothic"/>
-                <w:sz w:val="18"/>
+                <w:sz w:val="20"/>
               </w:rPr>
               <w:t>▪</w:t>
               <w:tab/>
@@ -4097,7 +4000,7 @@
                 <w:rFonts w:ascii="Century Gothic" w:hAnsi="Century Gothic" w:cs="Century Gothic" w:eastAsia="Century Gothic"/>
                 <w:b w:val="0"/>
                 <w:i w:val="0"/>
-                <w:sz w:val="18"/>
+                <w:sz w:val="20"/>
               </w:rPr>
               <w:t>Contabilidad de Seguros: Privado y Social</w:t>
             </w:r>
@@ -4109,12 +4012,12 @@
               </w:tabs>
               <w:spacing w:before="0" w:after="0" w:line="240" w:lineRule="auto"/>
               <w:ind w:left="255" w:hanging="255"/>
-              <w:jc w:val="left"/>
+              <w:jc w:val="both"/>
             </w:pPr>
             <w:r>
               <w:rPr>
                 <w:rFonts w:ascii="Century Gothic" w:hAnsi="Century Gothic" w:cs="Century Gothic" w:eastAsia="Century Gothic"/>
-                <w:sz w:val="18"/>
+                <w:sz w:val="20"/>
               </w:rPr>
               <w:t>▪</w:t>
               <w:tab/>
@@ -4124,7 +4027,7 @@
                 <w:rFonts w:ascii="Century Gothic" w:hAnsi="Century Gothic" w:cs="Century Gothic" w:eastAsia="Century Gothic"/>
                 <w:b w:val="0"/>
                 <w:i w:val="0"/>
-                <w:sz w:val="18"/>
+                <w:sz w:val="20"/>
               </w:rPr>
               <w:t>Contabilidad Minera y Petrolera</w:t>
             </w:r>
@@ -4136,12 +4039,12 @@
               </w:tabs>
               <w:spacing w:before="0" w:after="0" w:line="240" w:lineRule="auto"/>
               <w:ind w:left="255" w:hanging="255"/>
-              <w:jc w:val="left"/>
+              <w:jc w:val="both"/>
             </w:pPr>
             <w:r>
               <w:rPr>
                 <w:rFonts w:ascii="Century Gothic" w:hAnsi="Century Gothic" w:cs="Century Gothic" w:eastAsia="Century Gothic"/>
-                <w:sz w:val="18"/>
+                <w:sz w:val="20"/>
               </w:rPr>
               <w:t>▪</w:t>
               <w:tab/>
@@ -4151,7 +4054,7 @@
                 <w:rFonts w:ascii="Century Gothic" w:hAnsi="Century Gothic" w:cs="Century Gothic" w:eastAsia="Century Gothic"/>
                 <w:b w:val="0"/>
                 <w:i w:val="0"/>
-                <w:sz w:val="18"/>
+                <w:sz w:val="20"/>
               </w:rPr>
               <w:t>Contabilidad Agrícola y Ganadera</w:t>
             </w:r>
@@ -4163,12 +4066,12 @@
               </w:tabs>
               <w:spacing w:before="0" w:after="0" w:line="240" w:lineRule="auto"/>
               <w:ind w:left="255" w:hanging="255"/>
-              <w:jc w:val="left"/>
+              <w:jc w:val="both"/>
             </w:pPr>
             <w:r>
               <w:rPr>
                 <w:rFonts w:ascii="Century Gothic" w:hAnsi="Century Gothic" w:cs="Century Gothic" w:eastAsia="Century Gothic"/>
-                <w:sz w:val="18"/>
+                <w:sz w:val="20"/>
               </w:rPr>
               <w:t>▪</w:t>
               <w:tab/>
@@ -4178,7 +4081,7 @@
                 <w:rFonts w:ascii="Century Gothic" w:hAnsi="Century Gothic" w:cs="Century Gothic" w:eastAsia="Century Gothic"/>
                 <w:b w:val="0"/>
                 <w:i w:val="0"/>
-                <w:sz w:val="18"/>
+                <w:sz w:val="20"/>
               </w:rPr>
               <w:t>Contabilidad y Presupuestos Gubernamental</w:t>
             </w:r>
@@ -4190,12 +4093,12 @@
               </w:tabs>
               <w:spacing w:before="0" w:after="0" w:line="240" w:lineRule="auto"/>
               <w:ind w:left="255" w:hanging="255"/>
-              <w:jc w:val="left"/>
+              <w:jc w:val="both"/>
             </w:pPr>
             <w:r>
               <w:rPr>
                 <w:rFonts w:ascii="Century Gothic" w:hAnsi="Century Gothic" w:cs="Century Gothic" w:eastAsia="Century Gothic"/>
-                <w:sz w:val="18"/>
+                <w:sz w:val="20"/>
               </w:rPr>
               <w:t>▪</w:t>
               <w:tab/>
@@ -4205,7 +4108,7 @@
                 <w:rFonts w:ascii="Century Gothic" w:hAnsi="Century Gothic" w:cs="Century Gothic" w:eastAsia="Century Gothic"/>
                 <w:b w:val="0"/>
                 <w:i w:val="0"/>
-                <w:sz w:val="18"/>
+                <w:sz w:val="20"/>
               </w:rPr>
               <w:t>Finanzas Corporativas</w:t>
             </w:r>
@@ -4230,12 +4133,12 @@
               </w:tabs>
               <w:spacing w:before="0" w:after="0" w:line="240" w:lineRule="auto"/>
               <w:ind w:left="255" w:hanging="255"/>
-              <w:jc w:val="left"/>
+              <w:jc w:val="both"/>
             </w:pPr>
             <w:r>
               <w:rPr>
                 <w:rFonts w:ascii="Century Gothic" w:hAnsi="Century Gothic" w:cs="Century Gothic" w:eastAsia="Century Gothic"/>
-                <w:sz w:val="18"/>
+                <w:sz w:val="20"/>
               </w:rPr>
               <w:t>▪</w:t>
               <w:tab/>
@@ -4245,7 +4148,7 @@
                 <w:rFonts w:ascii="Century Gothic" w:hAnsi="Century Gothic" w:cs="Century Gothic" w:eastAsia="Century Gothic"/>
                 <w:b w:val="0"/>
                 <w:i w:val="0"/>
-                <w:sz w:val="18"/>
+                <w:sz w:val="20"/>
               </w:rPr>
               <w:t>Auditoría Financiera</w:t>
             </w:r>
@@ -4257,12 +4160,12 @@
               </w:tabs>
               <w:spacing w:before="0" w:after="0" w:line="240" w:lineRule="auto"/>
               <w:ind w:left="255" w:hanging="255"/>
-              <w:jc w:val="left"/>
+              <w:jc w:val="both"/>
             </w:pPr>
             <w:r>
               <w:rPr>
                 <w:rFonts w:ascii="Century Gothic" w:hAnsi="Century Gothic" w:cs="Century Gothic" w:eastAsia="Century Gothic"/>
-                <w:sz w:val="18"/>
+                <w:sz w:val="20"/>
               </w:rPr>
               <w:t>▪</w:t>
               <w:tab/>
@@ -4272,7 +4175,7 @@
                 <w:rFonts w:ascii="Century Gothic" w:hAnsi="Century Gothic" w:cs="Century Gothic" w:eastAsia="Century Gothic"/>
                 <w:b w:val="0"/>
                 <w:i w:val="0"/>
-                <w:sz w:val="18"/>
+                <w:sz w:val="20"/>
               </w:rPr>
               <w:t>Auditoría Interna, Control Interno y Gestión de Riesgos</w:t>
             </w:r>
@@ -4284,12 +4187,12 @@
               </w:tabs>
               <w:spacing w:before="0" w:after="0" w:line="240" w:lineRule="auto"/>
               <w:ind w:left="255" w:hanging="255"/>
-              <w:jc w:val="left"/>
+              <w:jc w:val="both"/>
             </w:pPr>
             <w:r>
               <w:rPr>
                 <w:rFonts w:ascii="Century Gothic" w:hAnsi="Century Gothic" w:cs="Century Gothic" w:eastAsia="Century Gothic"/>
-                <w:sz w:val="18"/>
+                <w:sz w:val="20"/>
               </w:rPr>
               <w:t>▪</w:t>
               <w:tab/>
@@ -4299,7 +4202,7 @@
                 <w:rFonts w:ascii="Century Gothic" w:hAnsi="Century Gothic" w:cs="Century Gothic" w:eastAsia="Century Gothic"/>
                 <w:b w:val="0"/>
                 <w:i w:val="0"/>
-                <w:sz w:val="18"/>
+                <w:sz w:val="20"/>
               </w:rPr>
               <w:t>Auditoría Operativa</w:t>
             </w:r>
@@ -4311,12 +4214,12 @@
               </w:tabs>
               <w:spacing w:before="0" w:after="0" w:line="240" w:lineRule="auto"/>
               <w:ind w:left="255" w:hanging="255"/>
-              <w:jc w:val="left"/>
+              <w:jc w:val="both"/>
             </w:pPr>
             <w:r>
               <w:rPr>
                 <w:rFonts w:ascii="Century Gothic" w:hAnsi="Century Gothic" w:cs="Century Gothic" w:eastAsia="Century Gothic"/>
-                <w:sz w:val="18"/>
+                <w:sz w:val="20"/>
               </w:rPr>
               <w:t>▪</w:t>
               <w:tab/>
@@ -4326,7 +4229,7 @@
                 <w:rFonts w:ascii="Century Gothic" w:hAnsi="Century Gothic" w:cs="Century Gothic" w:eastAsia="Century Gothic"/>
                 <w:b w:val="0"/>
                 <w:i w:val="0"/>
-                <w:sz w:val="18"/>
+                <w:sz w:val="20"/>
               </w:rPr>
               <w:t>Auditoría Gubernamental</w:t>
             </w:r>
@@ -4338,12 +4241,12 @@
               </w:tabs>
               <w:spacing w:before="0" w:after="0" w:line="240" w:lineRule="auto"/>
               <w:ind w:left="255" w:hanging="255"/>
-              <w:jc w:val="left"/>
+              <w:jc w:val="both"/>
             </w:pPr>
             <w:r>
               <w:rPr>
                 <w:rFonts w:ascii="Century Gothic" w:hAnsi="Century Gothic" w:cs="Century Gothic" w:eastAsia="Century Gothic"/>
-                <w:sz w:val="18"/>
+                <w:sz w:val="20"/>
               </w:rPr>
               <w:t>▪</w:t>
               <w:tab/>
@@ -4353,7 +4256,7 @@
                 <w:rFonts w:ascii="Century Gothic" w:hAnsi="Century Gothic" w:cs="Century Gothic" w:eastAsia="Century Gothic"/>
                 <w:b w:val="0"/>
                 <w:i w:val="0"/>
-                <w:sz w:val="18"/>
+                <w:sz w:val="20"/>
               </w:rPr>
               <w:t>Auditoría Tributaria</w:t>
             </w:r>
@@ -4365,12 +4268,12 @@
               </w:tabs>
               <w:spacing w:before="0" w:after="0" w:line="240" w:lineRule="auto"/>
               <w:ind w:left="255" w:hanging="255"/>
-              <w:jc w:val="left"/>
+              <w:jc w:val="both"/>
             </w:pPr>
             <w:r>
               <w:rPr>
                 <w:rFonts w:ascii="Century Gothic" w:hAnsi="Century Gothic" w:cs="Century Gothic" w:eastAsia="Century Gothic"/>
-                <w:sz w:val="18"/>
+                <w:sz w:val="20"/>
               </w:rPr>
               <w:t>▪</w:t>
               <w:tab/>
@@ -4380,7 +4283,7 @@
                 <w:rFonts w:ascii="Century Gothic" w:hAnsi="Century Gothic" w:cs="Century Gothic" w:eastAsia="Century Gothic"/>
                 <w:b w:val="0"/>
                 <w:i w:val="0"/>
-                <w:sz w:val="18"/>
+                <w:sz w:val="20"/>
               </w:rPr>
               <w:t>Auditoría de Proyectos Públicos y Privados</w:t>
             </w:r>
@@ -4392,12 +4295,12 @@
               </w:tabs>
               <w:spacing w:before="0" w:after="0" w:line="240" w:lineRule="auto"/>
               <w:ind w:left="255" w:hanging="255"/>
-              <w:jc w:val="left"/>
+              <w:jc w:val="both"/>
             </w:pPr>
             <w:r>
               <w:rPr>
                 <w:rFonts w:ascii="Century Gothic" w:hAnsi="Century Gothic" w:cs="Century Gothic" w:eastAsia="Century Gothic"/>
-                <w:sz w:val="18"/>
+                <w:sz w:val="20"/>
               </w:rPr>
               <w:t>▪</w:t>
               <w:tab/>
@@ -4407,7 +4310,7 @@
                 <w:rFonts w:ascii="Century Gothic" w:hAnsi="Century Gothic" w:cs="Century Gothic" w:eastAsia="Century Gothic"/>
                 <w:b w:val="0"/>
                 <w:i w:val="0"/>
-                <w:sz w:val="18"/>
+                <w:sz w:val="20"/>
               </w:rPr>
               <w:t>Auditoría de Entidades Financieras y Servicios Relacionados</w:t>
             </w:r>
@@ -5741,7 +5644,7 @@
                 <w:color w:val="FFFFFF"/>
                 <w:sz w:val="20"/>
               </w:rPr>
-              <w:t>Medida del Plan 2027</w:t>
+              <w:t>Medida del rediseño</w:t>
             </w:r>
           </w:p>
         </w:tc>
@@ -5791,7 +5694,7 @@
           <w:p>
             <w:pPr>
               <w:spacing w:before="0" w:after="0" w:line="240" w:lineRule="auto"/>
-              <w:jc w:val="left"/>
+              <w:jc w:val="both"/>
             </w:pPr>
             <w:r>
               <w:rPr>
@@ -5819,7 +5722,7 @@
           <w:p>
             <w:pPr>
               <w:spacing w:before="0" w:after="0" w:line="240" w:lineRule="auto"/>
-              <w:jc w:val="left"/>
+              <w:jc w:val="both"/>
             </w:pPr>
             <w:r>
               <w:rPr>
@@ -5847,7 +5750,7 @@
           <w:p>
             <w:pPr>
               <w:spacing w:before="0" w:after="0" w:line="240" w:lineRule="auto"/>
-              <w:jc w:val="left"/>
+              <w:jc w:val="both"/>
             </w:pPr>
             <w:r>
               <w:rPr>
@@ -5875,7 +5778,7 @@
           <w:p>
             <w:pPr>
               <w:spacing w:before="0" w:after="0" w:line="240" w:lineRule="auto"/>
-              <w:jc w:val="left"/>
+              <w:jc w:val="both"/>
             </w:pPr>
             <w:r>
               <w:rPr>
@@ -5905,7 +5808,7 @@
           <w:p>
             <w:pPr>
               <w:spacing w:before="0" w:after="0" w:line="240" w:lineRule="auto"/>
-              <w:jc w:val="left"/>
+              <w:jc w:val="both"/>
             </w:pPr>
             <w:r>
               <w:rPr>
@@ -5933,7 +5836,7 @@
           <w:p>
             <w:pPr>
               <w:spacing w:before="0" w:after="0" w:line="240" w:lineRule="auto"/>
-              <w:jc w:val="left"/>
+              <w:jc w:val="both"/>
             </w:pPr>
             <w:r>
               <w:rPr>
@@ -5942,7 +5845,7 @@
                 <w:i w:val="0"/>
                 <w:sz w:val="20"/>
               </w:rPr>
-              <w:t>Ausencia de registro diagnóstico</w:t>
+              <w:t>Brecha entre las competencias del bachiller y las exigencias de la Carrera</w:t>
             </w:r>
           </w:p>
         </w:tc>
@@ -5961,7 +5864,7 @@
           <w:p>
             <w:pPr>
               <w:spacing w:before="0" w:after="0" w:line="240" w:lineRule="auto"/>
-              <w:jc w:val="left"/>
+              <w:jc w:val="both"/>
             </w:pPr>
             <w:r>
               <w:rPr>
@@ -5970,7 +5873,7 @@
                 <w:i w:val="0"/>
                 <w:sz w:val="20"/>
               </w:rPr>
-              <w:t>Expediente digital diagnóstico</w:t>
+              <w:t>Nivelación temprana a partir de la evaluación diagnóstica de cada asignatura</w:t>
             </w:r>
           </w:p>
         </w:tc>
@@ -5989,7 +5892,7 @@
           <w:p>
             <w:pPr>
               <w:spacing w:before="0" w:after="0" w:line="240" w:lineRule="auto"/>
-              <w:jc w:val="left"/>
+              <w:jc w:val="both"/>
             </w:pPr>
             <w:r>
               <w:rPr>
@@ -6019,121 +5922,7 @@
           <w:p>
             <w:pPr>
               <w:spacing w:before="0" w:after="0" w:line="240" w:lineRule="auto"/>
-              <w:jc w:val="left"/>
-            </w:pPr>
-            <w:r>
-              <w:rPr>
-                <w:rFonts w:ascii="Century Gothic" w:hAnsi="Century Gothic" w:cs="Century Gothic" w:eastAsia="Century Gothic"/>
-                <w:b w:val="0"/>
-                <w:i w:val="0"/>
-                <w:sz w:val="20"/>
-              </w:rPr>
-              <w:t>Admisión</w:t>
-            </w:r>
-          </w:p>
-        </w:tc>
-        <w:tc>
-          <w:tcPr>
-            <w:tcW w:type="dxa" w:w="3175"/>
-            <w:tcBorders>
-              <w:top w:val="single" w:sz="4" w:space="0" w:color="8EAADB"/>
-              <w:left w:val="single" w:sz="4" w:space="0" w:color="8EAADB"/>
-              <w:bottom w:val="single" w:sz="4" w:space="0" w:color="8EAADB"/>
-              <w:right w:val="single" w:sz="4" w:space="0" w:color="8EAADB"/>
-            </w:tcBorders>
-            <w:shd w:val="clear" w:color="auto" w:fill="D9E2F3"/>
-            <w:vAlign w:val="top"/>
-          </w:tcPr>
-          <w:p>
-            <w:pPr>
-              <w:spacing w:before="0" w:after="0" w:line="240" w:lineRule="auto"/>
-              <w:jc w:val="left"/>
-            </w:pPr>
-            <w:r>
-              <w:rPr>
-                <w:rFonts w:ascii="Century Gothic" w:hAnsi="Century Gothic" w:cs="Century Gothic" w:eastAsia="Century Gothic"/>
-                <w:b w:val="0"/>
-                <w:i w:val="0"/>
-                <w:sz w:val="20"/>
-              </w:rPr>
-              <w:t>Deserción temprana</w:t>
-            </w:r>
-          </w:p>
-        </w:tc>
-        <w:tc>
-          <w:tcPr>
-            <w:tcW w:type="dxa" w:w="3628"/>
-            <w:tcBorders>
-              <w:top w:val="single" w:sz="4" w:space="0" w:color="8EAADB"/>
-              <w:left w:val="single" w:sz="4" w:space="0" w:color="8EAADB"/>
-              <w:bottom w:val="single" w:sz="4" w:space="0" w:color="8EAADB"/>
-              <w:right w:val="single" w:sz="4" w:space="0" w:color="8EAADB"/>
-            </w:tcBorders>
-            <w:shd w:val="clear" w:color="auto" w:fill="D9E2F3"/>
-            <w:vAlign w:val="top"/>
-          </w:tcPr>
-          <w:p>
-            <w:pPr>
-              <w:spacing w:before="0" w:after="0" w:line="240" w:lineRule="auto"/>
-              <w:jc w:val="left"/>
-            </w:pPr>
-            <w:r>
-              <w:rPr>
-                <w:rFonts w:ascii="Century Gothic" w:hAnsi="Century Gothic" w:cs="Century Gothic" w:eastAsia="Century Gothic"/>
-                <w:b w:val="0"/>
-                <w:i w:val="0"/>
-                <w:sz w:val="20"/>
-              </w:rPr>
-              <w:t>Nivelación temprana de cuatro semanas</w:t>
-            </w:r>
-          </w:p>
-        </w:tc>
-        <w:tc>
-          <w:tcPr>
-            <w:tcW w:type="dxa" w:w="907"/>
-            <w:tcBorders>
-              <w:top w:val="single" w:sz="4" w:space="0" w:color="8EAADB"/>
-              <w:left w:val="single" w:sz="4" w:space="0" w:color="8EAADB"/>
-              <w:bottom w:val="single" w:sz="4" w:space="0" w:color="8EAADB"/>
-              <w:right w:val="single" w:sz="4" w:space="0" w:color="8EAADB"/>
-            </w:tcBorders>
-            <w:shd w:val="clear" w:color="auto" w:fill="D9E2F3"/>
-            <w:vAlign w:val="top"/>
-          </w:tcPr>
-          <w:p>
-            <w:pPr>
-              <w:spacing w:before="0" w:after="0" w:line="240" w:lineRule="auto"/>
-              <w:jc w:val="left"/>
-            </w:pPr>
-            <w:r>
-              <w:rPr>
-                <w:rFonts w:ascii="Century Gothic" w:hAnsi="Century Gothic" w:cs="Century Gothic" w:eastAsia="Century Gothic"/>
-                <w:b w:val="0"/>
-                <w:i w:val="0"/>
-                <w:sz w:val="20"/>
-              </w:rPr>
-              <w:t>5.2.2</w:t>
-            </w:r>
-          </w:p>
-        </w:tc>
-      </w:tr>
-      <w:tr>
-        <w:tc>
-          <w:tcPr>
-            <w:tcW w:type="dxa" w:w="1361"/>
-            <w:tcBorders>
-              <w:top w:val="single" w:sz="4" w:space="0" w:color="8EAADB"/>
-              <w:left w:val="single" w:sz="4" w:space="0" w:color="8EAADB"/>
-              <w:bottom w:val="single" w:sz="4" w:space="0" w:color="8EAADB"/>
-              <w:right w:val="single" w:sz="4" w:space="0" w:color="8EAADB"/>
-            </w:tcBorders>
-            <w:shd w:val="clear" w:color="auto" w:fill="D9E2F3"/>
-            <w:vAlign w:val="top"/>
-          </w:tcPr>
-          <w:p>
-            <w:pPr>
-              <w:spacing w:before="0" w:after="0" w:line="240" w:lineRule="auto"/>
-              <w:jc w:val="left"/>
+              <w:jc w:val="both"/>
             </w:pPr>
             <w:r>
               <w:rPr>
@@ -6161,7 +5950,7 @@
           <w:p>
             <w:pPr>
               <w:spacing w:before="0" w:after="0" w:line="240" w:lineRule="auto"/>
-              <w:jc w:val="left"/>
+              <w:jc w:val="both"/>
             </w:pPr>
             <w:r>
               <w:rPr>
@@ -6189,7 +5978,7 @@
           <w:p>
             <w:pPr>
               <w:spacing w:before="0" w:after="0" w:line="240" w:lineRule="auto"/>
-              <w:jc w:val="left"/>
+              <w:jc w:val="both"/>
             </w:pPr>
             <w:r>
               <w:rPr>
@@ -6217,7 +6006,7 @@
           <w:p>
             <w:pPr>
               <w:spacing w:before="0" w:after="0" w:line="240" w:lineRule="auto"/>
-              <w:jc w:val="left"/>
+              <w:jc w:val="both"/>
             </w:pPr>
             <w:r>
               <w:rPr>
@@ -6247,7 +6036,7 @@
           <w:p>
             <w:pPr>
               <w:spacing w:before="0" w:after="0" w:line="240" w:lineRule="auto"/>
-              <w:jc w:val="left"/>
+              <w:jc w:val="both"/>
             </w:pPr>
             <w:r>
               <w:rPr>
@@ -6275,7 +6064,7 @@
           <w:p>
             <w:pPr>
               <w:spacing w:before="0" w:after="0" w:line="240" w:lineRule="auto"/>
-              <w:jc w:val="left"/>
+              <w:jc w:val="both"/>
             </w:pPr>
             <w:r>
               <w:rPr>
@@ -6303,7 +6092,7 @@
           <w:p>
             <w:pPr>
               <w:spacing w:before="0" w:after="0" w:line="240" w:lineRule="auto"/>
-              <w:jc w:val="left"/>
+              <w:jc w:val="both"/>
             </w:pPr>
             <w:r>
               <w:rPr>
@@ -6331,7 +6120,7 @@
           <w:p>
             <w:pPr>
               <w:spacing w:before="0" w:after="0" w:line="240" w:lineRule="auto"/>
-              <w:jc w:val="left"/>
+              <w:jc w:val="both"/>
             </w:pPr>
             <w:r>
               <w:rPr>
@@ -6361,7 +6150,7 @@
           <w:p>
             <w:pPr>
               <w:spacing w:before="0" w:after="0" w:line="240" w:lineRule="auto"/>
-              <w:jc w:val="left"/>
+              <w:jc w:val="both"/>
             </w:pPr>
             <w:r>
               <w:rPr>
@@ -6389,7 +6178,7 @@
           <w:p>
             <w:pPr>
               <w:spacing w:before="0" w:after="0" w:line="240" w:lineRule="auto"/>
-              <w:jc w:val="left"/>
+              <w:jc w:val="both"/>
             </w:pPr>
             <w:r>
               <w:rPr>
@@ -6417,7 +6206,7 @@
           <w:p>
             <w:pPr>
               <w:spacing w:before="0" w:after="0" w:line="240" w:lineRule="auto"/>
-              <w:jc w:val="left"/>
+              <w:jc w:val="both"/>
             </w:pPr>
             <w:r>
               <w:rPr>
@@ -6445,7 +6234,7 @@
           <w:p>
             <w:pPr>
               <w:spacing w:before="0" w:after="0" w:line="240" w:lineRule="auto"/>
-              <w:jc w:val="left"/>
+              <w:jc w:val="both"/>
             </w:pPr>
             <w:r>
               <w:rPr>
@@ -6475,7 +6264,7 @@
           <w:p>
             <w:pPr>
               <w:spacing w:before="0" w:after="0" w:line="240" w:lineRule="auto"/>
-              <w:jc w:val="left"/>
+              <w:jc w:val="both"/>
             </w:pPr>
             <w:r>
               <w:rPr>
@@ -6503,7 +6292,7 @@
           <w:p>
             <w:pPr>
               <w:spacing w:before="0" w:after="0" w:line="240" w:lineRule="auto"/>
-              <w:jc w:val="left"/>
+              <w:jc w:val="both"/>
             </w:pPr>
             <w:r>
               <w:rPr>
@@ -6531,7 +6320,7 @@
           <w:p>
             <w:pPr>
               <w:spacing w:before="0" w:after="0" w:line="240" w:lineRule="auto"/>
-              <w:jc w:val="left"/>
+              <w:jc w:val="both"/>
             </w:pPr>
             <w:r>
               <w:rPr>
@@ -6559,7 +6348,7 @@
           <w:p>
             <w:pPr>
               <w:spacing w:before="0" w:after="0" w:line="240" w:lineRule="auto"/>
-              <w:jc w:val="left"/>
+              <w:jc w:val="both"/>
             </w:pPr>
             <w:r>
               <w:rPr>
@@ -6589,7 +6378,7 @@
           <w:p>
             <w:pPr>
               <w:spacing w:before="0" w:after="0" w:line="240" w:lineRule="auto"/>
-              <w:jc w:val="left"/>
+              <w:jc w:val="both"/>
             </w:pPr>
             <w:r>
               <w:rPr>
@@ -6617,7 +6406,7 @@
           <w:p>
             <w:pPr>
               <w:spacing w:before="0" w:after="0" w:line="240" w:lineRule="auto"/>
-              <w:jc w:val="left"/>
+              <w:jc w:val="both"/>
             </w:pPr>
             <w:r>
               <w:rPr>
@@ -6645,7 +6434,7 @@
           <w:p>
             <w:pPr>
               <w:spacing w:before="0" w:after="0" w:line="240" w:lineRule="auto"/>
-              <w:jc w:val="left"/>
+              <w:jc w:val="both"/>
             </w:pPr>
             <w:r>
               <w:rPr>
@@ -6673,7 +6462,7 @@
           <w:p>
             <w:pPr>
               <w:spacing w:before="0" w:after="0" w:line="240" w:lineRule="auto"/>
-              <w:jc w:val="left"/>
+              <w:jc w:val="both"/>
             </w:pPr>
             <w:r>
               <w:rPr>
@@ -6703,7 +6492,7 @@
           <w:p>
             <w:pPr>
               <w:spacing w:before="0" w:after="0" w:line="240" w:lineRule="auto"/>
-              <w:jc w:val="left"/>
+              <w:jc w:val="both"/>
             </w:pPr>
             <w:r>
               <w:rPr>
@@ -6731,7 +6520,7 @@
           <w:p>
             <w:pPr>
               <w:spacing w:before="0" w:after="0" w:line="240" w:lineRule="auto"/>
-              <w:jc w:val="left"/>
+              <w:jc w:val="both"/>
             </w:pPr>
             <w:r>
               <w:rPr>
@@ -6759,7 +6548,7 @@
           <w:p>
             <w:pPr>
               <w:spacing w:before="0" w:after="0" w:line="240" w:lineRule="auto"/>
-              <w:jc w:val="left"/>
+              <w:jc w:val="both"/>
             </w:pPr>
             <w:r>
               <w:rPr>
@@ -6787,7 +6576,7 @@
           <w:p>
             <w:pPr>
               <w:spacing w:before="0" w:after="0" w:line="240" w:lineRule="auto"/>
-              <w:jc w:val="left"/>
+              <w:jc w:val="both"/>
             </w:pPr>
             <w:r>
               <w:rPr>
@@ -6817,7 +6606,7 @@
           <w:p>
             <w:pPr>
               <w:spacing w:before="0" w:after="0" w:line="240" w:lineRule="auto"/>
-              <w:jc w:val="left"/>
+              <w:jc w:val="both"/>
             </w:pPr>
             <w:r>
               <w:rPr>
@@ -6845,7 +6634,7 @@
           <w:p>
             <w:pPr>
               <w:spacing w:before="0" w:after="0" w:line="240" w:lineRule="auto"/>
-              <w:jc w:val="left"/>
+              <w:jc w:val="both"/>
             </w:pPr>
             <w:r>
               <w:rPr>
@@ -6873,7 +6662,7 @@
           <w:p>
             <w:pPr>
               <w:spacing w:before="0" w:after="0" w:line="240" w:lineRule="auto"/>
-              <w:jc w:val="left"/>
+              <w:jc w:val="both"/>
             </w:pPr>
             <w:r>
               <w:rPr>
@@ -6901,7 +6690,7 @@
           <w:p>
             <w:pPr>
               <w:spacing w:before="0" w:after="0" w:line="240" w:lineRule="auto"/>
-              <w:jc w:val="left"/>
+              <w:jc w:val="both"/>
             </w:pPr>
             <w:r>
               <w:rPr>
@@ -7478,12 +7267,6 @@
     </w:lvlOverride>
   </w:num>
   <w:num w:numId="906">
-    <w:abstractNumId w:val="900"/>
-    <w:lvlOverride w:ilvl="0">
-      <w:startOverride w:val="1"/>
-    </w:lvlOverride>
-  </w:num>
-  <w:num w:numId="907">
     <w:abstractNumId w:val="900"/>
     <w:lvlOverride w:ilvl="0">
       <w:startOverride w:val="1"/>
